--- a/fuentes/CFA5_228146_DU.docx
+++ b/fuentes/CFA5_228146_DU.docx
@@ -1,6 +1,6 @@
 
 <file path=word/document.xml><?xml version="1.0" encoding="utf-8"?>
-<w:document xmlns:wpc="http://schemas.microsoft.com/office/word/2010/wordprocessingCanvas" xmlns:cx="http://schemas.microsoft.com/office/drawing/2014/chartex" xmlns:cx1="http://schemas.microsoft.com/office/drawing/2015/9/8/chartex" xmlns:cx2="http://schemas.microsoft.com/office/drawing/2015/10/21/chartex" xmlns:cx3="http://schemas.microsoft.com/office/drawing/2016/5/9/chartex" xmlns:cx4="http://schemas.microsoft.com/office/drawing/2016/5/10/chartex" xmlns:cx5="http://schemas.microsoft.com/office/drawing/2016/5/11/chartex" xmlns:cx6="http://schemas.microsoft.com/office/drawing/2016/5/12/chartex" xmlns:cx7="http://schemas.microsoft.com/office/drawing/2016/5/13/chartex" xmlns:cx8="http://schemas.microsoft.com/office/drawing/2016/5/14/chartex" xmlns:mc="http://schemas.openxmlformats.org/markup-compatibility/2006" xmlns:aink="http://schemas.microsoft.com/office/drawing/2016/ink" xmlns:am3d="http://schemas.microsoft.com/office/drawing/2017/model3d" xmlns:o="urn:schemas-microsoft-com:office:office" xmlns:r="http://schemas.openxmlformats.org/officeDocument/2006/relationships" xmlns:m="http://schemas.openxmlformats.org/officeDocument/2006/math" xmlns:v="urn:schemas-microsoft-com:vml" xmlns:wp14="http://schemas.microsoft.com/office/word/2010/wordprocessingDrawing" xmlns:wp="http://schemas.openxmlformats.org/drawingml/2006/wordprocessingDrawing" xmlns:w10="urn:schemas-microsoft-com:office:word" xmlns:w="http://schemas.openxmlformats.org/wordprocessingml/2006/main" xmlns:w14="http://schemas.microsoft.com/office/word/2010/wordml" xmlns:w15="http://schemas.microsoft.com/office/word/2012/wordml" xmlns:w16cid="http://schemas.microsoft.com/office/word/2016/wordml/cid" xmlns:w16se="http://schemas.microsoft.com/office/word/2015/wordml/symex" xmlns:wpg="http://schemas.microsoft.com/office/word/2010/wordprocessingGroup" xmlns:wpi="http://schemas.microsoft.com/office/word/2010/wordprocessingInk" xmlns:wne="http://schemas.microsoft.com/office/word/2006/wordml" xmlns:wps="http://schemas.microsoft.com/office/word/2010/wordprocessingShape" mc:Ignorable="w14 w15 w16se w16cid wp14">
+<w:document xmlns:wpc="http://schemas.microsoft.com/office/word/2010/wordprocessingCanvas" xmlns:cx="http://schemas.microsoft.com/office/drawing/2014/chartex" xmlns:cx1="http://schemas.microsoft.com/office/drawing/2015/9/8/chartex" xmlns:cx2="http://schemas.microsoft.com/office/drawing/2015/10/21/chartex" xmlns:cx3="http://schemas.microsoft.com/office/drawing/2016/5/9/chartex" xmlns:cx4="http://schemas.microsoft.com/office/drawing/2016/5/10/chartex" xmlns:cx5="http://schemas.microsoft.com/office/drawing/2016/5/11/chartex" xmlns:cx6="http://schemas.microsoft.com/office/drawing/2016/5/12/chartex" xmlns:cx7="http://schemas.microsoft.com/office/drawing/2016/5/13/chartex" xmlns:cx8="http://schemas.microsoft.com/office/drawing/2016/5/14/chartex" xmlns:mc="http://schemas.openxmlformats.org/markup-compatibility/2006" xmlns:aink="http://schemas.microsoft.com/office/drawing/2016/ink" xmlns:am3d="http://schemas.microsoft.com/office/drawing/2017/model3d" xmlns:o="urn:schemas-microsoft-com:office:office" xmlns:r="http://schemas.openxmlformats.org/officeDocument/2006/relationships" xmlns:m="http://schemas.openxmlformats.org/officeDocument/2006/math" xmlns:v="urn:schemas-microsoft-com:vml" xmlns:wp14="http://schemas.microsoft.com/office/word/2010/wordprocessingDrawing" xmlns:wp="http://schemas.openxmlformats.org/drawingml/2006/wordprocessingDrawing" xmlns:w10="urn:schemas-microsoft-com:office:word" xmlns:w="http://schemas.openxmlformats.org/wordprocessingml/2006/main" xmlns:w14="http://schemas.microsoft.com/office/word/2010/wordml" xmlns:w15="http://schemas.microsoft.com/office/word/2012/wordml" xmlns:w16cex="http://schemas.microsoft.com/office/word/2018/wordml/cex" xmlns:w16cid="http://schemas.microsoft.com/office/word/2016/wordml/cid" xmlns:w16="http://schemas.microsoft.com/office/word/2018/wordml" xmlns:w16sdtdh="http://schemas.microsoft.com/office/word/2020/wordml/sdtdatahash" xmlns:w16se="http://schemas.microsoft.com/office/word/2015/wordml/symex" xmlns:wpg="http://schemas.microsoft.com/office/word/2010/wordprocessingGroup" xmlns:wpi="http://schemas.microsoft.com/office/word/2010/wordprocessingInk" xmlns:wne="http://schemas.microsoft.com/office/word/2006/wordml" xmlns:wps="http://schemas.microsoft.com/office/word/2010/wordprocessingShape" mc:Ignorable="w14 w15 w16se w16cid w16 w16cex w16sdtdh wp14">
   <w:body>
     <w:p>
       <w:r>
@@ -40,7 +40,7 @@
                     </pic:cNvPicPr>
                   </pic:nvPicPr>
                   <pic:blipFill>
-                    <a:blip r:embed="rId8">
+                    <a:blip r:embed="rId11">
                       <a:extLst>
                         <a:ext uri="{28A0092B-C50C-407E-A947-70E740481C1C}">
                           <a14:useLocalDpi xmlns:a14="http://schemas.microsoft.com/office/drawing/2010/main" val="0"/>
@@ -213,7 +213,7 @@
               </wp:anchor>
             </w:drawing>
           </mc:Choice>
-          <mc:Fallback xmlns:w16cex="http://schemas.microsoft.com/office/word/2018/wordml/cex" xmlns:w16="http://schemas.microsoft.com/office/word/2018/wordml" xmlns:w16sdtdh="http://schemas.microsoft.com/office/word/2020/wordml/sdtdatahash">
+          <mc:Fallback>
             <w:pict>
               <v:rect w14:anchorId="5C6229C9" id="Rectángulo 4" o:spid="_x0000_s1026" style="position:absolute;margin-left:-55.7pt;margin-top:29pt;width:613.85pt;height:204pt;z-index:-251659776;visibility:visible;mso-wrap-style:square;mso-width-percent:0;mso-height-percent:0;mso-wrap-distance-left:9pt;mso-wrap-distance-top:0;mso-wrap-distance-right:9pt;mso-wrap-distance-bottom:0;mso-position-horizontal:absolute;mso-position-horizontal-relative:text;mso-position-vertical:absolute;mso-position-vertical-relative:text;mso-width-percent:0;mso-height-percent:0;mso-width-relative:page;mso-height-relative:margin;v-text-anchor:middle" o:gfxdata="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" fillcolor="#00314d" stroked="f" strokeweight="1pt"/>
             </w:pict>
@@ -318,7 +318,7 @@
                 <v:stroke joinstyle="miter"/>
                 <v:path gradientshapeok="t" o:connecttype="rect"/>
               </v:shapetype>
-              <v:shape id="Cuadro de texto 2" o:spid="_x0000_s1026" type="#_x0000_t202" style="position:absolute;left:0;text-align:left;margin-left:-20.7pt;margin-top:22pt;width:488.95pt;height:146.25pt;z-index:251657728;visibility:visible;mso-wrap-style:square;mso-width-percent:0;mso-height-percent:0;mso-wrap-distance-left:9pt;mso-wrap-distance-top:3.6pt;mso-wrap-distance-right:9pt;mso-wrap-distance-bottom:3.6pt;mso-position-horizontal:absolute;mso-position-horizontal-relative:text;mso-position-vertical:absolute;mso-position-vertical-relative:text;mso-width-percent:0;mso-height-percent:0;mso-width-relative:margin;mso-height-relative:margin;v-text-anchor:top" o:gfxdata="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" filled="f" stroked="f">
+              <v:shape id="Cuadro de texto 2" o:spid="_x0000_s1026" type="#_x0000_t202" alt="&quot;&quot;" style="position:absolute;left:0;text-align:left;margin-left:-20.7pt;margin-top:22pt;width:488.95pt;height:146.25pt;z-index:251657728;visibility:visible;mso-wrap-style:square;mso-width-percent:0;mso-height-percent:0;mso-wrap-distance-left:9pt;mso-wrap-distance-top:3.6pt;mso-wrap-distance-right:9pt;mso-wrap-distance-bottom:3.6pt;mso-position-horizontal:absolute;mso-position-horizontal-relative:text;mso-position-vertical:absolute;mso-position-vertical-relative:text;mso-width-percent:0;mso-height-percent:0;mso-width-relative:margin;mso-height-relative:margin;v-text-anchor:top" o:gfxdata="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" filled="f" stroked="f">
                 <v:textbox>
                   <w:txbxContent>
                     <w:p>
@@ -758,7 +758,7 @@
             <w:noProof/>
             <w:webHidden/>
           </w:rPr>
-          <w:t>11</w:t>
+          <w:t>10</w:t>
         </w:r>
         <w:r>
           <w:rPr>
@@ -848,7 +848,7 @@
             <w:noProof/>
             <w:webHidden/>
           </w:rPr>
-          <w:t>15</w:t>
+          <w:t>14</w:t>
         </w:r>
         <w:r>
           <w:rPr>
@@ -938,7 +938,7 @@
             <w:noProof/>
             <w:webHidden/>
           </w:rPr>
-          <w:t>23</w:t>
+          <w:t>22</w:t>
         </w:r>
         <w:r>
           <w:rPr>
@@ -1028,7 +1028,7 @@
             <w:noProof/>
             <w:webHidden/>
           </w:rPr>
-          <w:t>29</w:t>
+          <w:t>28</w:t>
         </w:r>
         <w:r>
           <w:rPr>
@@ -1118,7 +1118,7 @@
             <w:noProof/>
             <w:webHidden/>
           </w:rPr>
-          <w:t>32</w:t>
+          <w:t>31</w:t>
         </w:r>
         <w:r>
           <w:rPr>
@@ -1208,7 +1208,7 @@
             <w:noProof/>
             <w:webHidden/>
           </w:rPr>
-          <w:t>37</w:t>
+          <w:t>36</w:t>
         </w:r>
         <w:r>
           <w:rPr>
@@ -1298,7 +1298,7 @@
             <w:noProof/>
             <w:webHidden/>
           </w:rPr>
-          <w:t>41</w:t>
+          <w:t>40</w:t>
         </w:r>
         <w:r>
           <w:rPr>
@@ -1388,7 +1388,7 @@
             <w:noProof/>
             <w:webHidden/>
           </w:rPr>
-          <w:t>46</w:t>
+          <w:t>44</w:t>
         </w:r>
         <w:r>
           <w:rPr>
@@ -1478,7 +1478,7 @@
             <w:noProof/>
             <w:webHidden/>
           </w:rPr>
-          <w:t>54</w:t>
+          <w:t>53</w:t>
         </w:r>
         <w:r>
           <w:rPr>
@@ -1568,7 +1568,7 @@
             <w:noProof/>
             <w:webHidden/>
           </w:rPr>
-          <w:t>55</w:t>
+          <w:t>54</w:t>
         </w:r>
         <w:r>
           <w:rPr>
@@ -1658,7 +1658,7 @@
             <w:noProof/>
             <w:webHidden/>
           </w:rPr>
-          <w:t>58</w:t>
+          <w:t>57</w:t>
         </w:r>
         <w:r>
           <w:rPr>
@@ -1748,7 +1748,7 @@
             <w:noProof/>
             <w:webHidden/>
           </w:rPr>
-          <w:t>59</w:t>
+          <w:t>58</w:t>
         </w:r>
         <w:r>
           <w:rPr>
@@ -1838,7 +1838,7 @@
             <w:noProof/>
             <w:webHidden/>
           </w:rPr>
-          <w:t>62</w:t>
+          <w:t>61</w:t>
         </w:r>
         <w:r>
           <w:rPr>
@@ -1928,7 +1928,7 @@
             <w:noProof/>
             <w:webHidden/>
           </w:rPr>
-          <w:t>65</w:t>
+          <w:t>64</w:t>
         </w:r>
         <w:r>
           <w:rPr>
@@ -2018,7 +2018,7 @@
             <w:noProof/>
             <w:webHidden/>
           </w:rPr>
-          <w:t>69</w:t>
+          <w:t>68</w:t>
         </w:r>
         <w:r>
           <w:rPr>
@@ -2108,7 +2108,7 @@
             <w:noProof/>
             <w:webHidden/>
           </w:rPr>
-          <w:t>69</w:t>
+          <w:t>68</w:t>
         </w:r>
         <w:r>
           <w:rPr>
@@ -2198,7 +2198,7 @@
             <w:noProof/>
             <w:webHidden/>
           </w:rPr>
-          <w:t>75</w:t>
+          <w:t>74</w:t>
         </w:r>
         <w:r>
           <w:rPr>
@@ -2288,7 +2288,7 @@
             <w:noProof/>
             <w:webHidden/>
           </w:rPr>
-          <w:t>76</w:t>
+          <w:t>75</w:t>
         </w:r>
         <w:r>
           <w:rPr>
@@ -2378,7 +2378,7 @@
             <w:noProof/>
             <w:webHidden/>
           </w:rPr>
-          <w:t>78</w:t>
+          <w:t>77</w:t>
         </w:r>
         <w:r>
           <w:rPr>
@@ -2468,7 +2468,7 @@
             <w:noProof/>
             <w:webHidden/>
           </w:rPr>
-          <w:t>82</w:t>
+          <w:t>81</w:t>
         </w:r>
         <w:r>
           <w:rPr>
@@ -2558,7 +2558,7 @@
             <w:noProof/>
             <w:webHidden/>
           </w:rPr>
-          <w:t>82</w:t>
+          <w:t>81</w:t>
         </w:r>
         <w:r>
           <w:rPr>
@@ -2648,7 +2648,7 @@
             <w:noProof/>
             <w:webHidden/>
           </w:rPr>
-          <w:t>85</w:t>
+          <w:t>84</w:t>
         </w:r>
         <w:r>
           <w:rPr>
@@ -2738,7 +2738,7 @@
             <w:noProof/>
             <w:webHidden/>
           </w:rPr>
-          <w:t>86</w:t>
+          <w:t>85</w:t>
         </w:r>
         <w:r>
           <w:rPr>
@@ -2828,7 +2828,7 @@
             <w:noProof/>
             <w:webHidden/>
           </w:rPr>
-          <w:t>89</w:t>
+          <w:t>88</w:t>
         </w:r>
         <w:r>
           <w:rPr>
@@ -2918,7 +2918,7 @@
             <w:noProof/>
             <w:webHidden/>
           </w:rPr>
-          <w:t>90</w:t>
+          <w:t>89</w:t>
         </w:r>
         <w:r>
           <w:rPr>
@@ -2990,7 +2990,7 @@
             <w:noProof/>
             <w:webHidden/>
           </w:rPr>
-          <w:t>93</w:t>
+          <w:t>92</w:t>
         </w:r>
         <w:r>
           <w:rPr>
@@ -3062,7 +3062,7 @@
             <w:noProof/>
             <w:webHidden/>
           </w:rPr>
-          <w:t>95</w:t>
+          <w:t>94</w:t>
         </w:r>
         <w:r>
           <w:rPr>
@@ -3135,7 +3135,7 @@
             <w:noProof/>
             <w:webHidden/>
           </w:rPr>
-          <w:t>97</w:t>
+          <w:t>96</w:t>
         </w:r>
         <w:r>
           <w:rPr>
@@ -3207,7 +3207,7 @@
             <w:noProof/>
             <w:webHidden/>
           </w:rPr>
-          <w:t>98</w:t>
+          <w:t>97</w:t>
         </w:r>
         <w:r>
           <w:rPr>
@@ -3721,15 +3721,23 @@
       <w:r>
         <w:t>Relación entre lógica, algoritmia y bases de datos</w:t>
       </w:r>
+    </w:p>
+    <w:p>
+      <w:pPr>
+        <w:rPr>
+          <w:lang w:eastAsia="es-CO"/>
+        </w:rPr>
+      </w:pPr>
       <w:r>
         <w:rPr>
           <w:noProof/>
+          <w:lang w:eastAsia="es-CO"/>
         </w:rPr>
         <w:drawing>
-          <wp:inline distT="0" distB="0" distL="0" distR="0" wp14:anchorId="13D98F89" wp14:editId="02F8BD76">
-            <wp:extent cx="5554621" cy="6523957"/>
-            <wp:effectExtent l="0" t="0" r="8255" b="0"/>
-            <wp:docPr id="7" name="Imagen 7" descr="Figura 1 que presenta un esquema comparativo de los niveles de diseño de datos, mostrando la evolución desde un modelo conceptual hasta un modelo lógico y físico, a partir de diversas entidades, así como sus relaciones y estructura progresiva para el análisis de información."/>
+          <wp:inline distT="0" distB="0" distL="0" distR="0" wp14:anchorId="5579EEE6" wp14:editId="721BF7CB">
+            <wp:extent cx="5867400" cy="5723833"/>
+            <wp:effectExtent l="0" t="0" r="0" b="0"/>
+            <wp:docPr id="23" name="Gráfico 23" descr="Figura 1 que presenta un esquema comparativo de los niveles de diseño de datos, mostrando la evolución desde un modelo conceptual hasta un modelo lógico y físico, a partir de diversas entidades, así como sus relaciones y estructura progresiva para el análisis de información."/>
             <wp:cNvGraphicFramePr>
               <a:graphicFrameLocks xmlns:a="http://schemas.openxmlformats.org/drawingml/2006/main" noChangeAspect="1"/>
             </wp:cNvGraphicFramePr>
@@ -3737,33 +3745,29 @@
               <a:graphicData uri="http://schemas.openxmlformats.org/drawingml/2006/picture">
                 <pic:pic xmlns:pic="http://schemas.openxmlformats.org/drawingml/2006/picture">
                   <pic:nvPicPr>
-                    <pic:cNvPr id="0" name="Picture 2"/>
-                    <pic:cNvPicPr>
-                      <a:picLocks noChangeAspect="1" noChangeArrowheads="1"/>
-                    </pic:cNvPicPr>
+                    <pic:cNvPr id="23" name="Gráfico 23" descr="Figura 1 que presenta un esquema comparativo de los niveles de diseño de datos, mostrando la evolución desde un modelo conceptual hasta un modelo lógico y físico, a partir de diversas entidades, así como sus relaciones y estructura progresiva para el análisis de información."/>
+                    <pic:cNvPicPr/>
                   </pic:nvPicPr>
                   <pic:blipFill>
-                    <a:blip r:embed="rId9">
+                    <a:blip r:embed="rId12">
                       <a:extLst>
-                        <a:ext uri="{28A0092B-C50C-407E-A947-70E740481C1C}">
-                          <a14:useLocalDpi xmlns:a14="http://schemas.microsoft.com/office/drawing/2010/main" val="0"/>
+                        <a:ext uri="{96DAC541-7B7A-43D3-8B79-37D633B846F1}">
+                          <asvg:svgBlip xmlns:asvg="http://schemas.microsoft.com/office/drawing/2016/SVG/main" r:embed="rId13"/>
                         </a:ext>
                       </a:extLst>
                     </a:blip>
-                    <a:srcRect/>
                     <a:stretch>
                       <a:fillRect/>
                     </a:stretch>
                   </pic:blipFill>
-                  <pic:spPr bwMode="auto">
+                  <pic:spPr>
                     <a:xfrm>
                       <a:off x="0" y="0"/>
-                      <a:ext cx="5563115" cy="6533933"/>
+                      <a:ext cx="5873705" cy="5729984"/>
                     </a:xfrm>
                     <a:prstGeom prst="rect">
                       <a:avLst/>
                     </a:prstGeom>
-                    <a:noFill/>
                   </pic:spPr>
                 </pic:pic>
               </a:graphicData>
@@ -3771,6 +3775,15 @@
           </wp:inline>
         </w:drawing>
       </w:r>
+    </w:p>
+    <w:p>
+      <w:pPr>
+        <w:pStyle w:val="Figura"/>
+        <w:numPr>
+          <w:ilvl w:val="0"/>
+          <w:numId w:val="0"/>
+        </w:numPr>
+      </w:pPr>
     </w:p>
     <w:p>
       <w:pPr>
@@ -4705,7 +4718,7 @@
                     </pic:cNvPicPr>
                   </pic:nvPicPr>
                   <pic:blipFill>
-                    <a:blip r:embed="rId10">
+                    <a:blip r:embed="rId14">
                       <a:extLst>
                         <a:ext uri="{28A0092B-C50C-407E-A947-70E740481C1C}">
                           <a14:useLocalDpi xmlns:a14="http://schemas.microsoft.com/office/drawing/2010/main" val="0"/>
@@ -5496,6 +5509,12 @@
         </w:rPr>
         <w:t>Nombre: Juan</w:t>
       </w:r>
+      <w:r>
+        <w:rPr>
+          <w:lang w:eastAsia="es-CO"/>
+        </w:rPr>
+        <w:t xml:space="preserve"> </w:t>
+      </w:r>
     </w:p>
     <w:p>
       <w:pPr>
@@ -5508,6 +5527,12 @@
           <w:lang w:eastAsia="es-CO"/>
         </w:rPr>
         <w:t>Edad: 20</w:t>
+      </w:r>
+      <w:r>
+        <w:rPr>
+          <w:lang w:eastAsia="es-CO"/>
+        </w:rPr>
+        <w:t xml:space="preserve"> </w:t>
       </w:r>
     </w:p>
     <w:p>
@@ -5555,56 +5580,64 @@
         <w:rPr>
           <w:lang w:eastAsia="es-CO"/>
         </w:rPr>
-        <w:tab/>
+        <w:t>: 1</w:t>
+      </w:r>
+    </w:p>
+    <w:p>
+      <w:pPr>
+        <w:rPr>
+          <w:lang w:eastAsia="es-CO"/>
+        </w:rPr>
+      </w:pPr>
+      <w:r>
+        <w:rPr>
+          <w:lang w:eastAsia="es-CO"/>
+        </w:rPr>
         <w:t>Nombre</w:t>
       </w:r>
       <w:r>
         <w:rPr>
           <w:lang w:eastAsia="es-CO"/>
         </w:rPr>
-        <w:tab/>
+        <w:t>: Juan</w:t>
+      </w:r>
+    </w:p>
+    <w:p>
+      <w:pPr>
+        <w:rPr>
+          <w:lang w:eastAsia="es-CO"/>
+        </w:rPr>
+      </w:pPr>
+      <w:r>
+        <w:rPr>
+          <w:lang w:eastAsia="es-CO"/>
+        </w:rPr>
         <w:t>Edad</w:t>
       </w:r>
       <w:r>
         <w:rPr>
           <w:lang w:eastAsia="es-CO"/>
         </w:rPr>
-        <w:tab/>
+        <w:t>: 20</w:t>
+      </w:r>
+    </w:p>
+    <w:p>
+      <w:pPr>
+        <w:rPr>
+          <w:lang w:eastAsia="es-CO"/>
+        </w:rPr>
+      </w:pPr>
+      <w:r>
+        <w:rPr>
+          <w:lang w:eastAsia="es-CO"/>
+        </w:rPr>
         <w:t>Curso</w:t>
       </w:r>
-    </w:p>
-    <w:p>
-      <w:pPr>
-        <w:rPr>
-          <w:lang w:eastAsia="es-CO"/>
-        </w:rPr>
-      </w:pPr>
-      <w:r>
-        <w:rPr>
-          <w:lang w:eastAsia="es-CO"/>
-        </w:rPr>
-        <w:t>1</w:t>
-      </w:r>
-      <w:r>
-        <w:rPr>
-          <w:lang w:eastAsia="es-CO"/>
-        </w:rPr>
-        <w:tab/>
-        <w:t>Juan</w:t>
-      </w:r>
-      <w:r>
-        <w:rPr>
-          <w:lang w:eastAsia="es-CO"/>
-        </w:rPr>
-        <w:tab/>
-        <w:t>20</w:t>
-      </w:r>
-      <w:r>
-        <w:rPr>
-          <w:lang w:eastAsia="es-CO"/>
-        </w:rPr>
-        <w:tab/>
-        <w:t>Programación</w:t>
+      <w:r>
+        <w:rPr>
+          <w:lang w:eastAsia="es-CO"/>
+        </w:rPr>
+        <w:t>: Programación</w:t>
       </w:r>
     </w:p>
     <w:p>
@@ -5800,14 +5833,14 @@
         <w:rPr>
           <w:lang w:eastAsia="es-CO"/>
         </w:rPr>
-        <w:t xml:space="preserve">La clasificación de las bases de datos responde a la necesidad de organizar, almacenar y gestionar la información de acuerdo con diferentes modelos, arquitecturas y requerimientos tecnológicos. A medida que evolucionan los sistemas de información, han surgido distintos tipos de bases de datos que permiten adaptarse a escenarios </w:t>
+        <w:t xml:space="preserve">La clasificación de las bases de datos responde a la necesidad de organizar, almacenar y gestionar la información de acuerdo con diferentes modelos, arquitecturas y requerimientos tecnológicos. A medida que evolucionan los sistemas de información, </w:t>
       </w:r>
       <w:r>
         <w:rPr>
           <w:lang w:eastAsia="es-CO"/>
         </w:rPr>
         <w:lastRenderedPageBreak/>
-        <w:t>específicos, como grandes volúmenes de datos, alta velocidad de procesamiento o flexibilidad en la estructura de la información.</w:t>
+        <w:t>han surgido distintos tipos de bases de datos que permiten adaptarse a escenarios específicos, como grandes volúmenes de datos, alta velocidad de procesamiento o flexibilidad en la estructura de la información.</w:t>
       </w:r>
     </w:p>
     <w:p>
@@ -5863,13 +5896,6 @@
         </w:rPr>
         <w:t>Aunque el enfoque principal se centra en los cuatro tipos mencionados, resulta fundamental comprender su clasificación general, teniendo en cuenta que estas denominaciones se mantienen en inglés por tratarse de términos técnicos estandarizados:</w:t>
       </w:r>
-    </w:p>
-    <w:p>
-      <w:pPr>
-        <w:rPr>
-          <w:lang w:eastAsia="es-CO"/>
-        </w:rPr>
-      </w:pPr>
     </w:p>
     <w:p>
       <w:pPr>
@@ -5909,7 +5935,7 @@
                     </pic:cNvPicPr>
                   </pic:nvPicPr>
                   <pic:blipFill>
-                    <a:blip r:embed="rId11">
+                    <a:blip r:embed="rId15">
                       <a:extLst>
                         <a:ext uri="{28A0092B-C50C-407E-A947-70E740481C1C}">
                           <a14:useLocalDpi xmlns:a14="http://schemas.microsoft.com/office/drawing/2010/main" val="0"/>
@@ -7769,7 +7795,19 @@
         <w:rPr>
           <w:lang w:eastAsia="es-CO"/>
         </w:rPr>
-        <w:t xml:space="preserve">Cada tipo de base de datos —relacional, NoSQL, in </w:t>
+        <w:t>Cada tipo de base de datos —</w:t>
+      </w:r>
+      <w:r>
+        <w:rPr>
+          <w:lang w:eastAsia="es-CO"/>
+        </w:rPr>
+        <w:t xml:space="preserve"> </w:t>
+      </w:r>
+      <w:r>
+        <w:rPr>
+          <w:lang w:eastAsia="es-CO"/>
+        </w:rPr>
+        <w:t xml:space="preserve">relacional, NoSQL, in </w:t>
       </w:r>
       <w:proofErr w:type="spellStart"/>
       <w:r>
@@ -7793,6 +7831,12 @@
         <w:t>NewSQL</w:t>
       </w:r>
       <w:proofErr w:type="spellEnd"/>
+      <w:r>
+        <w:rPr>
+          <w:lang w:eastAsia="es-CO"/>
+        </w:rPr>
+        <w:t xml:space="preserve"> </w:t>
+      </w:r>
       <w:r>
         <w:rPr>
           <w:lang w:eastAsia="es-CO"/>
@@ -7894,8 +7938,6 @@
           <w:lang w:eastAsia="es-CO"/>
         </w:rPr>
       </w:pPr>
-      <w:bookmarkStart w:id="6" w:name="_GoBack"/>
-      <w:bookmarkEnd w:id="6"/>
     </w:p>
     <w:p>
       <w:pPr>
@@ -8358,27 +8400,6 @@
     </w:p>
     <w:p>
       <w:pPr>
-        <w:rPr>
-          <w:lang w:eastAsia="es-CO"/>
-        </w:rPr>
-      </w:pPr>
-    </w:p>
-    <w:p>
-      <w:pPr>
-        <w:rPr>
-          <w:lang w:eastAsia="es-CO"/>
-        </w:rPr>
-      </w:pPr>
-    </w:p>
-    <w:p>
-      <w:pPr>
-        <w:rPr>
-          <w:lang w:eastAsia="es-CO"/>
-        </w:rPr>
-      </w:pPr>
-    </w:p>
-    <w:p>
-      <w:pPr>
         <w:pStyle w:val="Prrafodelista"/>
         <w:numPr>
           <w:ilvl w:val="0"/>
@@ -8394,21 +8415,27 @@
           <w:b/>
           <w:lang w:eastAsia="es-CO"/>
         </w:rPr>
+        <w:t>Criterios para seleccionar un tipo de base de datos</w:t>
+      </w:r>
+    </w:p>
+    <w:p>
+      <w:pPr>
+        <w:rPr>
+          <w:lang w:eastAsia="es-CO"/>
+        </w:rPr>
+      </w:pPr>
+      <w:r>
+        <w:rPr>
+          <w:lang w:eastAsia="es-CO"/>
+        </w:rPr>
+        <w:t xml:space="preserve">La elección del tipo de base de datos depende de múltiples factores, entre los que se destacan el volumen de datos, la velocidad de procesamiento requerida, el nivel de consistencia necesario, la estructura de la información y la capacidad de </w:t>
+      </w:r>
+      <w:r>
+        <w:rPr>
+          <w:lang w:eastAsia="es-CO"/>
+        </w:rPr>
         <w:lastRenderedPageBreak/>
-        <w:t>Criterios para seleccionar un tipo de base de datos</w:t>
-      </w:r>
-    </w:p>
-    <w:p>
-      <w:pPr>
-        <w:rPr>
-          <w:lang w:eastAsia="es-CO"/>
-        </w:rPr>
-      </w:pPr>
-      <w:r>
-        <w:rPr>
-          <w:lang w:eastAsia="es-CO"/>
-        </w:rPr>
-        <w:t>La elección del tipo de base de datos depende de múltiples factores, entre los que se destacan el volumen de datos, la velocidad de procesamiento requerida, el nivel de consistencia necesario, la estructura de la información y la capacidad de escalabilidad del sistema. En sistemas tradicionales, donde la precisión y la integridad son prioritarias, las bases de datos relacionales suelen ser la mejor opción. En entornos donde se manejan grandes volúmenes de datos y se requiere flexibilidad, las bases de datos NoSQL resultan más adecuadas. Para aplicaciones en tiempo real, las bases de datos In-</w:t>
+        <w:t>escalabilidad del sistema. En sistemas tradicionales, donde la precisión y la integridad son prioritarias, las bases de datos relacionales suelen ser la mejor opción. En entornos donde se manejan grandes volúmenes de datos y se requiere flexibilidad, las bases de datos NoSQL resultan más adecuadas. Para aplicaciones en tiempo real, las bases de datos In-</w:t>
       </w:r>
       <w:proofErr w:type="spellStart"/>
       <w:r>
@@ -8441,29 +8468,17 @@
     </w:p>
     <w:p>
       <w:pPr>
-        <w:spacing w:before="0" w:after="0" w:line="240" w:lineRule="auto"/>
-        <w:ind w:firstLine="0"/>
-        <w:rPr>
-          <w:lang w:eastAsia="es-CO"/>
-        </w:rPr>
-      </w:pPr>
-      <w:r>
-        <w:rPr>
-          <w:lang w:eastAsia="es-CO"/>
-        </w:rPr>
+        <w:pStyle w:val="Ttulo1"/>
+      </w:pPr>
+      <w:r>
         <w:br w:type="page"/>
       </w:r>
-    </w:p>
-    <w:p>
-      <w:pPr>
-        <w:pStyle w:val="Ttulo1"/>
-      </w:pPr>
-      <w:bookmarkStart w:id="7" w:name="_Toc228874073"/>
+      <w:bookmarkStart w:id="6" w:name="_Toc228874073"/>
       <w:r>
         <w:lastRenderedPageBreak/>
         <w:t>Fundamentos de bases de datos relacionales</w:t>
       </w:r>
-      <w:bookmarkEnd w:id="7"/>
+      <w:bookmarkEnd w:id="6"/>
     </w:p>
     <w:p>
       <w:pPr>
@@ -8737,7 +8752,7 @@
                     </pic:cNvPicPr>
                   </pic:nvPicPr>
                   <pic:blipFill>
-                    <a:blip r:embed="rId12">
+                    <a:blip r:embed="rId16">
                       <a:extLst>
                         <a:ext uri="{28A0092B-C50C-407E-A947-70E740481C1C}">
                           <a14:useLocalDpi xmlns:a14="http://schemas.microsoft.com/office/drawing/2010/main" val="0"/>
@@ -9317,18 +9332,18 @@
           <w:lang w:eastAsia="es-CO"/>
         </w:rPr>
       </w:pPr>
-      <w:bookmarkStart w:id="8" w:name="_Toc228874074"/>
+      <w:bookmarkStart w:id="7" w:name="_Toc228874074"/>
+      <w:bookmarkEnd w:id="7"/>
+    </w:p>
+    <w:p>
+      <w:pPr>
+        <w:pStyle w:val="Ttulo2"/>
+      </w:pPr>
+      <w:bookmarkStart w:id="8" w:name="_Toc228874075"/>
+      <w:r>
+        <w:t>Teoría de bases de datos relacionales</w:t>
+      </w:r>
       <w:bookmarkEnd w:id="8"/>
-    </w:p>
-    <w:p>
-      <w:pPr>
-        <w:pStyle w:val="Ttulo2"/>
-      </w:pPr>
-      <w:bookmarkStart w:id="9" w:name="_Toc228874075"/>
-      <w:r>
-        <w:t>Teoría de bases de datos relacionales</w:t>
-      </w:r>
-      <w:bookmarkEnd w:id="9"/>
     </w:p>
     <w:p>
       <w:pPr>
@@ -9650,7 +9665,7 @@
                     </pic:cNvPicPr>
                   </pic:nvPicPr>
                   <pic:blipFill>
-                    <a:blip r:embed="rId13">
+                    <a:blip r:embed="rId17">
                       <a:extLst>
                         <a:ext uri="{28A0092B-C50C-407E-A947-70E740481C1C}">
                           <a14:useLocalDpi xmlns:a14="http://schemas.microsoft.com/office/drawing/2010/main" val="0"/>
@@ -10300,11 +10315,11 @@
       <w:pPr>
         <w:pStyle w:val="Ttulo2"/>
       </w:pPr>
-      <w:bookmarkStart w:id="10" w:name="_Toc228874076"/>
+      <w:bookmarkStart w:id="9" w:name="_Toc228874076"/>
       <w:r>
         <w:t>Componentes de una base de datos</w:t>
       </w:r>
-      <w:bookmarkEnd w:id="10"/>
+      <w:bookmarkEnd w:id="9"/>
     </w:p>
     <w:p>
       <w:pPr>
@@ -10934,11 +10949,11 @@
       <w:pPr>
         <w:pStyle w:val="Ttulo2"/>
       </w:pPr>
-      <w:bookmarkStart w:id="11" w:name="_Toc228874077"/>
+      <w:bookmarkStart w:id="10" w:name="_Toc228874077"/>
       <w:r>
         <w:t>Sistema gestor de bases de datos</w:t>
       </w:r>
-      <w:bookmarkEnd w:id="11"/>
+      <w:bookmarkEnd w:id="10"/>
     </w:p>
     <w:p>
       <w:pPr>
@@ -11274,7 +11289,25 @@
         <w:rPr>
           <w:lang w:eastAsia="es-CO"/>
         </w:rPr>
-        <w:t>La siguiente imagen explica cómo está estructurada la arquitectura de un DBMS</w:t>
+        <w:t xml:space="preserve">La siguiente </w:t>
+      </w:r>
+      <w:r>
+        <w:rPr>
+          <w:lang w:eastAsia="es-CO"/>
+        </w:rPr>
+        <w:t>figura</w:t>
+      </w:r>
+      <w:r>
+        <w:rPr>
+          <w:lang w:eastAsia="es-CO"/>
+        </w:rPr>
+        <w:t xml:space="preserve"> explica cómo está estructurada la arquitectura de un DBMS</w:t>
+      </w:r>
+      <w:r>
+        <w:rPr>
+          <w:lang w:eastAsia="es-CO"/>
+        </w:rPr>
+        <w:t>.</w:t>
       </w:r>
     </w:p>
     <w:p>
@@ -11315,7 +11348,7 @@
                     </pic:cNvPicPr>
                   </pic:nvPicPr>
                   <pic:blipFill>
-                    <a:blip r:embed="rId14">
+                    <a:blip r:embed="rId18">
                       <a:extLst>
                         <a:ext uri="{28A0092B-C50C-407E-A947-70E740481C1C}">
                           <a14:useLocalDpi xmlns:a14="http://schemas.microsoft.com/office/drawing/2010/main" val="0"/>
@@ -11921,7 +11954,6 @@
     </w:p>
     <w:p>
       <w:pPr>
-        <w:ind w:firstLine="0"/>
         <w:rPr>
           <w:lang w:eastAsia="es-CO"/>
         </w:rPr>
@@ -11932,10 +11964,10 @@
           <w:lang w:eastAsia="es-CO"/>
         </w:rPr>
         <w:drawing>
-          <wp:inline distT="0" distB="0" distL="0" distR="0" wp14:anchorId="3E622B58" wp14:editId="14913AF1">
-            <wp:extent cx="6010395" cy="6752856"/>
+          <wp:inline distT="0" distB="0" distL="0" distR="0" wp14:anchorId="5292E7A5" wp14:editId="011B3C08">
+            <wp:extent cx="5756564" cy="5372100"/>
             <wp:effectExtent l="0" t="0" r="0" b="0"/>
-            <wp:docPr id="13" name="Imagen 13" descr="Figura 7 que muestra un diagrama de flujo del proceso de interacción entre el usuario, el sistema y la base de datos, describiendo las etapas de inicio de sesión, validación de credenciales, recuperación de contraseña y ejecución de operaciones como consulta y pago, hasta la confirmación y finalización del proceso."/>
+            <wp:docPr id="21" name="Gráfico 21" descr="Figura 7 que muestra un diagrama de flujo del proceso de interacción entre el usuario, el sistema y la base de datos, describiendo las etapas de inicio de sesión, validación de credenciales, recuperación de contraseña y ejecución de operaciones como consulta y pago, hasta la confirmación y finalización del proceso."/>
             <wp:cNvGraphicFramePr>
               <a:graphicFrameLocks xmlns:a="http://schemas.openxmlformats.org/drawingml/2006/main" noChangeAspect="1"/>
             </wp:cNvGraphicFramePr>
@@ -11943,13 +11975,488 @@
               <a:graphicData uri="http://schemas.openxmlformats.org/drawingml/2006/picture">
                 <pic:pic xmlns:pic="http://schemas.openxmlformats.org/drawingml/2006/picture">
                   <pic:nvPicPr>
-                    <pic:cNvPr id="0" name="Picture 8"/>
+                    <pic:cNvPr id="21" name="Gráfico 21" descr="Figura 7 que muestra un diagrama de flujo del proceso de interacción entre el usuario, el sistema y la base de datos, describiendo las etapas de inicio de sesión, validación de credenciales, recuperación de contraseña y ejecución de operaciones como consulta y pago, hasta la confirmación y finalización del proceso."/>
+                    <pic:cNvPicPr/>
+                  </pic:nvPicPr>
+                  <pic:blipFill>
+                    <a:blip r:embed="rId19">
+                      <a:extLst>
+                        <a:ext uri="{96DAC541-7B7A-43D3-8B79-37D633B846F1}">
+                          <asvg:svgBlip xmlns:asvg="http://schemas.microsoft.com/office/drawing/2016/SVG/main" r:embed="rId20"/>
+                        </a:ext>
+                      </a:extLst>
+                    </a:blip>
+                    <a:stretch>
+                      <a:fillRect/>
+                    </a:stretch>
+                  </pic:blipFill>
+                  <pic:spPr>
+                    <a:xfrm>
+                      <a:off x="0" y="0"/>
+                      <a:ext cx="5758716" cy="5374108"/>
+                    </a:xfrm>
+                    <a:prstGeom prst="rect">
+                      <a:avLst/>
+                    </a:prstGeom>
+                  </pic:spPr>
+                </pic:pic>
+              </a:graphicData>
+            </a:graphic>
+          </wp:inline>
+        </w:drawing>
+      </w:r>
+    </w:p>
+    <w:p>
+      <w:pPr>
+        <w:ind w:firstLine="0"/>
+        <w:rPr>
+          <w:lang w:eastAsia="es-CO"/>
+        </w:rPr>
+      </w:pPr>
+    </w:p>
+    <w:p>
+      <w:pPr>
+        <w:pStyle w:val="Ttulo2"/>
+      </w:pPr>
+      <w:bookmarkStart w:id="11" w:name="_Toc228874078"/>
+      <w:r>
+        <w:t>Modelos de diseño de bases de datos</w:t>
+      </w:r>
+      <w:bookmarkEnd w:id="11"/>
+    </w:p>
+    <w:p>
+      <w:pPr>
+        <w:rPr>
+          <w:lang w:eastAsia="es-CO"/>
+        </w:rPr>
+      </w:pPr>
+      <w:r>
+        <w:rPr>
+          <w:lang w:eastAsia="es-CO"/>
+        </w:rPr>
+        <w:t xml:space="preserve">El diseño de bases de datos es un proceso fundamental dentro del desarrollo de sistemas de información, ya que permite estructurar, organizar y representar los datos de manera eficiente antes de su implementación. Para lograrlo, se emplean distintos </w:t>
+      </w:r>
+      <w:r>
+        <w:rPr>
+          <w:lang w:eastAsia="es-CO"/>
+        </w:rPr>
+        <w:lastRenderedPageBreak/>
+        <w:t>modelos de diseño que permiten abstraer la realidad en diferentes niveles de detalle, facilitando la comprensión, análisis y construcción de la base de datos.</w:t>
+      </w:r>
+    </w:p>
+    <w:p>
+      <w:pPr>
+        <w:rPr>
+          <w:lang w:eastAsia="es-CO"/>
+        </w:rPr>
+      </w:pPr>
+      <w:r>
+        <w:rPr>
+          <w:lang w:eastAsia="es-CO"/>
+        </w:rPr>
+        <w:t>Estos modelos se clasifican en tres niveles principales: conceptual, lógico y físico. Cada uno cumple una función específica dentro del proceso de diseño, permitiendo pasar de una visión general del problema a una implementación técnica concreta.</w:t>
+      </w:r>
+    </w:p>
+    <w:p>
+      <w:pPr>
+        <w:rPr>
+          <w:lang w:eastAsia="es-CO"/>
+        </w:rPr>
+      </w:pPr>
+      <w:r>
+        <w:rPr>
+          <w:lang w:eastAsia="es-CO"/>
+        </w:rPr>
+        <w:t>El uso de modelos de diseño permite:</w:t>
+      </w:r>
+    </w:p>
+    <w:p>
+      <w:pPr>
+        <w:pStyle w:val="Prrafodelista"/>
+        <w:numPr>
+          <w:ilvl w:val="0"/>
+          <w:numId w:val="29"/>
+        </w:numPr>
+        <w:rPr>
+          <w:lang w:eastAsia="es-CO"/>
+        </w:rPr>
+      </w:pPr>
+      <w:r>
+        <w:rPr>
+          <w:lang w:eastAsia="es-CO"/>
+        </w:rPr>
+        <w:t>Comprender la estructura de los datos antes de implementarlos.</w:t>
+      </w:r>
+    </w:p>
+    <w:p>
+      <w:pPr>
+        <w:pStyle w:val="Prrafodelista"/>
+        <w:numPr>
+          <w:ilvl w:val="0"/>
+          <w:numId w:val="29"/>
+        </w:numPr>
+        <w:rPr>
+          <w:lang w:eastAsia="es-CO"/>
+        </w:rPr>
+      </w:pPr>
+      <w:r>
+        <w:rPr>
+          <w:lang w:eastAsia="es-CO"/>
+        </w:rPr>
+        <w:t>Identificar relaciones entre entidades.</w:t>
+      </w:r>
+    </w:p>
+    <w:p>
+      <w:pPr>
+        <w:pStyle w:val="Prrafodelista"/>
+        <w:numPr>
+          <w:ilvl w:val="0"/>
+          <w:numId w:val="29"/>
+        </w:numPr>
+        <w:rPr>
+          <w:lang w:eastAsia="es-CO"/>
+        </w:rPr>
+      </w:pPr>
+      <w:r>
+        <w:rPr>
+          <w:lang w:eastAsia="es-CO"/>
+        </w:rPr>
+        <w:t>Evitar errores en el diseño de la base de datos.</w:t>
+      </w:r>
+    </w:p>
+    <w:p>
+      <w:pPr>
+        <w:pStyle w:val="Prrafodelista"/>
+        <w:numPr>
+          <w:ilvl w:val="0"/>
+          <w:numId w:val="29"/>
+        </w:numPr>
+        <w:rPr>
+          <w:lang w:eastAsia="es-CO"/>
+        </w:rPr>
+      </w:pPr>
+      <w:r>
+        <w:rPr>
+          <w:lang w:eastAsia="es-CO"/>
+        </w:rPr>
+        <w:t>Optimizar el almacenamiento y acceso a la información.</w:t>
+      </w:r>
+    </w:p>
+    <w:p>
+      <w:pPr>
+        <w:pStyle w:val="Prrafodelista"/>
+        <w:numPr>
+          <w:ilvl w:val="0"/>
+          <w:numId w:val="29"/>
+        </w:numPr>
+        <w:rPr>
+          <w:lang w:eastAsia="es-CO"/>
+        </w:rPr>
+      </w:pPr>
+      <w:r>
+        <w:rPr>
+          <w:lang w:eastAsia="es-CO"/>
+        </w:rPr>
+        <w:t>Facilitar la comunicación entre analistas, desarrolladores y usuarios.</w:t>
+      </w:r>
+    </w:p>
+    <w:p>
+      <w:pPr>
+        <w:pStyle w:val="Prrafodelista"/>
+        <w:ind w:left="1429" w:firstLine="0"/>
+        <w:rPr>
+          <w:lang w:eastAsia="es-CO"/>
+        </w:rPr>
+      </w:pPr>
+    </w:p>
+    <w:p>
+      <w:pPr>
+        <w:pStyle w:val="Prrafodelista"/>
+        <w:numPr>
+          <w:ilvl w:val="0"/>
+          <w:numId w:val="30"/>
+        </w:numPr>
+        <w:rPr>
+          <w:b/>
+          <w:lang w:eastAsia="es-CO"/>
+        </w:rPr>
+      </w:pPr>
+      <w:r>
+        <w:rPr>
+          <w:b/>
+          <w:lang w:eastAsia="es-CO"/>
+        </w:rPr>
+        <w:t>Modelo conceptual</w:t>
+      </w:r>
+    </w:p>
+    <w:p>
+      <w:pPr>
+        <w:rPr>
+          <w:lang w:eastAsia="es-CO"/>
+        </w:rPr>
+      </w:pPr>
+      <w:r>
+        <w:rPr>
+          <w:lang w:eastAsia="es-CO"/>
+        </w:rPr>
+        <w:t>Representa el nivel más abstracto del diseño de bases de datos. En esta etapa, se identifican las entidades, sus atributos y las relaciones entre ellas, sin considerar aspectos técnicos de implementación. Su propósito es describir la realidad del problema de manera clara y comprensible para todos los actores involucrados.</w:t>
+      </w:r>
+    </w:p>
+    <w:p>
+      <w:pPr>
+        <w:rPr>
+          <w:lang w:eastAsia="es-CO"/>
+        </w:rPr>
+      </w:pPr>
+      <w:r>
+        <w:rPr>
+          <w:lang w:eastAsia="es-CO"/>
+        </w:rPr>
+        <w:t>Este modelo se enfoca en responder qué información se necesita y cómo se relaciona, sin preocuparse por cómo será almacenada. Es utilizado principalmente en la fase de análisis de requerimientos.</w:t>
+      </w:r>
+    </w:p>
+    <w:p>
+      <w:pPr>
+        <w:spacing w:before="0" w:after="0" w:line="240" w:lineRule="auto"/>
+        <w:ind w:firstLine="0"/>
+        <w:rPr>
+          <w:lang w:eastAsia="es-CO"/>
+        </w:rPr>
+      </w:pPr>
+      <w:r>
+        <w:rPr>
+          <w:lang w:eastAsia="es-CO"/>
+        </w:rPr>
+        <w:br w:type="page"/>
+      </w:r>
+    </w:p>
+    <w:p>
+      <w:pPr>
+        <w:rPr>
+          <w:lang w:eastAsia="es-CO"/>
+        </w:rPr>
+      </w:pPr>
+      <w:r>
+        <w:rPr>
+          <w:lang w:eastAsia="es-CO"/>
+        </w:rPr>
+        <w:lastRenderedPageBreak/>
+        <w:t>Los elementos del modelo conceptual son:</w:t>
+      </w:r>
+    </w:p>
+    <w:p>
+      <w:pPr>
+        <w:pStyle w:val="Prrafodelista"/>
+        <w:numPr>
+          <w:ilvl w:val="0"/>
+          <w:numId w:val="31"/>
+        </w:numPr>
+        <w:rPr>
+          <w:lang w:eastAsia="es-CO"/>
+        </w:rPr>
+      </w:pPr>
+      <w:r>
+        <w:rPr>
+          <w:b/>
+          <w:lang w:eastAsia="es-CO"/>
+        </w:rPr>
+        <w:t>Entidades</w:t>
+      </w:r>
+      <w:r>
+        <w:rPr>
+          <w:lang w:eastAsia="es-CO"/>
+        </w:rPr>
+        <w:t>: representan objetos o elementos del mundo real (cliente, producto).</w:t>
+      </w:r>
+    </w:p>
+    <w:p>
+      <w:pPr>
+        <w:pStyle w:val="Prrafodelista"/>
+        <w:numPr>
+          <w:ilvl w:val="0"/>
+          <w:numId w:val="31"/>
+        </w:numPr>
+        <w:rPr>
+          <w:lang w:eastAsia="es-CO"/>
+        </w:rPr>
+      </w:pPr>
+      <w:r>
+        <w:rPr>
+          <w:b/>
+          <w:lang w:eastAsia="es-CO"/>
+        </w:rPr>
+        <w:t>Atributos</w:t>
+      </w:r>
+      <w:r>
+        <w:rPr>
+          <w:lang w:eastAsia="es-CO"/>
+        </w:rPr>
+        <w:t>: características de las entidades (nombre, precio).</w:t>
+      </w:r>
+    </w:p>
+    <w:p>
+      <w:pPr>
+        <w:pStyle w:val="Prrafodelista"/>
+        <w:numPr>
+          <w:ilvl w:val="0"/>
+          <w:numId w:val="31"/>
+        </w:numPr>
+        <w:rPr>
+          <w:lang w:eastAsia="es-CO"/>
+        </w:rPr>
+      </w:pPr>
+      <w:r>
+        <w:rPr>
+          <w:b/>
+          <w:lang w:eastAsia="es-CO"/>
+        </w:rPr>
+        <w:t>Relaciones</w:t>
+      </w:r>
+      <w:r>
+        <w:rPr>
+          <w:lang w:eastAsia="es-CO"/>
+        </w:rPr>
+        <w:t>: asociaciones entre entidades (un cliente compra un producto).</w:t>
+      </w:r>
+    </w:p>
+    <w:p>
+      <w:pPr>
+        <w:rPr>
+          <w:lang w:eastAsia="es-CO"/>
+        </w:rPr>
+      </w:pPr>
+      <w:r>
+        <w:rPr>
+          <w:lang w:eastAsia="es-CO"/>
+        </w:rPr>
+        <w:t>Como características tiene:</w:t>
+      </w:r>
+    </w:p>
+    <w:p>
+      <w:pPr>
+        <w:pStyle w:val="Prrafodelista"/>
+        <w:numPr>
+          <w:ilvl w:val="0"/>
+          <w:numId w:val="32"/>
+        </w:numPr>
+        <w:rPr>
+          <w:lang w:eastAsia="es-CO"/>
+        </w:rPr>
+      </w:pPr>
+      <w:r>
+        <w:rPr>
+          <w:lang w:eastAsia="es-CO"/>
+        </w:rPr>
+        <w:t>Es independiente de cualquier DBMS</w:t>
+      </w:r>
+    </w:p>
+    <w:p>
+      <w:pPr>
+        <w:pStyle w:val="Prrafodelista"/>
+        <w:numPr>
+          <w:ilvl w:val="0"/>
+          <w:numId w:val="32"/>
+        </w:numPr>
+        <w:rPr>
+          <w:lang w:eastAsia="es-CO"/>
+        </w:rPr>
+      </w:pPr>
+      <w:r>
+        <w:rPr>
+          <w:lang w:eastAsia="es-CO"/>
+        </w:rPr>
+        <w:t>Se enfoca en la comprensión del negocio</w:t>
+      </w:r>
+    </w:p>
+    <w:p>
+      <w:pPr>
+        <w:pStyle w:val="Prrafodelista"/>
+        <w:numPr>
+          <w:ilvl w:val="0"/>
+          <w:numId w:val="32"/>
+        </w:numPr>
+        <w:rPr>
+          <w:lang w:eastAsia="es-CO"/>
+        </w:rPr>
+      </w:pPr>
+      <w:r>
+        <w:rPr>
+          <w:lang w:eastAsia="es-CO"/>
+        </w:rPr>
+        <w:t>No incluye detalles técnicos</w:t>
+      </w:r>
+    </w:p>
+    <w:p>
+      <w:pPr>
+        <w:pStyle w:val="Prrafodelista"/>
+        <w:numPr>
+          <w:ilvl w:val="0"/>
+          <w:numId w:val="32"/>
+        </w:numPr>
+        <w:rPr>
+          <w:lang w:eastAsia="es-CO"/>
+        </w:rPr>
+      </w:pPr>
+      <w:r>
+        <w:rPr>
+          <w:lang w:eastAsia="es-CO"/>
+        </w:rPr>
+        <w:t>Facilita la comunicación con usuarios no técnicos</w:t>
+      </w:r>
+    </w:p>
+    <w:p>
+      <w:pPr>
+        <w:rPr>
+          <w:lang w:eastAsia="es-CO"/>
+        </w:rPr>
+      </w:pPr>
+      <w:r>
+        <w:rPr>
+          <w:lang w:eastAsia="es-CO"/>
+        </w:rPr>
+        <w:t>Este modelo puede ejemplificarse de la siguiente manera:</w:t>
+      </w:r>
+    </w:p>
+    <w:p>
+      <w:pPr>
+        <w:pStyle w:val="Figura"/>
+      </w:pPr>
+      <w:r>
+        <w:t>Ejemplo modelo entidad-relación</w:t>
+      </w:r>
+    </w:p>
+    <w:p>
+      <w:pPr>
+        <w:ind w:firstLine="0"/>
+        <w:jc w:val="center"/>
+        <w:rPr>
+          <w:lang w:eastAsia="es-CO"/>
+        </w:rPr>
+      </w:pPr>
+      <w:r>
+        <w:rPr>
+          <w:noProof/>
+          <w:lang w:eastAsia="es-CO"/>
+        </w:rPr>
+        <w:drawing>
+          <wp:inline distT="0" distB="0" distL="0" distR="0" wp14:anchorId="7C7D7574" wp14:editId="3284C1D9">
+            <wp:extent cx="6513789" cy="2662990"/>
+            <wp:effectExtent l="0" t="0" r="1905" b="4445"/>
+            <wp:docPr id="14" name="Imagen 14" descr="Figura 8 que representa un ejemplo de modelo entidad-relación, donde se muestra la entidad cliente identificada por su DNI, relacionada con la entidad pedido mediante una relación uno a muchos. El esquema incluye además la entidad artículo, vinculada al pedido a través de una relación muchos a muchos, incorporando atributos como fecha, cantidad y número de serie para describir las interacciones entre las entidades."/>
+            <wp:cNvGraphicFramePr>
+              <a:graphicFrameLocks xmlns:a="http://schemas.openxmlformats.org/drawingml/2006/main" noChangeAspect="1"/>
+            </wp:cNvGraphicFramePr>
+            <a:graphic xmlns:a="http://schemas.openxmlformats.org/drawingml/2006/main">
+              <a:graphicData uri="http://schemas.openxmlformats.org/drawingml/2006/picture">
+                <pic:pic xmlns:pic="http://schemas.openxmlformats.org/drawingml/2006/picture">
+                  <pic:nvPicPr>
+                    <pic:cNvPr id="0" name="Picture 9"/>
                     <pic:cNvPicPr>
                       <a:picLocks noChangeAspect="1" noChangeArrowheads="1"/>
                     </pic:cNvPicPr>
                   </pic:nvPicPr>
                   <pic:blipFill>
-                    <a:blip r:embed="rId15">
+                    <a:blip r:embed="rId21">
                       <a:extLst>
                         <a:ext uri="{28A0092B-C50C-407E-A947-70E740481C1C}">
                           <a14:useLocalDpi xmlns:a14="http://schemas.microsoft.com/office/drawing/2010/main" val="0"/>
@@ -11964,7 +12471,7 @@
                   <pic:spPr bwMode="auto">
                     <a:xfrm>
                       <a:off x="0" y="0"/>
-                      <a:ext cx="6018739" cy="6762230"/>
+                      <a:ext cx="6577252" cy="2688935"/>
                     </a:xfrm>
                     <a:prstGeom prst="rect">
                       <a:avLst/>
@@ -11980,162 +12487,212 @@
     </w:p>
     <w:p>
       <w:pPr>
-        <w:rPr>
-          <w:lang w:eastAsia="es-CO"/>
-        </w:rPr>
-      </w:pPr>
-    </w:p>
-    <w:p>
-      <w:pPr>
-        <w:rPr>
-          <w:lang w:eastAsia="es-CO"/>
-        </w:rPr>
-      </w:pPr>
-    </w:p>
-    <w:p>
-      <w:pPr>
-        <w:pStyle w:val="Ttulo2"/>
-      </w:pPr>
-      <w:bookmarkStart w:id="12" w:name="_Toc228874078"/>
-      <w:r>
+        <w:spacing w:before="0" w:after="0" w:line="240" w:lineRule="auto"/>
+        <w:ind w:firstLine="0"/>
+        <w:rPr>
+          <w:b/>
+          <w:lang w:eastAsia="es-CO"/>
+        </w:rPr>
+      </w:pPr>
+      <w:r>
+        <w:rPr>
+          <w:b/>
+          <w:lang w:eastAsia="es-CO"/>
+        </w:rPr>
+        <w:br w:type="page"/>
+      </w:r>
+    </w:p>
+    <w:p>
+      <w:pPr>
+        <w:rPr>
+          <w:b/>
+          <w:lang w:eastAsia="es-CO"/>
+        </w:rPr>
+      </w:pPr>
+      <w:r>
+        <w:rPr>
+          <w:b/>
+          <w:lang w:eastAsia="es-CO"/>
+        </w:rPr>
         <w:lastRenderedPageBreak/>
-        <w:t>Modelos de diseño de bases de datos</w:t>
-      </w:r>
-      <w:bookmarkEnd w:id="12"/>
-    </w:p>
-    <w:p>
-      <w:pPr>
-        <w:rPr>
-          <w:lang w:eastAsia="es-CO"/>
-        </w:rPr>
-      </w:pPr>
-      <w:r>
-        <w:rPr>
-          <w:lang w:eastAsia="es-CO"/>
-        </w:rPr>
-        <w:t>El diseño de bases de datos es un proceso fundamental dentro del desarrollo de sistemas de información, ya que permite estructurar, organizar y representar los datos de manera eficiente antes de su implementación. Para lograrlo, se emplean distintos modelos de diseño que permiten abstraer la realidad en diferentes niveles de detalle, facilitando la comprensión, análisis y construcción de la base de datos.</w:t>
-      </w:r>
-    </w:p>
-    <w:p>
-      <w:pPr>
-        <w:rPr>
-          <w:lang w:eastAsia="es-CO"/>
-        </w:rPr>
-      </w:pPr>
-      <w:r>
-        <w:rPr>
-          <w:lang w:eastAsia="es-CO"/>
-        </w:rPr>
-        <w:t>Estos modelos se clasifican en tres niveles principales: conceptual, lógico y físico. Cada uno cumple una función específica dentro del proceso de diseño, permitiendo pasar de una visión general del problema a una implementación técnica concreta.</w:t>
-      </w:r>
-    </w:p>
-    <w:p>
-      <w:pPr>
-        <w:rPr>
-          <w:lang w:eastAsia="es-CO"/>
-        </w:rPr>
-      </w:pPr>
-      <w:r>
-        <w:rPr>
-          <w:lang w:eastAsia="es-CO"/>
-        </w:rPr>
-        <w:t>El uso de modelos de diseño permite:</w:t>
-      </w:r>
-    </w:p>
-    <w:p>
-      <w:pPr>
-        <w:pStyle w:val="Prrafodelista"/>
-        <w:numPr>
-          <w:ilvl w:val="0"/>
-          <w:numId w:val="29"/>
-        </w:numPr>
-        <w:rPr>
-          <w:lang w:eastAsia="es-CO"/>
-        </w:rPr>
-      </w:pPr>
-      <w:r>
-        <w:rPr>
-          <w:lang w:eastAsia="es-CO"/>
-        </w:rPr>
-        <w:t>Comprender la estructura de los datos antes de implementarlos.</w:t>
-      </w:r>
-    </w:p>
-    <w:p>
-      <w:pPr>
-        <w:pStyle w:val="Prrafodelista"/>
-        <w:numPr>
-          <w:ilvl w:val="0"/>
-          <w:numId w:val="29"/>
-        </w:numPr>
-        <w:rPr>
-          <w:lang w:eastAsia="es-CO"/>
-        </w:rPr>
-      </w:pPr>
-      <w:r>
-        <w:rPr>
-          <w:lang w:eastAsia="es-CO"/>
-        </w:rPr>
-        <w:t>Identificar relaciones entre entidades.</w:t>
-      </w:r>
-    </w:p>
-    <w:p>
-      <w:pPr>
-        <w:pStyle w:val="Prrafodelista"/>
-        <w:numPr>
-          <w:ilvl w:val="0"/>
-          <w:numId w:val="29"/>
-        </w:numPr>
-        <w:rPr>
-          <w:lang w:eastAsia="es-CO"/>
-        </w:rPr>
-      </w:pPr>
-      <w:r>
-        <w:rPr>
-          <w:lang w:eastAsia="es-CO"/>
-        </w:rPr>
-        <w:t>Evitar errores en el diseño de la base de datos.</w:t>
-      </w:r>
-    </w:p>
-    <w:p>
-      <w:pPr>
-        <w:pStyle w:val="Prrafodelista"/>
-        <w:numPr>
-          <w:ilvl w:val="0"/>
-          <w:numId w:val="29"/>
-        </w:numPr>
-        <w:rPr>
-          <w:lang w:eastAsia="es-CO"/>
-        </w:rPr>
-      </w:pPr>
-      <w:r>
-        <w:rPr>
-          <w:lang w:eastAsia="es-CO"/>
-        </w:rPr>
-        <w:t>Optimizar el almacenamiento y acceso a la información.</w:t>
-      </w:r>
-    </w:p>
-    <w:p>
-      <w:pPr>
-        <w:pStyle w:val="Prrafodelista"/>
-        <w:numPr>
-          <w:ilvl w:val="0"/>
-          <w:numId w:val="29"/>
-        </w:numPr>
-        <w:rPr>
-          <w:lang w:eastAsia="es-CO"/>
-        </w:rPr>
-      </w:pPr>
-      <w:r>
-        <w:rPr>
-          <w:lang w:eastAsia="es-CO"/>
-        </w:rPr>
-        <w:t>Facilitar la comunicación entre analistas, desarrolladores y usuarios.</w:t>
-      </w:r>
-    </w:p>
-    <w:p>
-      <w:pPr>
-        <w:pStyle w:val="Prrafodelista"/>
-        <w:ind w:left="1429" w:firstLine="0"/>
+        <w:t>Ejemplo modelo entidad-relación</w:t>
+      </w:r>
+    </w:p>
+    <w:p>
+      <w:pPr>
+        <w:rPr>
+          <w:lang w:eastAsia="es-CO"/>
+        </w:rPr>
+      </w:pPr>
+      <w:r>
+        <w:rPr>
+          <w:lang w:eastAsia="es-CO"/>
+        </w:rPr>
+        <w:t>Cliente</w:t>
+      </w:r>
+    </w:p>
+    <w:p>
+      <w:pPr>
+        <w:rPr>
+          <w:lang w:eastAsia="es-CO"/>
+        </w:rPr>
+      </w:pPr>
+      <w:r>
+        <w:rPr>
+          <w:lang w:eastAsia="es-CO"/>
+        </w:rPr>
+        <w:t>DNI</w:t>
+      </w:r>
+    </w:p>
+    <w:p>
+      <w:pPr>
+        <w:rPr>
+          <w:lang w:eastAsia="es-CO"/>
+        </w:rPr>
+      </w:pPr>
+      <w:r>
+        <w:rPr>
+          <w:lang w:eastAsia="es-CO"/>
+        </w:rPr>
+        <w:t>1</w:t>
+      </w:r>
+    </w:p>
+    <w:p>
+      <w:pPr>
+        <w:rPr>
+          <w:lang w:eastAsia="es-CO"/>
+        </w:rPr>
+      </w:pPr>
+      <w:r>
+        <w:rPr>
+          <w:lang w:eastAsia="es-CO"/>
+        </w:rPr>
+        <w:t>Realiza</w:t>
+      </w:r>
+    </w:p>
+    <w:p>
+      <w:pPr>
+        <w:rPr>
+          <w:lang w:eastAsia="es-CO"/>
+        </w:rPr>
+      </w:pPr>
+      <w:proofErr w:type="gramStart"/>
+      <w:r>
+        <w:rPr>
+          <w:lang w:eastAsia="es-CO"/>
+        </w:rPr>
+        <w:t>1:N</w:t>
+      </w:r>
+      <w:proofErr w:type="gramEnd"/>
+    </w:p>
+    <w:p>
+      <w:pPr>
+        <w:rPr>
+          <w:lang w:eastAsia="es-CO"/>
+        </w:rPr>
+      </w:pPr>
+      <w:r>
+        <w:rPr>
+          <w:lang w:eastAsia="es-CO"/>
+        </w:rPr>
+        <w:t>*Pedido</w:t>
+      </w:r>
+    </w:p>
+    <w:p>
+      <w:pPr>
+        <w:rPr>
+          <w:lang w:eastAsia="es-CO"/>
+        </w:rPr>
+      </w:pPr>
+      <w:r>
+        <w:rPr>
+          <w:lang w:eastAsia="es-CO"/>
+        </w:rPr>
+        <w:t>Fecha</w:t>
+      </w:r>
+    </w:p>
+    <w:p>
+      <w:pPr>
+        <w:rPr>
+          <w:lang w:eastAsia="es-CO"/>
+        </w:rPr>
+      </w:pPr>
+      <w:r>
+        <w:rPr>
+          <w:lang w:eastAsia="es-CO"/>
+        </w:rPr>
+        <w:t>Se compone</w:t>
+      </w:r>
+    </w:p>
+    <w:p>
+      <w:pPr>
+        <w:rPr>
+          <w:lang w:eastAsia="es-CO"/>
+        </w:rPr>
+      </w:pPr>
+      <w:r>
+        <w:rPr>
+          <w:lang w:eastAsia="es-CO"/>
+        </w:rPr>
+        <w:t>N:M</w:t>
+      </w:r>
+    </w:p>
+    <w:p>
+      <w:pPr>
+        <w:rPr>
+          <w:lang w:eastAsia="es-CO"/>
+        </w:rPr>
+      </w:pPr>
+      <w:r>
+        <w:rPr>
+          <w:lang w:eastAsia="es-CO"/>
+        </w:rPr>
+        <w:t>Cantidad</w:t>
+      </w:r>
+    </w:p>
+    <w:p>
+      <w:pPr>
+        <w:rPr>
+          <w:lang w:eastAsia="es-CO"/>
+        </w:rPr>
+      </w:pPr>
+      <w:r>
+        <w:rPr>
+          <w:lang w:eastAsia="es-CO"/>
+        </w:rPr>
+        <w:t>*Artículo</w:t>
+      </w:r>
+    </w:p>
+    <w:p>
+      <w:pPr>
+        <w:rPr>
+          <w:lang w:eastAsia="es-CO"/>
+        </w:rPr>
+      </w:pPr>
+      <w:proofErr w:type="spellStart"/>
+      <w:r>
+        <w:rPr>
+          <w:lang w:eastAsia="es-CO"/>
+        </w:rPr>
+        <w:t>Núm</w:t>
+      </w:r>
+      <w:proofErr w:type="spellEnd"/>
+    </w:p>
+    <w:p>
+      <w:pPr>
+        <w:rPr>
+          <w:lang w:eastAsia="es-CO"/>
+        </w:rPr>
+      </w:pPr>
+      <w:r>
+        <w:rPr>
+          <w:lang w:eastAsia="es-CO"/>
+        </w:rPr>
+        <w:t>Serie</w:t>
+      </w:r>
+    </w:p>
+    <w:p>
+      <w:pPr>
         <w:rPr>
           <w:lang w:eastAsia="es-CO"/>
         </w:rPr>
@@ -12158,28 +12715,21 @@
           <w:b/>
           <w:lang w:eastAsia="es-CO"/>
         </w:rPr>
-        <w:t>Modelo conceptual</w:t>
-      </w:r>
-    </w:p>
-    <w:p>
-      <w:pPr>
-        <w:rPr>
-          <w:lang w:eastAsia="es-CO"/>
-        </w:rPr>
-      </w:pPr>
-      <w:r>
-        <w:rPr>
-          <w:lang w:eastAsia="es-CO"/>
-        </w:rPr>
-        <w:t>Representa el nivel más abstracto del diseño de bases de datos. En esta etapa, se identifican las entidades, sus atributos y las relaciones entre ellas, sin considerar aspectos técnicos de implementación. Su propósito es describir la realidad del problema de manera clara y comprensible para todos los actores involucrados.</w:t>
-      </w:r>
-    </w:p>
-    <w:p>
-      <w:pPr>
-        <w:rPr>
-          <w:lang w:eastAsia="es-CO"/>
-        </w:rPr>
-      </w:pPr>
+        <w:t>Modelo lógico</w:t>
+      </w:r>
+    </w:p>
+    <w:p>
+      <w:pPr>
+        <w:rPr>
+          <w:lang w:eastAsia="es-CO"/>
+        </w:rPr>
+      </w:pPr>
+      <w:r>
+        <w:rPr>
+          <w:lang w:eastAsia="es-CO"/>
+        </w:rPr>
+        <w:t>El modelo lógico representa un nivel intermedio entre el modelo conceptual y el físico. En esta etapa, la información se estructura en tablas, definiendo atributos, tipos de datos y relaciones, pero aún sin considerar detalles específicos del sistema gestor de bases de datos.</w:t>
+      </w:r>
     </w:p>
     <w:p>
       <w:pPr>
@@ -12192,558 +12742,6 @@
           <w:lang w:eastAsia="es-CO"/>
         </w:rPr>
         <w:lastRenderedPageBreak/>
-        <w:t>Este modelo se enfoca en responder qué información se necesita y cómo se relaciona, sin preocuparse por cómo será almacenada. Es utilizado principalmente en la fase de análisis de requerimientos.</w:t>
-      </w:r>
-    </w:p>
-    <w:p>
-      <w:pPr>
-        <w:rPr>
-          <w:lang w:eastAsia="es-CO"/>
-        </w:rPr>
-      </w:pPr>
-      <w:r>
-        <w:rPr>
-          <w:lang w:eastAsia="es-CO"/>
-        </w:rPr>
-        <w:t>Los elementos del modelo conceptual son:</w:t>
-      </w:r>
-    </w:p>
-    <w:p>
-      <w:pPr>
-        <w:pStyle w:val="Prrafodelista"/>
-        <w:numPr>
-          <w:ilvl w:val="0"/>
-          <w:numId w:val="31"/>
-        </w:numPr>
-        <w:rPr>
-          <w:lang w:eastAsia="es-CO"/>
-        </w:rPr>
-      </w:pPr>
-      <w:r>
-        <w:rPr>
-          <w:b/>
-          <w:lang w:eastAsia="es-CO"/>
-        </w:rPr>
-        <w:t>Entidades</w:t>
-      </w:r>
-      <w:r>
-        <w:rPr>
-          <w:lang w:eastAsia="es-CO"/>
-        </w:rPr>
-        <w:t>: representan objetos o elementos del mundo real (cliente, producto).</w:t>
-      </w:r>
-    </w:p>
-    <w:p>
-      <w:pPr>
-        <w:pStyle w:val="Prrafodelista"/>
-        <w:numPr>
-          <w:ilvl w:val="0"/>
-          <w:numId w:val="31"/>
-        </w:numPr>
-        <w:rPr>
-          <w:lang w:eastAsia="es-CO"/>
-        </w:rPr>
-      </w:pPr>
-      <w:r>
-        <w:rPr>
-          <w:b/>
-          <w:lang w:eastAsia="es-CO"/>
-        </w:rPr>
-        <w:t>Atributos</w:t>
-      </w:r>
-      <w:r>
-        <w:rPr>
-          <w:lang w:eastAsia="es-CO"/>
-        </w:rPr>
-        <w:t>: características de las entidades (nombre, precio).</w:t>
-      </w:r>
-    </w:p>
-    <w:p>
-      <w:pPr>
-        <w:pStyle w:val="Prrafodelista"/>
-        <w:numPr>
-          <w:ilvl w:val="0"/>
-          <w:numId w:val="31"/>
-        </w:numPr>
-        <w:rPr>
-          <w:lang w:eastAsia="es-CO"/>
-        </w:rPr>
-      </w:pPr>
-      <w:r>
-        <w:rPr>
-          <w:b/>
-          <w:lang w:eastAsia="es-CO"/>
-        </w:rPr>
-        <w:t>Relaciones</w:t>
-      </w:r>
-      <w:r>
-        <w:rPr>
-          <w:lang w:eastAsia="es-CO"/>
-        </w:rPr>
-        <w:t>: asociaciones entre entidades (un cliente compra un producto).</w:t>
-      </w:r>
-    </w:p>
-    <w:p>
-      <w:pPr>
-        <w:rPr>
-          <w:lang w:eastAsia="es-CO"/>
-        </w:rPr>
-      </w:pPr>
-      <w:r>
-        <w:rPr>
-          <w:lang w:eastAsia="es-CO"/>
-        </w:rPr>
-        <w:t>Como características tiene:</w:t>
-      </w:r>
-    </w:p>
-    <w:p>
-      <w:pPr>
-        <w:pStyle w:val="Prrafodelista"/>
-        <w:numPr>
-          <w:ilvl w:val="0"/>
-          <w:numId w:val="32"/>
-        </w:numPr>
-        <w:rPr>
-          <w:lang w:eastAsia="es-CO"/>
-        </w:rPr>
-      </w:pPr>
-      <w:r>
-        <w:rPr>
-          <w:lang w:eastAsia="es-CO"/>
-        </w:rPr>
-        <w:t>Es independiente de cualquier DBMS</w:t>
-      </w:r>
-    </w:p>
-    <w:p>
-      <w:pPr>
-        <w:pStyle w:val="Prrafodelista"/>
-        <w:numPr>
-          <w:ilvl w:val="0"/>
-          <w:numId w:val="32"/>
-        </w:numPr>
-        <w:rPr>
-          <w:lang w:eastAsia="es-CO"/>
-        </w:rPr>
-      </w:pPr>
-      <w:r>
-        <w:rPr>
-          <w:lang w:eastAsia="es-CO"/>
-        </w:rPr>
-        <w:t>Se enfoca en la comprensión del negocio</w:t>
-      </w:r>
-    </w:p>
-    <w:p>
-      <w:pPr>
-        <w:pStyle w:val="Prrafodelista"/>
-        <w:numPr>
-          <w:ilvl w:val="0"/>
-          <w:numId w:val="32"/>
-        </w:numPr>
-        <w:rPr>
-          <w:lang w:eastAsia="es-CO"/>
-        </w:rPr>
-      </w:pPr>
-      <w:r>
-        <w:rPr>
-          <w:lang w:eastAsia="es-CO"/>
-        </w:rPr>
-        <w:t>No incluye detalles técnicos</w:t>
-      </w:r>
-    </w:p>
-    <w:p>
-      <w:pPr>
-        <w:pStyle w:val="Prrafodelista"/>
-        <w:numPr>
-          <w:ilvl w:val="0"/>
-          <w:numId w:val="32"/>
-        </w:numPr>
-        <w:rPr>
-          <w:lang w:eastAsia="es-CO"/>
-        </w:rPr>
-      </w:pPr>
-      <w:r>
-        <w:rPr>
-          <w:lang w:eastAsia="es-CO"/>
-        </w:rPr>
-        <w:t>Facilita la comunicación con usuarios no técnicos</w:t>
-      </w:r>
-    </w:p>
-    <w:p>
-      <w:pPr>
-        <w:rPr>
-          <w:lang w:eastAsia="es-CO"/>
-        </w:rPr>
-      </w:pPr>
-      <w:r>
-        <w:rPr>
-          <w:lang w:eastAsia="es-CO"/>
-        </w:rPr>
-        <w:t>Este modelo puede ejemplificarse de la siguiente manera:</w:t>
-      </w:r>
-    </w:p>
-    <w:p>
-      <w:pPr>
-        <w:rPr>
-          <w:lang w:eastAsia="es-CO"/>
-        </w:rPr>
-      </w:pPr>
-    </w:p>
-    <w:p>
-      <w:pPr>
-        <w:rPr>
-          <w:lang w:eastAsia="es-CO"/>
-        </w:rPr>
-      </w:pPr>
-    </w:p>
-    <w:p>
-      <w:pPr>
-        <w:rPr>
-          <w:lang w:eastAsia="es-CO"/>
-        </w:rPr>
-      </w:pPr>
-    </w:p>
-    <w:p>
-      <w:pPr>
-        <w:rPr>
-          <w:lang w:eastAsia="es-CO"/>
-        </w:rPr>
-      </w:pPr>
-    </w:p>
-    <w:p>
-      <w:pPr>
-        <w:rPr>
-          <w:lang w:eastAsia="es-CO"/>
-        </w:rPr>
-      </w:pPr>
-    </w:p>
-    <w:p>
-      <w:pPr>
-        <w:rPr>
-          <w:lang w:eastAsia="es-CO"/>
-        </w:rPr>
-      </w:pPr>
-    </w:p>
-    <w:p>
-      <w:pPr>
-        <w:rPr>
-          <w:lang w:eastAsia="es-CO"/>
-        </w:rPr>
-      </w:pPr>
-    </w:p>
-    <w:p>
-      <w:pPr>
-        <w:pStyle w:val="Figura"/>
-      </w:pPr>
-      <w:r>
-        <w:lastRenderedPageBreak/>
-        <w:t>Ejemplo modelo entidad-relación</w:t>
-      </w:r>
-    </w:p>
-    <w:p>
-      <w:pPr>
-        <w:ind w:firstLine="0"/>
-        <w:rPr>
-          <w:lang w:eastAsia="es-CO"/>
-        </w:rPr>
-      </w:pPr>
-      <w:r>
-        <w:rPr>
-          <w:noProof/>
-          <w:lang w:eastAsia="es-CO"/>
-        </w:rPr>
-        <w:drawing>
-          <wp:inline distT="0" distB="0" distL="0" distR="0" wp14:anchorId="7C7D7574" wp14:editId="143FA616">
-            <wp:extent cx="5953125" cy="2433778"/>
-            <wp:effectExtent l="0" t="0" r="0" b="5080"/>
-            <wp:docPr id="14" name="Imagen 14" descr="Figura 8 que representa un ejemplo de modelo entidad-relación, donde se muestra la entidad cliente identificada por su DNI, relacionada con la entidad pedido mediante una relación uno a muchos. El esquema incluye además la entidad artículo, vinculada al pedido a través de una relación muchos a muchos, incorporando atributos como fecha, cantidad y número de serie para describir las interacciones entre las entidades."/>
-            <wp:cNvGraphicFramePr>
-              <a:graphicFrameLocks xmlns:a="http://schemas.openxmlformats.org/drawingml/2006/main" noChangeAspect="1"/>
-            </wp:cNvGraphicFramePr>
-            <a:graphic xmlns:a="http://schemas.openxmlformats.org/drawingml/2006/main">
-              <a:graphicData uri="http://schemas.openxmlformats.org/drawingml/2006/picture">
-                <pic:pic xmlns:pic="http://schemas.openxmlformats.org/drawingml/2006/picture">
-                  <pic:nvPicPr>
-                    <pic:cNvPr id="0" name="Picture 9"/>
-                    <pic:cNvPicPr>
-                      <a:picLocks noChangeAspect="1" noChangeArrowheads="1"/>
-                    </pic:cNvPicPr>
-                  </pic:nvPicPr>
-                  <pic:blipFill>
-                    <a:blip r:embed="rId16">
-                      <a:extLst>
-                        <a:ext uri="{28A0092B-C50C-407E-A947-70E740481C1C}">
-                          <a14:useLocalDpi xmlns:a14="http://schemas.microsoft.com/office/drawing/2010/main" val="0"/>
-                        </a:ext>
-                      </a:extLst>
-                    </a:blip>
-                    <a:srcRect/>
-                    <a:stretch>
-                      <a:fillRect/>
-                    </a:stretch>
-                  </pic:blipFill>
-                  <pic:spPr bwMode="auto">
-                    <a:xfrm>
-                      <a:off x="0" y="0"/>
-                      <a:ext cx="5981081" cy="2445207"/>
-                    </a:xfrm>
-                    <a:prstGeom prst="rect">
-                      <a:avLst/>
-                    </a:prstGeom>
-                    <a:noFill/>
-                  </pic:spPr>
-                </pic:pic>
-              </a:graphicData>
-            </a:graphic>
-          </wp:inline>
-        </w:drawing>
-      </w:r>
-    </w:p>
-    <w:p>
-      <w:pPr>
-        <w:rPr>
-          <w:lang w:eastAsia="es-CO"/>
-        </w:rPr>
-      </w:pPr>
-    </w:p>
-    <w:p>
-      <w:pPr>
-        <w:rPr>
-          <w:b/>
-          <w:lang w:eastAsia="es-CO"/>
-        </w:rPr>
-      </w:pPr>
-      <w:r>
-        <w:rPr>
-          <w:b/>
-          <w:lang w:eastAsia="es-CO"/>
-        </w:rPr>
-        <w:t>Ejemplo modelo entidad-relación</w:t>
-      </w:r>
-    </w:p>
-    <w:p>
-      <w:pPr>
-        <w:rPr>
-          <w:lang w:eastAsia="es-CO"/>
-        </w:rPr>
-      </w:pPr>
-      <w:r>
-        <w:rPr>
-          <w:lang w:eastAsia="es-CO"/>
-        </w:rPr>
-        <w:t>Cliente</w:t>
-      </w:r>
-    </w:p>
-    <w:p>
-      <w:pPr>
-        <w:rPr>
-          <w:lang w:eastAsia="es-CO"/>
-        </w:rPr>
-      </w:pPr>
-      <w:r>
-        <w:rPr>
-          <w:lang w:eastAsia="es-CO"/>
-        </w:rPr>
-        <w:t>DNI</w:t>
-      </w:r>
-    </w:p>
-    <w:p>
-      <w:pPr>
-        <w:rPr>
-          <w:lang w:eastAsia="es-CO"/>
-        </w:rPr>
-      </w:pPr>
-      <w:r>
-        <w:rPr>
-          <w:lang w:eastAsia="es-CO"/>
-        </w:rPr>
-        <w:t>1</w:t>
-      </w:r>
-    </w:p>
-    <w:p>
-      <w:pPr>
-        <w:rPr>
-          <w:lang w:eastAsia="es-CO"/>
-        </w:rPr>
-      </w:pPr>
-      <w:r>
-        <w:rPr>
-          <w:lang w:eastAsia="es-CO"/>
-        </w:rPr>
-        <w:t>Realiza</w:t>
-      </w:r>
-    </w:p>
-    <w:p>
-      <w:pPr>
-        <w:rPr>
-          <w:lang w:eastAsia="es-CO"/>
-        </w:rPr>
-      </w:pPr>
-      <w:proofErr w:type="gramStart"/>
-      <w:r>
-        <w:rPr>
-          <w:lang w:eastAsia="es-CO"/>
-        </w:rPr>
-        <w:t>1:N</w:t>
-      </w:r>
-      <w:proofErr w:type="gramEnd"/>
-    </w:p>
-    <w:p>
-      <w:pPr>
-        <w:rPr>
-          <w:lang w:eastAsia="es-CO"/>
-        </w:rPr>
-      </w:pPr>
-      <w:r>
-        <w:rPr>
-          <w:lang w:eastAsia="es-CO"/>
-        </w:rPr>
-        <w:t>*Pedido</w:t>
-      </w:r>
-    </w:p>
-    <w:p>
-      <w:pPr>
-        <w:rPr>
-          <w:lang w:eastAsia="es-CO"/>
-        </w:rPr>
-      </w:pPr>
-      <w:r>
-        <w:rPr>
-          <w:lang w:eastAsia="es-CO"/>
-        </w:rPr>
-        <w:t>Fecha</w:t>
-      </w:r>
-    </w:p>
-    <w:p>
-      <w:pPr>
-        <w:rPr>
-          <w:lang w:eastAsia="es-CO"/>
-        </w:rPr>
-      </w:pPr>
-      <w:r>
-        <w:rPr>
-          <w:lang w:eastAsia="es-CO"/>
-        </w:rPr>
-        <w:t>Se compone</w:t>
-      </w:r>
-    </w:p>
-    <w:p>
-      <w:pPr>
-        <w:rPr>
-          <w:lang w:eastAsia="es-CO"/>
-        </w:rPr>
-      </w:pPr>
-      <w:r>
-        <w:rPr>
-          <w:lang w:eastAsia="es-CO"/>
-        </w:rPr>
-        <w:t>N:M</w:t>
-      </w:r>
-    </w:p>
-    <w:p>
-      <w:pPr>
-        <w:rPr>
-          <w:lang w:eastAsia="es-CO"/>
-        </w:rPr>
-      </w:pPr>
-      <w:r>
-        <w:rPr>
-          <w:lang w:eastAsia="es-CO"/>
-        </w:rPr>
-        <w:t>Cantidad</w:t>
-      </w:r>
-    </w:p>
-    <w:p>
-      <w:pPr>
-        <w:rPr>
-          <w:lang w:eastAsia="es-CO"/>
-        </w:rPr>
-      </w:pPr>
-      <w:r>
-        <w:rPr>
-          <w:lang w:eastAsia="es-CO"/>
-        </w:rPr>
-        <w:lastRenderedPageBreak/>
-        <w:t>*Artículo</w:t>
-      </w:r>
-    </w:p>
-    <w:p>
-      <w:pPr>
-        <w:rPr>
-          <w:lang w:eastAsia="es-CO"/>
-        </w:rPr>
-      </w:pPr>
-      <w:proofErr w:type="spellStart"/>
-      <w:r>
-        <w:rPr>
-          <w:lang w:eastAsia="es-CO"/>
-        </w:rPr>
-        <w:t>Núm</w:t>
-      </w:r>
-      <w:proofErr w:type="spellEnd"/>
-    </w:p>
-    <w:p>
-      <w:pPr>
-        <w:rPr>
-          <w:lang w:eastAsia="es-CO"/>
-        </w:rPr>
-      </w:pPr>
-      <w:r>
-        <w:rPr>
-          <w:lang w:eastAsia="es-CO"/>
-        </w:rPr>
-        <w:t>Serie</w:t>
-      </w:r>
-    </w:p>
-    <w:p>
-      <w:pPr>
-        <w:rPr>
-          <w:lang w:eastAsia="es-CO"/>
-        </w:rPr>
-      </w:pPr>
-    </w:p>
-    <w:p>
-      <w:pPr>
-        <w:pStyle w:val="Prrafodelista"/>
-        <w:numPr>
-          <w:ilvl w:val="0"/>
-          <w:numId w:val="30"/>
-        </w:numPr>
-        <w:rPr>
-          <w:b/>
-          <w:lang w:eastAsia="es-CO"/>
-        </w:rPr>
-      </w:pPr>
-      <w:r>
-        <w:rPr>
-          <w:b/>
-          <w:lang w:eastAsia="es-CO"/>
-        </w:rPr>
-        <w:t>Modelo lógico</w:t>
-      </w:r>
-    </w:p>
-    <w:p>
-      <w:pPr>
-        <w:rPr>
-          <w:lang w:eastAsia="es-CO"/>
-        </w:rPr>
-      </w:pPr>
-      <w:r>
-        <w:rPr>
-          <w:lang w:eastAsia="es-CO"/>
-        </w:rPr>
-        <w:t>El modelo lógico representa un nivel intermedio entre el modelo conceptual y el físico. En esta etapa, la información se estructura en tablas, definiendo atributos, tipos de datos y relaciones, pero aún sin considerar detalles específicos del sistema gestor de bases de datos.</w:t>
-      </w:r>
-    </w:p>
-    <w:p>
-      <w:pPr>
-        <w:rPr>
-          <w:lang w:eastAsia="es-CO"/>
-        </w:rPr>
-      </w:pPr>
-      <w:r>
-        <w:rPr>
-          <w:lang w:eastAsia="es-CO"/>
-        </w:rPr>
         <w:t>Aquí se traduce el modelo conceptual a una estructura más formal, basada en el modelo relacional, donde se definen claves primarias, claves foráneas y restricciones.</w:t>
       </w:r>
     </w:p>
@@ -12967,7 +12965,6 @@
         <w:rPr>
           <w:lang w:eastAsia="es-CO"/>
         </w:rPr>
-        <w:lastRenderedPageBreak/>
         <w:t>Define reglas de integridad.</w:t>
       </w:r>
     </w:p>
@@ -12995,6 +12992,7 @@
     <w:p>
       <w:pPr>
         <w:ind w:firstLine="0"/>
+        <w:jc w:val="center"/>
         <w:rPr>
           <w:lang w:eastAsia="es-CO"/>
         </w:rPr>
@@ -13005,8 +13003,8 @@
           <w:lang w:eastAsia="es-CO"/>
         </w:rPr>
         <w:drawing>
-          <wp:inline distT="0" distB="0" distL="0" distR="0" wp14:anchorId="1A6D570F" wp14:editId="0CBE8E01">
-            <wp:extent cx="5876925" cy="2667663"/>
+          <wp:inline distT="0" distB="0" distL="0" distR="0" wp14:anchorId="1A6D570F" wp14:editId="03B5C982">
+            <wp:extent cx="5261810" cy="2388450"/>
             <wp:effectExtent l="0" t="0" r="0" b="0"/>
             <wp:docPr id="15" name="Imagen 15" descr="Figura 9 que muestra un ejemplo de modelo lógico de base de datos, donde se representan las tablas Cliente, Pedido y Artículo con sus respectivos atributos, claves primarias y claves foráneas, así como las relaciones entre ellas. El diagrama evidencia una relación uno a muchos entre Cliente y Pedido, y una relación muchos a muchos entre Pedido y Artículo, resuelta mediante una tabla intermedia."/>
             <wp:cNvGraphicFramePr>
@@ -13022,7 +13020,7 @@
                     </pic:cNvPicPr>
                   </pic:nvPicPr>
                   <pic:blipFill>
-                    <a:blip r:embed="rId17">
+                    <a:blip r:embed="rId22">
                       <a:extLst>
                         <a:ext uri="{28A0092B-C50C-407E-A947-70E740481C1C}">
                           <a14:useLocalDpi xmlns:a14="http://schemas.microsoft.com/office/drawing/2010/main" val="0"/>
@@ -13037,7 +13035,7 @@
                   <pic:spPr bwMode="auto">
                     <a:xfrm>
                       <a:off x="0" y="0"/>
-                      <a:ext cx="5889632" cy="2673431"/>
+                      <a:ext cx="5310948" cy="2410755"/>
                     </a:xfrm>
                     <a:prstGeom prst="rect">
                       <a:avLst/>
@@ -13061,6 +13059,7 @@
         <w:rPr>
           <w:lang w:eastAsia="es-CO"/>
         </w:rPr>
+        <w:lastRenderedPageBreak/>
         <w:t>Ejemplo modelo lógico</w:t>
       </w:r>
     </w:p>
@@ -13245,7 +13244,6 @@
         <w:rPr>
           <w:lang w:eastAsia="es-CO"/>
         </w:rPr>
-        <w:lastRenderedPageBreak/>
         <w:t>ARTÍCULO</w:t>
       </w:r>
     </w:p>
@@ -13376,10 +13374,18 @@
     </w:p>
     <w:p>
       <w:pPr>
-        <w:rPr>
-          <w:lang w:eastAsia="es-CO"/>
-        </w:rPr>
-      </w:pPr>
+        <w:spacing w:before="0" w:after="0" w:line="240" w:lineRule="auto"/>
+        <w:ind w:firstLine="0"/>
+        <w:rPr>
+          <w:lang w:eastAsia="es-CO"/>
+        </w:rPr>
+      </w:pPr>
+      <w:r>
+        <w:rPr>
+          <w:lang w:eastAsia="es-CO"/>
+        </w:rPr>
+        <w:br w:type="page"/>
+      </w:r>
     </w:p>
     <w:p>
       <w:pPr>
@@ -13398,6 +13404,7 @@
           <w:b/>
           <w:lang w:eastAsia="es-CO"/>
         </w:rPr>
+        <w:lastRenderedPageBreak/>
         <w:t>Modelo físico</w:t>
       </w:r>
     </w:p>
@@ -13531,7 +13538,6 @@
           <w:b/>
           <w:lang w:eastAsia="es-CO"/>
         </w:rPr>
-        <w:lastRenderedPageBreak/>
         <w:t>Restricciones de integridad</w:t>
       </w:r>
       <w:r>
@@ -13641,6 +13647,20 @@
     </w:p>
     <w:p>
       <w:pPr>
+        <w:rPr>
+          <w:lang w:eastAsia="es-CO"/>
+        </w:rPr>
+      </w:pPr>
+    </w:p>
+    <w:p>
+      <w:pPr>
+        <w:rPr>
+          <w:lang w:eastAsia="es-CO"/>
+        </w:rPr>
+      </w:pPr>
+    </w:p>
+    <w:p>
+      <w:pPr>
         <w:pStyle w:val="Figura"/>
       </w:pPr>
       <w:r>
@@ -13649,7 +13669,6 @@
     </w:p>
     <w:p>
       <w:pPr>
-        <w:ind w:firstLine="0"/>
         <w:rPr>
           <w:lang w:eastAsia="es-CO"/>
         </w:rPr>
@@ -13657,13 +13676,12 @@
       <w:r>
         <w:rPr>
           <w:noProof/>
-          <w:lang w:eastAsia="es-CO"/>
         </w:rPr>
         <w:drawing>
-          <wp:inline distT="0" distB="0" distL="0" distR="0" wp14:anchorId="0E886521" wp14:editId="5C070034">
-            <wp:extent cx="6153593" cy="4410075"/>
+          <wp:inline distT="0" distB="0" distL="0" distR="0" wp14:anchorId="46583A70" wp14:editId="22616242">
+            <wp:extent cx="5705342" cy="3396200"/>
             <wp:effectExtent l="0" t="0" r="0" b="0"/>
-            <wp:docPr id="16" name="Imagen 16" descr="Figura 10 que representa un modelo físico donde se detallan tablas como customer, employee, sale, sales_details, producto, category, warehouse; cada una con sus claves primarias y foráneas. El diagrama muestra sus diversas relaciones, evidenciando cómo se estructuran los datos, se definen las dependencias entre tablas y se garantiza la integridad referencial dentro del sistema."/>
+            <wp:docPr id="26" name="Gráfico 26" descr="Figura 10 que representa un modelo físico donde se detallan tablas como customer, employee, sale, sales_details, producto, category, warehouse; cada una con sus claves primarias y foráneas. El diagrama muestra sus diversas relaciones, evidenciando cómo se estructuran los datos, se definen las dependencias entre tablas y se garantiza la integridad referencial dentro del sistema."/>
             <wp:cNvGraphicFramePr>
               <a:graphicFrameLocks xmlns:a="http://schemas.openxmlformats.org/drawingml/2006/main" noChangeAspect="1"/>
             </wp:cNvGraphicFramePr>
@@ -13671,33 +13689,29 @@
               <a:graphicData uri="http://schemas.openxmlformats.org/drawingml/2006/picture">
                 <pic:pic xmlns:pic="http://schemas.openxmlformats.org/drawingml/2006/picture">
                   <pic:nvPicPr>
-                    <pic:cNvPr id="0" name="Picture 11"/>
-                    <pic:cNvPicPr>
-                      <a:picLocks noChangeAspect="1" noChangeArrowheads="1"/>
-                    </pic:cNvPicPr>
+                    <pic:cNvPr id="26" name="Gráfico 26" descr="Figura 10 que representa un modelo físico donde se detallan tablas como customer, employee, sale, sales_details, producto, category, warehouse; cada una con sus claves primarias y foráneas. El diagrama muestra sus diversas relaciones, evidenciando cómo se estructuran los datos, se definen las dependencias entre tablas y se garantiza la integridad referencial dentro del sistema."/>
+                    <pic:cNvPicPr/>
                   </pic:nvPicPr>
                   <pic:blipFill>
-                    <a:blip r:embed="rId18">
+                    <a:blip r:embed="rId23">
                       <a:extLst>
-                        <a:ext uri="{28A0092B-C50C-407E-A947-70E740481C1C}">
-                          <a14:useLocalDpi xmlns:a14="http://schemas.microsoft.com/office/drawing/2010/main" val="0"/>
+                        <a:ext uri="{96DAC541-7B7A-43D3-8B79-37D633B846F1}">
+                          <asvg:svgBlip xmlns:asvg="http://schemas.microsoft.com/office/drawing/2016/SVG/main" r:embed="rId24"/>
                         </a:ext>
                       </a:extLst>
                     </a:blip>
-                    <a:srcRect/>
                     <a:stretch>
                       <a:fillRect/>
                     </a:stretch>
                   </pic:blipFill>
-                  <pic:spPr bwMode="auto">
+                  <pic:spPr>
                     <a:xfrm>
                       <a:off x="0" y="0"/>
-                      <a:ext cx="6160888" cy="4415303"/>
+                      <a:ext cx="5724468" cy="3407585"/>
                     </a:xfrm>
                     <a:prstGeom prst="rect">
                       <a:avLst/>
                     </a:prstGeom>
-                    <a:noFill/>
                   </pic:spPr>
                 </pic:pic>
               </a:graphicData>
@@ -13708,150 +13722,161 @@
     </w:p>
     <w:p>
       <w:pPr>
+        <w:spacing w:before="0" w:after="0" w:line="240" w:lineRule="auto"/>
+        <w:ind w:firstLine="0"/>
         <w:rPr>
           <w:b/>
           <w:lang w:eastAsia="es-CO"/>
         </w:rPr>
       </w:pPr>
-      <w:r>
+    </w:p>
+    <w:p>
+      <w:pPr>
+        <w:jc w:val="both"/>
         <w:rPr>
           <w:b/>
           <w:lang w:eastAsia="es-CO"/>
         </w:rPr>
+      </w:pPr>
+      <w:r>
+        <w:rPr>
+          <w:b/>
+          <w:lang w:eastAsia="es-CO"/>
+        </w:rPr>
+        <w:t>Ejemplo de implementación física</w:t>
+      </w:r>
+    </w:p>
+    <w:p>
+      <w:pPr>
+        <w:rPr>
+          <w:lang w:eastAsia="es-CO"/>
+        </w:rPr>
+      </w:pPr>
+      <w:r>
+        <w:rPr>
+          <w:lang w:eastAsia="es-CO"/>
+        </w:rPr>
+        <w:t>CREATE TABLE Cliente (</w:t>
+      </w:r>
+    </w:p>
+    <w:p>
+      <w:pPr>
+        <w:rPr>
+          <w:lang w:eastAsia="es-CO"/>
+        </w:rPr>
+      </w:pPr>
+      <w:r>
+        <w:rPr>
+          <w:lang w:eastAsia="es-CO"/>
+        </w:rPr>
+        <w:t xml:space="preserve">   </w:t>
+      </w:r>
+      <w:proofErr w:type="spellStart"/>
+      <w:r>
+        <w:rPr>
+          <w:lang w:eastAsia="es-CO"/>
+        </w:rPr>
+        <w:t>ID_Cliente</w:t>
+      </w:r>
+      <w:proofErr w:type="spellEnd"/>
+      <w:r>
+        <w:rPr>
+          <w:lang w:eastAsia="es-CO"/>
+        </w:rPr>
+        <w:t xml:space="preserve"> INT PRIMARY KEY,</w:t>
+      </w:r>
+    </w:p>
+    <w:p>
+      <w:pPr>
+        <w:rPr>
+          <w:lang w:eastAsia="es-CO"/>
+        </w:rPr>
+      </w:pPr>
+      <w:r>
+        <w:rPr>
+          <w:lang w:eastAsia="es-CO"/>
+        </w:rPr>
+        <w:t xml:space="preserve">   Nombre </w:t>
+      </w:r>
+      <w:proofErr w:type="gramStart"/>
+      <w:r>
+        <w:rPr>
+          <w:lang w:eastAsia="es-CO"/>
+        </w:rPr>
+        <w:t>VARCHAR(</w:t>
+      </w:r>
+      <w:proofErr w:type="gramEnd"/>
+      <w:r>
+        <w:rPr>
+          <w:lang w:eastAsia="es-CO"/>
+        </w:rPr>
+        <w:t>50),</w:t>
+      </w:r>
+    </w:p>
+    <w:p>
+      <w:pPr>
+        <w:rPr>
+          <w:lang w:eastAsia="es-CO"/>
+        </w:rPr>
+      </w:pPr>
+      <w:r>
+        <w:rPr>
+          <w:lang w:eastAsia="es-CO"/>
+        </w:rPr>
+        <w:t xml:space="preserve">   Ciudad </w:t>
+      </w:r>
+      <w:proofErr w:type="gramStart"/>
+      <w:r>
+        <w:rPr>
+          <w:lang w:eastAsia="es-CO"/>
+        </w:rPr>
+        <w:t>VARCHAR(</w:t>
+      </w:r>
+      <w:proofErr w:type="gramEnd"/>
+      <w:r>
+        <w:rPr>
+          <w:lang w:eastAsia="es-CO"/>
+        </w:rPr>
+        <w:t>50)</w:t>
+      </w:r>
+    </w:p>
+    <w:p>
+      <w:pPr>
+        <w:rPr>
+          <w:lang w:eastAsia="es-CO"/>
+        </w:rPr>
+      </w:pPr>
+      <w:r>
+        <w:rPr>
+          <w:lang w:eastAsia="es-CO"/>
+        </w:rPr>
+        <w:t>);</w:t>
+      </w:r>
+    </w:p>
+    <w:p>
+      <w:pPr>
+        <w:rPr>
+          <w:lang w:eastAsia="es-CO"/>
+        </w:rPr>
+      </w:pPr>
+      <w:r>
+        <w:rPr>
+          <w:lang w:eastAsia="es-CO"/>
+        </w:rPr>
+        <w:t>Este ejemplo muestra cómo el modelo lógico se transforma en una estructura implementada en un DBMS.</w:t>
+      </w:r>
+    </w:p>
+    <w:p>
+      <w:pPr>
+        <w:rPr>
+          <w:lang w:eastAsia="es-CO"/>
+        </w:rPr>
+      </w:pPr>
+      <w:r>
+        <w:rPr>
+          <w:lang w:eastAsia="es-CO"/>
+        </w:rPr>
         <w:lastRenderedPageBreak/>
-        <w:t>Ejemplo de implementación física</w:t>
-      </w:r>
-    </w:p>
-    <w:p>
-      <w:pPr>
-        <w:rPr>
-          <w:lang w:eastAsia="es-CO"/>
-        </w:rPr>
-      </w:pPr>
-      <w:r>
-        <w:rPr>
-          <w:lang w:eastAsia="es-CO"/>
-        </w:rPr>
-        <w:t>CREATE TABLE Cliente (</w:t>
-      </w:r>
-    </w:p>
-    <w:p>
-      <w:pPr>
-        <w:rPr>
-          <w:lang w:eastAsia="es-CO"/>
-        </w:rPr>
-      </w:pPr>
-      <w:r>
-        <w:rPr>
-          <w:lang w:eastAsia="es-CO"/>
-        </w:rPr>
-        <w:t xml:space="preserve">   </w:t>
-      </w:r>
-      <w:proofErr w:type="spellStart"/>
-      <w:r>
-        <w:rPr>
-          <w:lang w:eastAsia="es-CO"/>
-        </w:rPr>
-        <w:t>ID_Cliente</w:t>
-      </w:r>
-      <w:proofErr w:type="spellEnd"/>
-      <w:r>
-        <w:rPr>
-          <w:lang w:eastAsia="es-CO"/>
-        </w:rPr>
-        <w:t xml:space="preserve"> INT PRIMARY KEY,</w:t>
-      </w:r>
-    </w:p>
-    <w:p>
-      <w:pPr>
-        <w:rPr>
-          <w:lang w:eastAsia="es-CO"/>
-        </w:rPr>
-      </w:pPr>
-      <w:r>
-        <w:rPr>
-          <w:lang w:eastAsia="es-CO"/>
-        </w:rPr>
-        <w:t xml:space="preserve">   Nombre </w:t>
-      </w:r>
-      <w:proofErr w:type="gramStart"/>
-      <w:r>
-        <w:rPr>
-          <w:lang w:eastAsia="es-CO"/>
-        </w:rPr>
-        <w:t>VARCHAR(</w:t>
-      </w:r>
-      <w:proofErr w:type="gramEnd"/>
-      <w:r>
-        <w:rPr>
-          <w:lang w:eastAsia="es-CO"/>
-        </w:rPr>
-        <w:t>50),</w:t>
-      </w:r>
-    </w:p>
-    <w:p>
-      <w:pPr>
-        <w:rPr>
-          <w:lang w:eastAsia="es-CO"/>
-        </w:rPr>
-      </w:pPr>
-      <w:r>
-        <w:rPr>
-          <w:lang w:eastAsia="es-CO"/>
-        </w:rPr>
-        <w:t xml:space="preserve">   Ciudad </w:t>
-      </w:r>
-      <w:proofErr w:type="gramStart"/>
-      <w:r>
-        <w:rPr>
-          <w:lang w:eastAsia="es-CO"/>
-        </w:rPr>
-        <w:t>VARCHAR(</w:t>
-      </w:r>
-      <w:proofErr w:type="gramEnd"/>
-      <w:r>
-        <w:rPr>
-          <w:lang w:eastAsia="es-CO"/>
-        </w:rPr>
-        <w:t>50)</w:t>
-      </w:r>
-    </w:p>
-    <w:p>
-      <w:pPr>
-        <w:rPr>
-          <w:lang w:eastAsia="es-CO"/>
-        </w:rPr>
-      </w:pPr>
-      <w:r>
-        <w:rPr>
-          <w:lang w:eastAsia="es-CO"/>
-        </w:rPr>
-        <w:t>);</w:t>
-      </w:r>
-    </w:p>
-    <w:p>
-      <w:pPr>
-        <w:rPr>
-          <w:lang w:eastAsia="es-CO"/>
-        </w:rPr>
-      </w:pPr>
-      <w:r>
-        <w:rPr>
-          <w:lang w:eastAsia="es-CO"/>
-        </w:rPr>
-        <w:t>Este ejemplo muestra cómo el modelo lógico se transforma en una estructura implementada en un DBMS.</w:t>
-      </w:r>
-    </w:p>
-    <w:p>
-      <w:pPr>
-        <w:rPr>
-          <w:lang w:eastAsia="es-CO"/>
-        </w:rPr>
-      </w:pPr>
-      <w:r>
-        <w:rPr>
-          <w:lang w:eastAsia="es-CO"/>
-        </w:rPr>
         <w:t>Para finalizar, se detallan los niveles del diseño de bases de datos. Los modelos y conceptos que se incluyen en el esquema, se mantienen en idioma inglés, ya que corresponden a la denominación original utilizada en la literatura técnica y en los estándares internacionales del área:</w:t>
       </w:r>
     </w:p>
@@ -13893,7 +13918,7 @@
                     </pic:cNvPicPr>
                   </pic:nvPicPr>
                   <pic:blipFill>
-                    <a:blip r:embed="rId19">
+                    <a:blip r:embed="rId25">
                       <a:extLst>
                         <a:ext uri="{28A0092B-C50C-407E-A947-70E740481C1C}">
                           <a14:useLocalDpi xmlns:a14="http://schemas.microsoft.com/office/drawing/2010/main" val="0"/>
@@ -13924,21 +13949,29 @@
     </w:p>
     <w:p>
       <w:pPr>
-        <w:rPr>
-          <w:lang w:eastAsia="es-CO"/>
-        </w:rPr>
-      </w:pPr>
+        <w:spacing w:before="0" w:after="0" w:line="240" w:lineRule="auto"/>
+        <w:ind w:firstLine="0"/>
+        <w:rPr>
+          <w:lang w:eastAsia="es-CO"/>
+        </w:rPr>
+      </w:pPr>
+      <w:r>
+        <w:rPr>
+          <w:lang w:eastAsia="es-CO"/>
+        </w:rPr>
+        <w:br w:type="page"/>
+      </w:r>
     </w:p>
     <w:p>
       <w:pPr>
         <w:pStyle w:val="Ttulo1"/>
       </w:pPr>
-      <w:bookmarkStart w:id="13" w:name="_Toc228874079"/>
+      <w:bookmarkStart w:id="12" w:name="_Toc228874079"/>
       <w:r>
         <w:lastRenderedPageBreak/>
         <w:t>Diseño de bases de datos relacionales</w:t>
       </w:r>
-      <w:bookmarkEnd w:id="13"/>
+      <w:bookmarkEnd w:id="12"/>
     </w:p>
     <w:p>
       <w:pPr>
@@ -14055,18 +14088,18 @@
           <w:lang w:eastAsia="es-CO"/>
         </w:rPr>
       </w:pPr>
-      <w:bookmarkStart w:id="14" w:name="_Toc228874080"/>
+      <w:bookmarkStart w:id="13" w:name="_Toc228874080"/>
+      <w:bookmarkEnd w:id="13"/>
+    </w:p>
+    <w:p>
+      <w:pPr>
+        <w:pStyle w:val="Ttulo2"/>
+      </w:pPr>
+      <w:bookmarkStart w:id="14" w:name="_Toc228874081"/>
+      <w:r>
+        <w:t>Normalización de bases de datos</w:t>
+      </w:r>
       <w:bookmarkEnd w:id="14"/>
-    </w:p>
-    <w:p>
-      <w:pPr>
-        <w:pStyle w:val="Ttulo2"/>
-      </w:pPr>
-      <w:bookmarkStart w:id="15" w:name="_Toc228874081"/>
-      <w:r>
-        <w:t>Normalización de bases de datos</w:t>
-      </w:r>
-      <w:bookmarkEnd w:id="15"/>
     </w:p>
     <w:p>
       <w:pPr>
@@ -14600,11 +14633,11 @@
       <w:pPr>
         <w:pStyle w:val="Ttulo2"/>
       </w:pPr>
-      <w:bookmarkStart w:id="16" w:name="_Toc228874082"/>
+      <w:bookmarkStart w:id="15" w:name="_Toc228874082"/>
       <w:r>
         <w:t>Modelo relacional</w:t>
       </w:r>
-      <w:bookmarkEnd w:id="16"/>
+      <w:bookmarkEnd w:id="15"/>
     </w:p>
     <w:p>
       <w:pPr>
@@ -14737,11 +14770,11 @@
       <w:pPr>
         <w:pStyle w:val="Ttulo2"/>
       </w:pPr>
-      <w:bookmarkStart w:id="17" w:name="_Toc228874083"/>
+      <w:bookmarkStart w:id="16" w:name="_Toc228874083"/>
       <w:r>
         <w:t>Tipos de claves</w:t>
       </w:r>
-      <w:bookmarkEnd w:id="17"/>
+      <w:bookmarkEnd w:id="16"/>
     </w:p>
     <w:p>
       <w:pPr>
@@ -15097,12 +15130,12 @@
       <w:pPr>
         <w:pStyle w:val="Ttulo2"/>
       </w:pPr>
-      <w:bookmarkStart w:id="18" w:name="_Toc228874084"/>
+      <w:bookmarkStart w:id="17" w:name="_Toc228874084"/>
       <w:r>
         <w:lastRenderedPageBreak/>
         <w:t>Entidades fuertes y débiles</w:t>
       </w:r>
-      <w:bookmarkEnd w:id="18"/>
+      <w:bookmarkEnd w:id="17"/>
     </w:p>
     <w:p>
       <w:pPr>
@@ -15268,7 +15301,7 @@
                     </pic:cNvPicPr>
                   </pic:nvPicPr>
                   <pic:blipFill>
-                    <a:blip r:embed="rId20">
+                    <a:blip r:embed="rId26">
                       <a:extLst>
                         <a:ext uri="{28A0092B-C50C-407E-A947-70E740481C1C}">
                           <a14:useLocalDpi xmlns:a14="http://schemas.microsoft.com/office/drawing/2010/main" val="0"/>
@@ -15823,11 +15856,11 @@
       <w:pPr>
         <w:pStyle w:val="Ttulo2"/>
       </w:pPr>
-      <w:bookmarkStart w:id="19" w:name="_Toc228874085"/>
+      <w:bookmarkStart w:id="18" w:name="_Toc228874085"/>
       <w:r>
         <w:t>Campos relacionales y dependencia de existencia</w:t>
       </w:r>
-      <w:bookmarkEnd w:id="19"/>
+      <w:bookmarkEnd w:id="18"/>
     </w:p>
     <w:p>
       <w:pPr>
@@ -16349,12 +16382,12 @@
       <w:pPr>
         <w:pStyle w:val="Ttulo1"/>
       </w:pPr>
-      <w:bookmarkStart w:id="20" w:name="_Toc228874086"/>
+      <w:bookmarkStart w:id="19" w:name="_Toc228874086"/>
       <w:r>
         <w:lastRenderedPageBreak/>
         <w:t>Lenguajes de sistemas gestores de bases de datos (DBMS)</w:t>
       </w:r>
-      <w:bookmarkEnd w:id="20"/>
+      <w:bookmarkEnd w:id="19"/>
     </w:p>
     <w:p>
       <w:pPr>
@@ -16454,18 +16487,18 @@
           <w:lang w:eastAsia="es-CO"/>
         </w:rPr>
       </w:pPr>
-      <w:bookmarkStart w:id="21" w:name="_Toc228874087"/>
+      <w:bookmarkStart w:id="20" w:name="_Toc228874087"/>
+      <w:bookmarkEnd w:id="20"/>
+    </w:p>
+    <w:p>
+      <w:pPr>
+        <w:pStyle w:val="Ttulo2"/>
+      </w:pPr>
+      <w:bookmarkStart w:id="21" w:name="_Toc228874088"/>
+      <w:r>
+        <w:t>Lenguaje de definición de datos (DDL)</w:t>
+      </w:r>
       <w:bookmarkEnd w:id="21"/>
-    </w:p>
-    <w:p>
-      <w:pPr>
-        <w:pStyle w:val="Ttulo2"/>
-      </w:pPr>
-      <w:bookmarkStart w:id="22" w:name="_Toc228874088"/>
-      <w:r>
-        <w:t>Lenguaje de definición de datos (DDL)</w:t>
-      </w:r>
-      <w:bookmarkEnd w:id="22"/>
     </w:p>
     <w:p>
       <w:pPr>
@@ -17923,20 +17956,50 @@
         <w:rPr>
           <w:lang w:eastAsia="es-CO"/>
         </w:rPr>
-        <w:t xml:space="preserve"> IDENTITY(1,1) NOT NULL,</w:t>
-      </w:r>
+        <w:t xml:space="preserve"> IDENTITY(1,1) NOT NULL,    Nombre </w:t>
+      </w:r>
+      <w:proofErr w:type="spellStart"/>
+      <w:r>
+        <w:rPr>
+          <w:lang w:eastAsia="es-CO"/>
+        </w:rPr>
+        <w:t>nvarchar</w:t>
+      </w:r>
+      <w:proofErr w:type="spellEnd"/>
+      <w:r>
+        <w:rPr>
+          <w:lang w:eastAsia="es-CO"/>
+        </w:rPr>
+        <w:t xml:space="preserve">(50) NOT NULL CONSTRAINT </w:t>
+      </w:r>
+      <w:proofErr w:type="spellStart"/>
+      <w:r>
+        <w:rPr>
+          <w:lang w:eastAsia="es-CO"/>
+        </w:rPr>
+        <w:t>UQ_Departamentos_Nombre</w:t>
+      </w:r>
+      <w:proofErr w:type="spellEnd"/>
+      <w:r>
+        <w:rPr>
+          <w:lang w:eastAsia="es-CO"/>
+        </w:rPr>
+        <w:t xml:space="preserve"> UNIQUE,   </w:t>
+      </w:r>
+      <w:proofErr w:type="spellStart"/>
+      <w:r>
+        <w:rPr>
+          <w:lang w:eastAsia="es-CO"/>
+        </w:rPr>
+        <w:t>Ubicacion</w:t>
+      </w:r>
+      <w:proofErr w:type="spellEnd"/>
       <w:r>
         <w:rPr>
           <w:lang w:eastAsia="es-CO"/>
         </w:rPr>
         <w:t xml:space="preserve"> </w:t>
       </w:r>
-      <w:r>
-        <w:rPr>
-          <w:lang w:eastAsia="es-CO"/>
-        </w:rPr>
-        <w:t xml:space="preserve">   Nombre </w:t>
-      </w:r>
       <w:proofErr w:type="spellStart"/>
       <w:r>
         <w:rPr>
@@ -17949,67 +18012,7 @@
         <w:rPr>
           <w:lang w:eastAsia="es-CO"/>
         </w:rPr>
-        <w:t xml:space="preserve">(50) NOT NULL CONSTRAINT </w:t>
-      </w:r>
-      <w:proofErr w:type="spellStart"/>
-      <w:r>
-        <w:rPr>
-          <w:lang w:eastAsia="es-CO"/>
-        </w:rPr>
-        <w:t>UQ_Departamentos_Nombre</w:t>
-      </w:r>
-      <w:proofErr w:type="spellEnd"/>
-      <w:r>
-        <w:rPr>
-          <w:lang w:eastAsia="es-CO"/>
-        </w:rPr>
-        <w:t xml:space="preserve"> UNIQUE,</w:t>
-      </w:r>
-      <w:r>
-        <w:rPr>
-          <w:lang w:eastAsia="es-CO"/>
-        </w:rPr>
-        <w:t xml:space="preserve"> </w:t>
-      </w:r>
-      <w:r>
-        <w:rPr>
-          <w:lang w:eastAsia="es-CO"/>
-        </w:rPr>
-        <w:t xml:space="preserve">  </w:t>
-      </w:r>
-      <w:proofErr w:type="spellStart"/>
-      <w:r>
-        <w:rPr>
-          <w:lang w:eastAsia="es-CO"/>
-        </w:rPr>
-        <w:t>Ubicacion</w:t>
-      </w:r>
-      <w:proofErr w:type="spellEnd"/>
-      <w:r>
-        <w:rPr>
-          <w:lang w:eastAsia="es-CO"/>
-        </w:rPr>
-        <w:t xml:space="preserve"> </w:t>
-      </w:r>
-      <w:proofErr w:type="spellStart"/>
-      <w:r>
-        <w:rPr>
-          <w:lang w:eastAsia="es-CO"/>
-        </w:rPr>
-        <w:t>nvarchar</w:t>
-      </w:r>
-      <w:proofErr w:type="spellEnd"/>
-      <w:r>
-        <w:rPr>
-          <w:lang w:eastAsia="es-CO"/>
-        </w:rPr>
-        <w:t>(100) NOT NULL,</w:t>
-      </w:r>
-      <w:r>
-        <w:rPr>
-          <w:lang w:eastAsia="es-CO"/>
-        </w:rPr>
-        <w:t xml:space="preserve"> </w:t>
+        <w:t xml:space="preserve">(100) NOT NULL, </w:t>
       </w:r>
       <w:proofErr w:type="spellStart"/>
       <w:r>
@@ -18352,11 +18355,11 @@
       <w:pPr>
         <w:pStyle w:val="Ttulo2"/>
       </w:pPr>
-      <w:bookmarkStart w:id="23" w:name="_Toc228874089"/>
+      <w:bookmarkStart w:id="22" w:name="_Toc228874089"/>
       <w:r>
         <w:t>Lenguaje de manipulación de datos (DML)</w:t>
       </w:r>
-      <w:bookmarkEnd w:id="23"/>
+      <w:bookmarkEnd w:id="22"/>
     </w:p>
     <w:p>
       <w:pPr>
@@ -18771,11 +18774,11 @@
       <w:pPr>
         <w:pStyle w:val="Ttulo2"/>
       </w:pPr>
-      <w:bookmarkStart w:id="24" w:name="_Toc228874090"/>
+      <w:bookmarkStart w:id="23" w:name="_Toc228874090"/>
       <w:r>
         <w:t>Lenguaje de control de datos (DCL)</w:t>
       </w:r>
-      <w:bookmarkEnd w:id="24"/>
+      <w:bookmarkEnd w:id="23"/>
     </w:p>
     <w:p>
       <w:pPr>
@@ -19048,12 +19051,12 @@
       <w:pPr>
         <w:pStyle w:val="Ttulo2"/>
       </w:pPr>
-      <w:bookmarkStart w:id="25" w:name="_Toc228874091"/>
+      <w:bookmarkStart w:id="24" w:name="_Toc228874091"/>
       <w:r>
         <w:lastRenderedPageBreak/>
         <w:t>Lenguaje de definición de vistas (VDL)</w:t>
       </w:r>
-      <w:bookmarkEnd w:id="25"/>
+      <w:bookmarkEnd w:id="24"/>
     </w:p>
     <w:p>
       <w:pPr>
@@ -19482,6 +19485,7 @@
     <w:p>
       <w:pPr>
         <w:pStyle w:val="Video"/>
+        <w:jc w:val="left"/>
       </w:pPr>
       <w:r>
         <w:t>Lenguajes DBMS</w:t>
@@ -19520,7 +19524,7 @@
                     </pic:cNvPicPr>
                   </pic:nvPicPr>
                   <pic:blipFill>
-                    <a:blip r:embed="rId21" cstate="print">
+                    <a:blip r:embed="rId27" cstate="print">
                       <a:extLst>
                         <a:ext uri="{28A0092B-C50C-407E-A947-70E740481C1C}">
                           <a14:useLocalDpi xmlns:a14="http://schemas.microsoft.com/office/drawing/2010/main" val="0"/>
@@ -19549,7 +19553,7 @@
         </w:drawing>
       </w:r>
     </w:p>
-    <w:bookmarkStart w:id="26" w:name="_Hlk161159634"/>
+    <w:bookmarkStart w:id="25" w:name="_Hlk161159634"/>
     <w:p>
       <w:pPr>
         <w:ind w:firstLine="0"/>
@@ -19606,6 +19610,7 @@
           </w:tcPr>
           <w:p>
             <w:pPr>
+              <w:ind w:firstLine="0"/>
               <w:rPr>
                 <w:b/>
               </w:rPr>
@@ -19667,7 +19672,7 @@
           </w:p>
         </w:tc>
       </w:tr>
-      <w:bookmarkEnd w:id="26"/>
+      <w:bookmarkEnd w:id="25"/>
     </w:tbl>
     <w:p/>
     <w:p>
@@ -19683,12 +19688,12 @@
       <w:pPr>
         <w:pStyle w:val="Ttulo1"/>
       </w:pPr>
-      <w:bookmarkStart w:id="27" w:name="_Toc228874092"/>
+      <w:bookmarkStart w:id="26" w:name="_Toc228874092"/>
       <w:r>
         <w:lastRenderedPageBreak/>
         <w:t>Bases de datos NoSQL y su diseño</w:t>
       </w:r>
-      <w:bookmarkEnd w:id="27"/>
+      <w:bookmarkEnd w:id="26"/>
     </w:p>
     <w:p>
       <w:r>
@@ -19800,18 +19805,18 @@
           <w:lang w:eastAsia="es-CO"/>
         </w:rPr>
       </w:pPr>
-      <w:bookmarkStart w:id="28" w:name="_Toc228874093"/>
+      <w:bookmarkStart w:id="27" w:name="_Toc228874093"/>
+      <w:bookmarkEnd w:id="27"/>
+    </w:p>
+    <w:p>
+      <w:pPr>
+        <w:pStyle w:val="Ttulo2"/>
+      </w:pPr>
+      <w:bookmarkStart w:id="28" w:name="_Toc228874094"/>
+      <w:r>
+        <w:t>Conceptos, principios y terminología NoSQL</w:t>
+      </w:r>
       <w:bookmarkEnd w:id="28"/>
-    </w:p>
-    <w:p>
-      <w:pPr>
-        <w:pStyle w:val="Ttulo2"/>
-      </w:pPr>
-      <w:bookmarkStart w:id="29" w:name="_Toc228874094"/>
-      <w:r>
-        <w:t>Conceptos, principios y terminología NoSQL</w:t>
-      </w:r>
-      <w:bookmarkEnd w:id="29"/>
     </w:p>
     <w:p>
       <w:r>
@@ -20153,11 +20158,11 @@
       <w:pPr>
         <w:pStyle w:val="Ttulo2"/>
       </w:pPr>
-      <w:bookmarkStart w:id="30" w:name="_Toc228874095"/>
+      <w:bookmarkStart w:id="29" w:name="_Toc228874095"/>
       <w:r>
         <w:t>Modelos de bases de datos NoSQL</w:t>
       </w:r>
-      <w:bookmarkEnd w:id="30"/>
+      <w:bookmarkEnd w:id="29"/>
     </w:p>
     <w:p>
       <w:r>
@@ -20360,6 +20365,9 @@
             <w:r>
               <w:t>Big data, análisis</w:t>
             </w:r>
+            <w:r>
+              <w:t>.</w:t>
+            </w:r>
           </w:p>
         </w:tc>
       </w:tr>
@@ -20401,6 +20409,9 @@
             <w:r>
               <w:t>Redes sociales</w:t>
             </w:r>
+            <w:r>
+              <w:t>.</w:t>
+            </w:r>
           </w:p>
         </w:tc>
       </w:tr>
@@ -20416,11 +20427,11 @@
       <w:pPr>
         <w:pStyle w:val="Ttulo2"/>
       </w:pPr>
-      <w:bookmarkStart w:id="31" w:name="_Toc228874096"/>
+      <w:bookmarkStart w:id="30" w:name="_Toc228874096"/>
       <w:r>
         <w:t>Tipos de bases de datos NoSQL</w:t>
       </w:r>
-      <w:bookmarkEnd w:id="31"/>
+      <w:bookmarkEnd w:id="30"/>
     </w:p>
     <w:p>
       <w:r>
@@ -20604,11 +20615,11 @@
       <w:pPr>
         <w:pStyle w:val="Ttulo2"/>
       </w:pPr>
-      <w:bookmarkStart w:id="32" w:name="_Toc228874097"/>
+      <w:bookmarkStart w:id="31" w:name="_Toc228874097"/>
       <w:r>
         <w:t>Arquitecturas y esquemas de datos</w:t>
       </w:r>
-      <w:bookmarkEnd w:id="32"/>
+      <w:bookmarkEnd w:id="31"/>
     </w:p>
     <w:p>
       <w:r>
@@ -20678,12 +20689,12 @@
       <w:pPr>
         <w:pStyle w:val="Ttulo2"/>
       </w:pPr>
-      <w:bookmarkStart w:id="33" w:name="_Toc228874098"/>
+      <w:bookmarkStart w:id="32" w:name="_Toc228874098"/>
       <w:r>
         <w:lastRenderedPageBreak/>
         <w:t>Diseño de bases de datos NoSQL</w:t>
       </w:r>
-      <w:bookmarkEnd w:id="33"/>
+      <w:bookmarkEnd w:id="32"/>
     </w:p>
     <w:p>
       <w:r>
@@ -20953,12 +20964,12 @@
       <w:pPr>
         <w:pStyle w:val="Titulosgenerales"/>
       </w:pPr>
-      <w:bookmarkStart w:id="34" w:name="_Toc228874099"/>
+      <w:bookmarkStart w:id="33" w:name="_Toc228874099"/>
       <w:r>
         <w:lastRenderedPageBreak/>
         <w:t>Síntesis</w:t>
       </w:r>
-      <w:bookmarkEnd w:id="34"/>
+      <w:bookmarkEnd w:id="33"/>
     </w:p>
     <w:p>
       <w:pPr>
@@ -21023,7 +21034,7 @@
                     </pic:cNvPicPr>
                   </pic:nvPicPr>
                   <pic:blipFill>
-                    <a:blip r:embed="rId22">
+                    <a:blip r:embed="rId28">
                       <a:extLst>
                         <a:ext uri="{28A0092B-C50C-407E-A947-70E740481C1C}">
                           <a14:useLocalDpi xmlns:a14="http://schemas.microsoft.com/office/drawing/2010/main" val="0"/>
@@ -21056,14 +21067,14 @@
       <w:pPr>
         <w:pStyle w:val="Titulosgenerales"/>
       </w:pPr>
-      <w:bookmarkStart w:id="35" w:name="_Toc176443725"/>
-      <w:bookmarkStart w:id="36" w:name="_Toc228874100"/>
+      <w:bookmarkStart w:id="34" w:name="_Toc176443725"/>
+      <w:bookmarkStart w:id="35" w:name="_Toc228874100"/>
       <w:r>
         <w:lastRenderedPageBreak/>
         <w:t>Glosario</w:t>
       </w:r>
+      <w:bookmarkEnd w:id="34"/>
       <w:bookmarkEnd w:id="35"/>
-      <w:bookmarkEnd w:id="36"/>
     </w:p>
     <w:p>
       <w:pPr>
@@ -21268,8 +21279,8 @@
           <w:lang w:val="es-MX"/>
         </w:rPr>
       </w:pPr>
-      <w:bookmarkStart w:id="37" w:name="_Toc176443726"/>
-      <w:bookmarkStart w:id="38" w:name="_Toc228874101"/>
+      <w:bookmarkStart w:id="36" w:name="_Toc176443726"/>
+      <w:bookmarkStart w:id="37" w:name="_Toc228874101"/>
       <w:r>
         <w:rPr>
           <w:lang w:val="es-MX"/>
@@ -21277,8 +21288,8 @@
         <w:lastRenderedPageBreak/>
         <w:t>Referencias bibliográficas</w:t>
       </w:r>
+      <w:bookmarkEnd w:id="36"/>
       <w:bookmarkEnd w:id="37"/>
-      <w:bookmarkEnd w:id="38"/>
     </w:p>
     <w:p>
       <w:pPr>
@@ -21981,14 +21992,14 @@
       <w:pPr>
         <w:pStyle w:val="Titulosgenerales"/>
       </w:pPr>
-      <w:bookmarkStart w:id="39" w:name="_Toc176443727"/>
-      <w:bookmarkStart w:id="40" w:name="_Toc228874102"/>
+      <w:bookmarkStart w:id="38" w:name="_Toc176443727"/>
+      <w:bookmarkStart w:id="39" w:name="_Toc228874102"/>
       <w:r>
         <w:lastRenderedPageBreak/>
         <w:t>Créditos</w:t>
       </w:r>
+      <w:bookmarkEnd w:id="38"/>
       <w:bookmarkEnd w:id="39"/>
-      <w:bookmarkEnd w:id="40"/>
     </w:p>
     <w:tbl>
       <w:tblPr>
@@ -22120,7 +22131,7 @@
               </w:rPr>
             </w:pPr>
             <w:r>
-              <w:t>Responsable Ecosistema de Recursos Educativos Digitales (RED)</w:t>
+              <w:t>Profesional G06. Responsable Ecosistema Virtual de Recursos Educativos Digitales</w:t>
             </w:r>
           </w:p>
         </w:tc>
@@ -22557,6 +22568,7 @@
               </w:rPr>
             </w:pPr>
             <w:r>
+              <w:lastRenderedPageBreak/>
               <w:t>Jorge Eduardo Rueda Peña</w:t>
             </w:r>
           </w:p>
@@ -22617,7 +22629,6 @@
               </w:rPr>
             </w:pPr>
             <w:r>
-              <w:lastRenderedPageBreak/>
               <w:t>Jorge Bustos Gómez</w:t>
             </w:r>
           </w:p>
@@ -22683,8 +22694,8 @@
       </w:pPr>
     </w:p>
     <w:sectPr>
-      <w:headerReference w:type="default" r:id="rId23"/>
-      <w:footerReference w:type="default" r:id="rId24"/>
+      <w:headerReference w:type="default" r:id="rId29"/>
+      <w:footerReference w:type="default" r:id="rId30"/>
       <w:pgSz w:w="12240" w:h="15840"/>
       <w:pgMar w:top="1701" w:right="1134" w:bottom="1134" w:left="1134" w:header="709" w:footer="737" w:gutter="0"/>
       <w:pgNumType w:start="1"/>
@@ -22696,7 +22707,7 @@
 </file>
 
 <file path=word/endnotes.xml><?xml version="1.0" encoding="utf-8"?>
-<w:endnotes xmlns:wpc="http://schemas.microsoft.com/office/word/2010/wordprocessingCanvas" xmlns:cx="http://schemas.microsoft.com/office/drawing/2014/chartex" xmlns:cx1="http://schemas.microsoft.com/office/drawing/2015/9/8/chartex" xmlns:cx2="http://schemas.microsoft.com/office/drawing/2015/10/21/chartex" xmlns:cx3="http://schemas.microsoft.com/office/drawing/2016/5/9/chartex" xmlns:cx4="http://schemas.microsoft.com/office/drawing/2016/5/10/chartex" xmlns:cx5="http://schemas.microsoft.com/office/drawing/2016/5/11/chartex" xmlns:cx6="http://schemas.microsoft.com/office/drawing/2016/5/12/chartex" xmlns:cx7="http://schemas.microsoft.com/office/drawing/2016/5/13/chartex" xmlns:cx8="http://schemas.microsoft.com/office/drawing/2016/5/14/chartex" xmlns:mc="http://schemas.openxmlformats.org/markup-compatibility/2006" xmlns:aink="http://schemas.microsoft.com/office/drawing/2016/ink" xmlns:am3d="http://schemas.microsoft.com/office/drawing/2017/model3d" xmlns:o="urn:schemas-microsoft-com:office:office" xmlns:r="http://schemas.openxmlformats.org/officeDocument/2006/relationships" xmlns:m="http://schemas.openxmlformats.org/officeDocument/2006/math" xmlns:v="urn:schemas-microsoft-com:vml" xmlns:wp14="http://schemas.microsoft.com/office/word/2010/wordprocessingDrawing" xmlns:wp="http://schemas.openxmlformats.org/drawingml/2006/wordprocessingDrawing" xmlns:w10="urn:schemas-microsoft-com:office:word" xmlns:w="http://schemas.openxmlformats.org/wordprocessingml/2006/main" xmlns:w14="http://schemas.microsoft.com/office/word/2010/wordml" xmlns:w15="http://schemas.microsoft.com/office/word/2012/wordml" xmlns:w16cid="http://schemas.microsoft.com/office/word/2016/wordml/cid" xmlns:w16se="http://schemas.microsoft.com/office/word/2015/wordml/symex" xmlns:wpg="http://schemas.microsoft.com/office/word/2010/wordprocessingGroup" xmlns:wpi="http://schemas.microsoft.com/office/word/2010/wordprocessingInk" xmlns:wne="http://schemas.microsoft.com/office/word/2006/wordml" xmlns:wps="http://schemas.microsoft.com/office/word/2010/wordprocessingShape" mc:Ignorable="w14 w15 w16se w16cid wp14">
+<w:endnotes xmlns:wpc="http://schemas.microsoft.com/office/word/2010/wordprocessingCanvas" xmlns:cx="http://schemas.microsoft.com/office/drawing/2014/chartex" xmlns:cx1="http://schemas.microsoft.com/office/drawing/2015/9/8/chartex" xmlns:cx2="http://schemas.microsoft.com/office/drawing/2015/10/21/chartex" xmlns:cx3="http://schemas.microsoft.com/office/drawing/2016/5/9/chartex" xmlns:cx4="http://schemas.microsoft.com/office/drawing/2016/5/10/chartex" xmlns:cx5="http://schemas.microsoft.com/office/drawing/2016/5/11/chartex" xmlns:cx6="http://schemas.microsoft.com/office/drawing/2016/5/12/chartex" xmlns:cx7="http://schemas.microsoft.com/office/drawing/2016/5/13/chartex" xmlns:cx8="http://schemas.microsoft.com/office/drawing/2016/5/14/chartex" xmlns:mc="http://schemas.openxmlformats.org/markup-compatibility/2006" xmlns:aink="http://schemas.microsoft.com/office/drawing/2016/ink" xmlns:am3d="http://schemas.microsoft.com/office/drawing/2017/model3d" xmlns:o="urn:schemas-microsoft-com:office:office" xmlns:r="http://schemas.openxmlformats.org/officeDocument/2006/relationships" xmlns:m="http://schemas.openxmlformats.org/officeDocument/2006/math" xmlns:v="urn:schemas-microsoft-com:vml" xmlns:wp14="http://schemas.microsoft.com/office/word/2010/wordprocessingDrawing" xmlns:wp="http://schemas.openxmlformats.org/drawingml/2006/wordprocessingDrawing" xmlns:w10="urn:schemas-microsoft-com:office:word" xmlns:w="http://schemas.openxmlformats.org/wordprocessingml/2006/main" xmlns:w14="http://schemas.microsoft.com/office/word/2010/wordml" xmlns:w15="http://schemas.microsoft.com/office/word/2012/wordml" xmlns:w16cex="http://schemas.microsoft.com/office/word/2018/wordml/cex" xmlns:w16cid="http://schemas.microsoft.com/office/word/2016/wordml/cid" xmlns:w16="http://schemas.microsoft.com/office/word/2018/wordml" xmlns:w16sdtdh="http://schemas.microsoft.com/office/word/2020/wordml/sdtdatahash" xmlns:w16se="http://schemas.microsoft.com/office/word/2015/wordml/symex" xmlns:wpg="http://schemas.microsoft.com/office/word/2010/wordprocessingGroup" xmlns:wpi="http://schemas.microsoft.com/office/word/2010/wordprocessingInk" xmlns:wne="http://schemas.microsoft.com/office/word/2006/wordml" xmlns:wps="http://schemas.microsoft.com/office/word/2010/wordprocessingShape" mc:Ignorable="w14 w15 w16se w16cid w16 w16cex w16sdtdh wp14">
   <w:endnote w:type="separator" w:id="-1">
     <w:p>
       <w:pPr>
@@ -22721,7 +22732,7 @@
 </file>
 
 <file path=word/footer1.xml><?xml version="1.0" encoding="utf-8"?>
-<w:ftr xmlns:wpc="http://schemas.microsoft.com/office/word/2010/wordprocessingCanvas" xmlns:cx="http://schemas.microsoft.com/office/drawing/2014/chartex" xmlns:cx1="http://schemas.microsoft.com/office/drawing/2015/9/8/chartex" xmlns:cx2="http://schemas.microsoft.com/office/drawing/2015/10/21/chartex" xmlns:cx3="http://schemas.microsoft.com/office/drawing/2016/5/9/chartex" xmlns:cx4="http://schemas.microsoft.com/office/drawing/2016/5/10/chartex" xmlns:cx5="http://schemas.microsoft.com/office/drawing/2016/5/11/chartex" xmlns:cx6="http://schemas.microsoft.com/office/drawing/2016/5/12/chartex" xmlns:cx7="http://schemas.microsoft.com/office/drawing/2016/5/13/chartex" xmlns:cx8="http://schemas.microsoft.com/office/drawing/2016/5/14/chartex" xmlns:mc="http://schemas.openxmlformats.org/markup-compatibility/2006" xmlns:aink="http://schemas.microsoft.com/office/drawing/2016/ink" xmlns:am3d="http://schemas.microsoft.com/office/drawing/2017/model3d" xmlns:o="urn:schemas-microsoft-com:office:office" xmlns:r="http://schemas.openxmlformats.org/officeDocument/2006/relationships" xmlns:m="http://schemas.openxmlformats.org/officeDocument/2006/math" xmlns:v="urn:schemas-microsoft-com:vml" xmlns:wp14="http://schemas.microsoft.com/office/word/2010/wordprocessingDrawing" xmlns:wp="http://schemas.openxmlformats.org/drawingml/2006/wordprocessingDrawing" xmlns:w10="urn:schemas-microsoft-com:office:word" xmlns:w="http://schemas.openxmlformats.org/wordprocessingml/2006/main" xmlns:w14="http://schemas.microsoft.com/office/word/2010/wordml" xmlns:w15="http://schemas.microsoft.com/office/word/2012/wordml" xmlns:w16cid="http://schemas.microsoft.com/office/word/2016/wordml/cid" xmlns:w16se="http://schemas.microsoft.com/office/word/2015/wordml/symex" xmlns:wpg="http://schemas.microsoft.com/office/word/2010/wordprocessingGroup" xmlns:wpi="http://schemas.microsoft.com/office/word/2010/wordprocessingInk" xmlns:wne="http://schemas.microsoft.com/office/word/2006/wordml" xmlns:wps="http://schemas.microsoft.com/office/word/2010/wordprocessingShape" mc:Ignorable="w14 w15 w16se w16cid wp14">
+<w:ftr xmlns:wpc="http://schemas.microsoft.com/office/word/2010/wordprocessingCanvas" xmlns:cx="http://schemas.microsoft.com/office/drawing/2014/chartex" xmlns:cx1="http://schemas.microsoft.com/office/drawing/2015/9/8/chartex" xmlns:cx2="http://schemas.microsoft.com/office/drawing/2015/10/21/chartex" xmlns:cx3="http://schemas.microsoft.com/office/drawing/2016/5/9/chartex" xmlns:cx4="http://schemas.microsoft.com/office/drawing/2016/5/10/chartex" xmlns:cx5="http://schemas.microsoft.com/office/drawing/2016/5/11/chartex" xmlns:cx6="http://schemas.microsoft.com/office/drawing/2016/5/12/chartex" xmlns:cx7="http://schemas.microsoft.com/office/drawing/2016/5/13/chartex" xmlns:cx8="http://schemas.microsoft.com/office/drawing/2016/5/14/chartex" xmlns:mc="http://schemas.openxmlformats.org/markup-compatibility/2006" xmlns:aink="http://schemas.microsoft.com/office/drawing/2016/ink" xmlns:am3d="http://schemas.microsoft.com/office/drawing/2017/model3d" xmlns:o="urn:schemas-microsoft-com:office:office" xmlns:r="http://schemas.openxmlformats.org/officeDocument/2006/relationships" xmlns:m="http://schemas.openxmlformats.org/officeDocument/2006/math" xmlns:v="urn:schemas-microsoft-com:vml" xmlns:wp14="http://schemas.microsoft.com/office/word/2010/wordprocessingDrawing" xmlns:wp="http://schemas.openxmlformats.org/drawingml/2006/wordprocessingDrawing" xmlns:w10="urn:schemas-microsoft-com:office:word" xmlns:w="http://schemas.openxmlformats.org/wordprocessingml/2006/main" xmlns:w14="http://schemas.microsoft.com/office/word/2010/wordml" xmlns:w15="http://schemas.microsoft.com/office/word/2012/wordml" xmlns:w16cex="http://schemas.microsoft.com/office/word/2018/wordml/cex" xmlns:w16cid="http://schemas.microsoft.com/office/word/2016/wordml/cid" xmlns:w16="http://schemas.microsoft.com/office/word/2018/wordml" xmlns:w16sdtdh="http://schemas.microsoft.com/office/word/2020/wordml/sdtdatahash" xmlns:w16se="http://schemas.microsoft.com/office/word/2015/wordml/symex" xmlns:wpg="http://schemas.microsoft.com/office/word/2010/wordprocessingGroup" xmlns:wpi="http://schemas.microsoft.com/office/word/2010/wordprocessingInk" xmlns:wne="http://schemas.microsoft.com/office/word/2006/wordml" xmlns:wps="http://schemas.microsoft.com/office/word/2010/wordprocessingShape" mc:Ignorable="w14 w15 w16se w16cid w16 w16cex w16sdtdh wp14">
   <w:p>
     <w:pPr>
       <w:pStyle w:val="Piedepgina"/>
@@ -22858,7 +22869,7 @@
 </file>
 
 <file path=word/footnotes.xml><?xml version="1.0" encoding="utf-8"?>
-<w:footnotes xmlns:wpc="http://schemas.microsoft.com/office/word/2010/wordprocessingCanvas" xmlns:cx="http://schemas.microsoft.com/office/drawing/2014/chartex" xmlns:cx1="http://schemas.microsoft.com/office/drawing/2015/9/8/chartex" xmlns:cx2="http://schemas.microsoft.com/office/drawing/2015/10/21/chartex" xmlns:cx3="http://schemas.microsoft.com/office/drawing/2016/5/9/chartex" xmlns:cx4="http://schemas.microsoft.com/office/drawing/2016/5/10/chartex" xmlns:cx5="http://schemas.microsoft.com/office/drawing/2016/5/11/chartex" xmlns:cx6="http://schemas.microsoft.com/office/drawing/2016/5/12/chartex" xmlns:cx7="http://schemas.microsoft.com/office/drawing/2016/5/13/chartex" xmlns:cx8="http://schemas.microsoft.com/office/drawing/2016/5/14/chartex" xmlns:mc="http://schemas.openxmlformats.org/markup-compatibility/2006" xmlns:aink="http://schemas.microsoft.com/office/drawing/2016/ink" xmlns:am3d="http://schemas.microsoft.com/office/drawing/2017/model3d" xmlns:o="urn:schemas-microsoft-com:office:office" xmlns:r="http://schemas.openxmlformats.org/officeDocument/2006/relationships" xmlns:m="http://schemas.openxmlformats.org/officeDocument/2006/math" xmlns:v="urn:schemas-microsoft-com:vml" xmlns:wp14="http://schemas.microsoft.com/office/word/2010/wordprocessingDrawing" xmlns:wp="http://schemas.openxmlformats.org/drawingml/2006/wordprocessingDrawing" xmlns:w10="urn:schemas-microsoft-com:office:word" xmlns:w="http://schemas.openxmlformats.org/wordprocessingml/2006/main" xmlns:w14="http://schemas.microsoft.com/office/word/2010/wordml" xmlns:w15="http://schemas.microsoft.com/office/word/2012/wordml" xmlns:w16cid="http://schemas.microsoft.com/office/word/2016/wordml/cid" xmlns:w16se="http://schemas.microsoft.com/office/word/2015/wordml/symex" xmlns:wpg="http://schemas.microsoft.com/office/word/2010/wordprocessingGroup" xmlns:wpi="http://schemas.microsoft.com/office/word/2010/wordprocessingInk" xmlns:wne="http://schemas.microsoft.com/office/word/2006/wordml" xmlns:wps="http://schemas.microsoft.com/office/word/2010/wordprocessingShape" mc:Ignorable="w14 w15 w16se w16cid wp14">
+<w:footnotes xmlns:wpc="http://schemas.microsoft.com/office/word/2010/wordprocessingCanvas" xmlns:cx="http://schemas.microsoft.com/office/drawing/2014/chartex" xmlns:cx1="http://schemas.microsoft.com/office/drawing/2015/9/8/chartex" xmlns:cx2="http://schemas.microsoft.com/office/drawing/2015/10/21/chartex" xmlns:cx3="http://schemas.microsoft.com/office/drawing/2016/5/9/chartex" xmlns:cx4="http://schemas.microsoft.com/office/drawing/2016/5/10/chartex" xmlns:cx5="http://schemas.microsoft.com/office/drawing/2016/5/11/chartex" xmlns:cx6="http://schemas.microsoft.com/office/drawing/2016/5/12/chartex" xmlns:cx7="http://schemas.microsoft.com/office/drawing/2016/5/13/chartex" xmlns:cx8="http://schemas.microsoft.com/office/drawing/2016/5/14/chartex" xmlns:mc="http://schemas.openxmlformats.org/markup-compatibility/2006" xmlns:aink="http://schemas.microsoft.com/office/drawing/2016/ink" xmlns:am3d="http://schemas.microsoft.com/office/drawing/2017/model3d" xmlns:o="urn:schemas-microsoft-com:office:office" xmlns:r="http://schemas.openxmlformats.org/officeDocument/2006/relationships" xmlns:m="http://schemas.openxmlformats.org/officeDocument/2006/math" xmlns:v="urn:schemas-microsoft-com:vml" xmlns:wp14="http://schemas.microsoft.com/office/word/2010/wordprocessingDrawing" xmlns:wp="http://schemas.openxmlformats.org/drawingml/2006/wordprocessingDrawing" xmlns:w10="urn:schemas-microsoft-com:office:word" xmlns:w="http://schemas.openxmlformats.org/wordprocessingml/2006/main" xmlns:w14="http://schemas.microsoft.com/office/word/2010/wordml" xmlns:w15="http://schemas.microsoft.com/office/word/2012/wordml" xmlns:w16cex="http://schemas.microsoft.com/office/word/2018/wordml/cex" xmlns:w16cid="http://schemas.microsoft.com/office/word/2016/wordml/cid" xmlns:w16="http://schemas.microsoft.com/office/word/2018/wordml" xmlns:w16sdtdh="http://schemas.microsoft.com/office/word/2020/wordml/sdtdatahash" xmlns:w16se="http://schemas.microsoft.com/office/word/2015/wordml/symex" xmlns:wpg="http://schemas.microsoft.com/office/word/2010/wordprocessingGroup" xmlns:wpi="http://schemas.microsoft.com/office/word/2010/wordprocessingInk" xmlns:wne="http://schemas.microsoft.com/office/word/2006/wordml" xmlns:wps="http://schemas.microsoft.com/office/word/2010/wordprocessingShape" mc:Ignorable="w14 w15 w16se w16cid w16 w16cex w16sdtdh wp14">
   <w:footnote w:type="separator" w:id="-1">
     <w:p>
       <w:pPr>
@@ -22883,7 +22894,7 @@
 </file>
 
 <file path=word/header1.xml><?xml version="1.0" encoding="utf-8"?>
-<w:hdr xmlns:wpc="http://schemas.microsoft.com/office/word/2010/wordprocessingCanvas" xmlns:cx="http://schemas.microsoft.com/office/drawing/2014/chartex" xmlns:cx1="http://schemas.microsoft.com/office/drawing/2015/9/8/chartex" xmlns:cx2="http://schemas.microsoft.com/office/drawing/2015/10/21/chartex" xmlns:cx3="http://schemas.microsoft.com/office/drawing/2016/5/9/chartex" xmlns:cx4="http://schemas.microsoft.com/office/drawing/2016/5/10/chartex" xmlns:cx5="http://schemas.microsoft.com/office/drawing/2016/5/11/chartex" xmlns:cx6="http://schemas.microsoft.com/office/drawing/2016/5/12/chartex" xmlns:cx7="http://schemas.microsoft.com/office/drawing/2016/5/13/chartex" xmlns:cx8="http://schemas.microsoft.com/office/drawing/2016/5/14/chartex" xmlns:mc="http://schemas.openxmlformats.org/markup-compatibility/2006" xmlns:aink="http://schemas.microsoft.com/office/drawing/2016/ink" xmlns:am3d="http://schemas.microsoft.com/office/drawing/2017/model3d" xmlns:o="urn:schemas-microsoft-com:office:office" xmlns:r="http://schemas.openxmlformats.org/officeDocument/2006/relationships" xmlns:m="http://schemas.openxmlformats.org/officeDocument/2006/math" xmlns:v="urn:schemas-microsoft-com:vml" xmlns:wp14="http://schemas.microsoft.com/office/word/2010/wordprocessingDrawing" xmlns:wp="http://schemas.openxmlformats.org/drawingml/2006/wordprocessingDrawing" xmlns:w10="urn:schemas-microsoft-com:office:word" xmlns:w="http://schemas.openxmlformats.org/wordprocessingml/2006/main" xmlns:w14="http://schemas.microsoft.com/office/word/2010/wordml" xmlns:w15="http://schemas.microsoft.com/office/word/2012/wordml" xmlns:w16cid="http://schemas.microsoft.com/office/word/2016/wordml/cid" xmlns:w16se="http://schemas.microsoft.com/office/word/2015/wordml/symex" xmlns:wpg="http://schemas.microsoft.com/office/word/2010/wordprocessingGroup" xmlns:wpi="http://schemas.microsoft.com/office/word/2010/wordprocessingInk" xmlns:wne="http://schemas.microsoft.com/office/word/2006/wordml" xmlns:wps="http://schemas.microsoft.com/office/word/2010/wordprocessingShape" mc:Ignorable="w14 w15 w16se w16cid wp14">
+<w:hdr xmlns:wpc="http://schemas.microsoft.com/office/word/2010/wordprocessingCanvas" xmlns:cx="http://schemas.microsoft.com/office/drawing/2014/chartex" xmlns:cx1="http://schemas.microsoft.com/office/drawing/2015/9/8/chartex" xmlns:cx2="http://schemas.microsoft.com/office/drawing/2015/10/21/chartex" xmlns:cx3="http://schemas.microsoft.com/office/drawing/2016/5/9/chartex" xmlns:cx4="http://schemas.microsoft.com/office/drawing/2016/5/10/chartex" xmlns:cx5="http://schemas.microsoft.com/office/drawing/2016/5/11/chartex" xmlns:cx6="http://schemas.microsoft.com/office/drawing/2016/5/12/chartex" xmlns:cx7="http://schemas.microsoft.com/office/drawing/2016/5/13/chartex" xmlns:cx8="http://schemas.microsoft.com/office/drawing/2016/5/14/chartex" xmlns:mc="http://schemas.openxmlformats.org/markup-compatibility/2006" xmlns:aink="http://schemas.microsoft.com/office/drawing/2016/ink" xmlns:am3d="http://schemas.microsoft.com/office/drawing/2017/model3d" xmlns:o="urn:schemas-microsoft-com:office:office" xmlns:r="http://schemas.openxmlformats.org/officeDocument/2006/relationships" xmlns:m="http://schemas.openxmlformats.org/officeDocument/2006/math" xmlns:v="urn:schemas-microsoft-com:vml" xmlns:wp14="http://schemas.microsoft.com/office/word/2010/wordprocessingDrawing" xmlns:wp="http://schemas.openxmlformats.org/drawingml/2006/wordprocessingDrawing" xmlns:w10="urn:schemas-microsoft-com:office:word" xmlns:w="http://schemas.openxmlformats.org/wordprocessingml/2006/main" xmlns:w14="http://schemas.microsoft.com/office/word/2010/wordml" xmlns:w15="http://schemas.microsoft.com/office/word/2012/wordml" xmlns:w16cex="http://schemas.microsoft.com/office/word/2018/wordml/cex" xmlns:w16cid="http://schemas.microsoft.com/office/word/2016/wordml/cid" xmlns:w16="http://schemas.microsoft.com/office/word/2018/wordml" xmlns:w16sdtdh="http://schemas.microsoft.com/office/word/2020/wordml/sdtdatahash" xmlns:w16se="http://schemas.microsoft.com/office/word/2015/wordml/symex" xmlns:wpg="http://schemas.microsoft.com/office/word/2010/wordprocessingGroup" xmlns:wpi="http://schemas.microsoft.com/office/word/2010/wordprocessingInk" xmlns:wne="http://schemas.microsoft.com/office/word/2006/wordml" xmlns:wps="http://schemas.microsoft.com/office/word/2010/wordprocessingShape" mc:Ignorable="w14 w15 w16se w16cid w16 w16cex w16sdtdh wp14">
   <w:p>
     <w:pPr>
       <w:pStyle w:val="Encabezado"/>
@@ -22955,7 +22966,7 @@
 </file>
 
 <file path=word/numbering.xml><?xml version="1.0" encoding="utf-8"?>
-<w:numbering xmlns:wpc="http://schemas.microsoft.com/office/word/2010/wordprocessingCanvas" xmlns:cx="http://schemas.microsoft.com/office/drawing/2014/chartex" xmlns:cx1="http://schemas.microsoft.com/office/drawing/2015/9/8/chartex" xmlns:cx2="http://schemas.microsoft.com/office/drawing/2015/10/21/chartex" xmlns:cx3="http://schemas.microsoft.com/office/drawing/2016/5/9/chartex" xmlns:cx4="http://schemas.microsoft.com/office/drawing/2016/5/10/chartex" xmlns:cx5="http://schemas.microsoft.com/office/drawing/2016/5/11/chartex" xmlns:cx6="http://schemas.microsoft.com/office/drawing/2016/5/12/chartex" xmlns:cx7="http://schemas.microsoft.com/office/drawing/2016/5/13/chartex" xmlns:cx8="http://schemas.microsoft.com/office/drawing/2016/5/14/chartex" xmlns:mc="http://schemas.openxmlformats.org/markup-compatibility/2006" xmlns:aink="http://schemas.microsoft.com/office/drawing/2016/ink" xmlns:am3d="http://schemas.microsoft.com/office/drawing/2017/model3d" xmlns:o="urn:schemas-microsoft-com:office:office" xmlns:r="http://schemas.openxmlformats.org/officeDocument/2006/relationships" xmlns:m="http://schemas.openxmlformats.org/officeDocument/2006/math" xmlns:v="urn:schemas-microsoft-com:vml" xmlns:wp14="http://schemas.microsoft.com/office/word/2010/wordprocessingDrawing" xmlns:wp="http://schemas.openxmlformats.org/drawingml/2006/wordprocessingDrawing" xmlns:w10="urn:schemas-microsoft-com:office:word" xmlns:w="http://schemas.openxmlformats.org/wordprocessingml/2006/main" xmlns:w14="http://schemas.microsoft.com/office/word/2010/wordml" xmlns:w15="http://schemas.microsoft.com/office/word/2012/wordml" xmlns:w16cid="http://schemas.microsoft.com/office/word/2016/wordml/cid" xmlns:w16se="http://schemas.microsoft.com/office/word/2015/wordml/symex" xmlns:wpg="http://schemas.microsoft.com/office/word/2010/wordprocessingGroup" xmlns:wpi="http://schemas.microsoft.com/office/word/2010/wordprocessingInk" xmlns:wne="http://schemas.microsoft.com/office/word/2006/wordml" xmlns:wps="http://schemas.microsoft.com/office/word/2010/wordprocessingShape" mc:Ignorable="w14 w15 w16se w16cid wp14">
+<w:numbering xmlns:wpc="http://schemas.microsoft.com/office/word/2010/wordprocessingCanvas" xmlns:cx="http://schemas.microsoft.com/office/drawing/2014/chartex" xmlns:cx1="http://schemas.microsoft.com/office/drawing/2015/9/8/chartex" xmlns:cx2="http://schemas.microsoft.com/office/drawing/2015/10/21/chartex" xmlns:cx3="http://schemas.microsoft.com/office/drawing/2016/5/9/chartex" xmlns:cx4="http://schemas.microsoft.com/office/drawing/2016/5/10/chartex" xmlns:cx5="http://schemas.microsoft.com/office/drawing/2016/5/11/chartex" xmlns:cx6="http://schemas.microsoft.com/office/drawing/2016/5/12/chartex" xmlns:cx7="http://schemas.microsoft.com/office/drawing/2016/5/13/chartex" xmlns:cx8="http://schemas.microsoft.com/office/drawing/2016/5/14/chartex" xmlns:mc="http://schemas.openxmlformats.org/markup-compatibility/2006" xmlns:aink="http://schemas.microsoft.com/office/drawing/2016/ink" xmlns:am3d="http://schemas.microsoft.com/office/drawing/2017/model3d" xmlns:o="urn:schemas-microsoft-com:office:office" xmlns:r="http://schemas.openxmlformats.org/officeDocument/2006/relationships" xmlns:m="http://schemas.openxmlformats.org/officeDocument/2006/math" xmlns:v="urn:schemas-microsoft-com:vml" xmlns:wp14="http://schemas.microsoft.com/office/word/2010/wordprocessingDrawing" xmlns:wp="http://schemas.openxmlformats.org/drawingml/2006/wordprocessingDrawing" xmlns:w10="urn:schemas-microsoft-com:office:word" xmlns:w="http://schemas.openxmlformats.org/wordprocessingml/2006/main" xmlns:w14="http://schemas.microsoft.com/office/word/2010/wordml" xmlns:w15="http://schemas.microsoft.com/office/word/2012/wordml" xmlns:w16cex="http://schemas.microsoft.com/office/word/2018/wordml/cex" xmlns:w16cid="http://schemas.microsoft.com/office/word/2016/wordml/cid" xmlns:w16="http://schemas.microsoft.com/office/word/2018/wordml" xmlns:w16sdtdh="http://schemas.microsoft.com/office/word/2020/wordml/sdtdatahash" xmlns:w16se="http://schemas.microsoft.com/office/word/2015/wordml/symex" xmlns:wpg="http://schemas.microsoft.com/office/word/2010/wordprocessingGroup" xmlns:wpi="http://schemas.microsoft.com/office/word/2010/wordprocessingInk" xmlns:wne="http://schemas.microsoft.com/office/word/2006/wordml" xmlns:wps="http://schemas.microsoft.com/office/word/2010/wordprocessingShape" mc:Ignorable="w14 w15 w16se w16cid w16 w16cex w16sdtdh wp14">
   <w:abstractNum w:abstractNumId="0" w15:restartNumberingAfterBreak="0">
     <w:nsid w:val="FFFFFF89"/>
     <w:multiLevelType w:val="singleLevel"/>
@@ -30445,7 +30456,7 @@
 </file>
 
 <file path=word/styles.xml><?xml version="1.0" encoding="utf-8"?>
-<w:styles xmlns:mc="http://schemas.openxmlformats.org/markup-compatibility/2006" xmlns:r="http://schemas.openxmlformats.org/officeDocument/2006/relationships" xmlns:w="http://schemas.openxmlformats.org/wordprocessingml/2006/main" xmlns:w14="http://schemas.microsoft.com/office/word/2010/wordml" xmlns:w15="http://schemas.microsoft.com/office/word/2012/wordml" xmlns:w16cid="http://schemas.microsoft.com/office/word/2016/wordml/cid" xmlns:w16se="http://schemas.microsoft.com/office/word/2015/wordml/symex" mc:Ignorable="w14 w15 w16se w16cid">
+<w:styles xmlns:mc="http://schemas.openxmlformats.org/markup-compatibility/2006" xmlns:r="http://schemas.openxmlformats.org/officeDocument/2006/relationships" xmlns:w="http://schemas.openxmlformats.org/wordprocessingml/2006/main" xmlns:w14="http://schemas.microsoft.com/office/word/2010/wordml" xmlns:w15="http://schemas.microsoft.com/office/word/2012/wordml" xmlns:w16cex="http://schemas.microsoft.com/office/word/2018/wordml/cex" xmlns:w16cid="http://schemas.microsoft.com/office/word/2016/wordml/cid" xmlns:w16="http://schemas.microsoft.com/office/word/2018/wordml" xmlns:w16sdtdh="http://schemas.microsoft.com/office/word/2020/wordml/sdtdatahash" xmlns:w16se="http://schemas.microsoft.com/office/word/2015/wordml/symex" mc:Ignorable="w14 w15 w16se w16cid w16 w16cex w16sdtdh">
   <w:docDefaults>
     <w:rPrDefault>
       <w:rPr>
@@ -30455,7 +30466,7 @@
     </w:rPrDefault>
     <w:pPrDefault/>
   </w:docDefaults>
-  <w:latentStyles w:defLockedState="0" w:defUIPriority="99" w:defSemiHidden="0" w:defUnhideWhenUsed="0" w:defQFormat="0" w:count="375">
+  <w:latentStyles w:defLockedState="0" w:defUIPriority="99" w:defSemiHidden="0" w:defUnhideWhenUsed="0" w:defQFormat="0" w:count="376">
     <w:lsdException w:name="Normal" w:uiPriority="0" w:qFormat="1"/>
     <w:lsdException w:name="heading 1" w:uiPriority="9" w:qFormat="1"/>
     <w:lsdException w:name="heading 2" w:semiHidden="1" w:uiPriority="9" w:unhideWhenUsed="1" w:qFormat="1"/>
@@ -30831,6 +30842,7 @@
     <w:lsdException w:name="Smart Hyperlink" w:semiHidden="1" w:unhideWhenUsed="1"/>
     <w:lsdException w:name="Hashtag" w:semiHidden="1" w:unhideWhenUsed="1"/>
     <w:lsdException w:name="Unresolved Mention" w:semiHidden="1" w:unhideWhenUsed="1"/>
+    <w:lsdException w:name="Smart Link" w:semiHidden="1" w:unhideWhenUsed="1"/>
   </w:latentStyles>
   <w:style w:type="paragraph" w:default="1" w:styleId="Normal">
     <w:name w:val="Normal"/>
@@ -32152,7 +32164,14 @@
 </file>
 
 <file path=customXml/item1.xml><?xml version="1.0" encoding="utf-8"?>
-<b:Sources xmlns:b="http://schemas.openxmlformats.org/officeDocument/2006/bibliography" xmlns="http://schemas.openxmlformats.org/officeDocument/2006/bibliography" SelectedStyle="\APASixthEditionOfficeOnline.xsl" StyleName="APA" Version="6"/>
+<p:properties xmlns:p="http://schemas.microsoft.com/office/2006/metadata/properties" xmlns:xsi="http://www.w3.org/2001/XMLSchema-instance" xmlns:pc="http://schemas.microsoft.com/office/infopath/2007/PartnerControls">
+  <documentManagement>
+    <TaxCatchAll xmlns="13c90a0b-73bc-4dc0-be5f-28d77b615beb" xsi:nil="true"/>
+    <lcf76f155ced4ddcb4097134ff3c332f xmlns="13c93bba-48ce-428c-bfe5-88b42c19b028">
+      <Terms xmlns="http://schemas.microsoft.com/office/infopath/2007/PartnerControls"/>
+    </lcf76f155ced4ddcb4097134ff3c332f>
+  </documentManagement>
+</p:properties>
 </file>
 
 <file path=customXml/item2.xml><?xml version="1.0" encoding="utf-8"?>
@@ -32400,32 +32419,51 @@
 </file>
 
 <file path=customXml/item4.xml><?xml version="1.0" encoding="utf-8"?>
-<p:properties xmlns:p="http://schemas.microsoft.com/office/2006/metadata/properties" xmlns:xsi="http://www.w3.org/2001/XMLSchema-instance" xmlns:pc="http://schemas.microsoft.com/office/infopath/2007/PartnerControls">
-  <documentManagement>
-    <TaxCatchAll xmlns="13c90a0b-73bc-4dc0-be5f-28d77b615beb" xsi:nil="true"/>
-    <lcf76f155ced4ddcb4097134ff3c332f xmlns="13c93bba-48ce-428c-bfe5-88b42c19b028">
-      <Terms xmlns="http://schemas.microsoft.com/office/infopath/2007/PartnerControls"/>
-    </lcf76f155ced4ddcb4097134ff3c332f>
-  </documentManagement>
-</p:properties>
+<b:Sources xmlns:b="http://schemas.openxmlformats.org/officeDocument/2006/bibliography" xmlns="http://schemas.openxmlformats.org/officeDocument/2006/bibliography" SelectedStyle="\APASixthEditionOfficeOnline.xsl" StyleName="APA" Version="6"/>
 </file>
 
 <file path=customXml/itemProps1.xml><?xml version="1.0" encoding="utf-8"?>
+<ds:datastoreItem xmlns:ds="http://schemas.openxmlformats.org/officeDocument/2006/customXml" ds:itemID="{E6A5E10C-1D92-4166-8CF9-F6258CA7C31E}">
+  <ds:schemaRefs>
+    <ds:schemaRef ds:uri="http://schemas.microsoft.com/office/2006/metadata/properties"/>
+    <ds:schemaRef ds:uri="http://schemas.microsoft.com/office/infopath/2007/PartnerControls"/>
+    <ds:schemaRef ds:uri="13c90a0b-73bc-4dc0-be5f-28d77b615beb"/>
+    <ds:schemaRef ds:uri="13c93bba-48ce-428c-bfe5-88b42c19b028"/>
+  </ds:schemaRefs>
+</ds:datastoreItem>
+</file>
+
+<file path=customXml/itemProps2.xml><?xml version="1.0" encoding="utf-8"?>
+<ds:datastoreItem xmlns:ds="http://schemas.openxmlformats.org/officeDocument/2006/customXml" ds:itemID="{E099148A-1817-4764-AA39-78EBC446C25C}">
+  <ds:schemaRefs>
+    <ds:schemaRef ds:uri="http://schemas.microsoft.com/office/2006/metadata/contentType"/>
+    <ds:schemaRef ds:uri="http://schemas.microsoft.com/office/2006/metadata/properties/metaAttributes"/>
+    <ds:schemaRef ds:uri="http://www.w3.org/2001/XMLSchema"/>
+    <ds:schemaRef ds:uri="http://schemas.microsoft.com/office/2006/metadata/properties"/>
+    <ds:schemaRef ds:uri="13c90a0b-73bc-4dc0-be5f-28d77b615beb"/>
+    <ds:schemaRef ds:uri="13c93bba-48ce-428c-bfe5-88b42c19b028"/>
+    <ds:schemaRef ds:uri="http://schemas.microsoft.com/office/2006/documentManagement/types"/>
+    <ds:schemaRef ds:uri="http://schemas.microsoft.com/office/infopath/2007/PartnerControls"/>
+    <ds:schemaRef ds:uri="http://schemas.openxmlformats.org/package/2006/metadata/core-properties"/>
+    <ds:schemaRef ds:uri="http://purl.org/dc/elements/1.1/"/>
+    <ds:schemaRef ds:uri="http://purl.org/dc/terms/"/>
+    <ds:schemaRef ds:uri="http://schemas.microsoft.com/internal/obd"/>
+  </ds:schemaRefs>
+</ds:datastoreItem>
+</file>
+
+<file path=customXml/itemProps3.xml><?xml version="1.0" encoding="utf-8"?>
+<ds:datastoreItem xmlns:ds="http://schemas.openxmlformats.org/officeDocument/2006/customXml" ds:itemID="{3D552ED9-8BCC-461B-9B4B-690EB814B45F}">
+  <ds:schemaRefs>
+    <ds:schemaRef ds:uri="http://schemas.microsoft.com/sharepoint/v3/contenttype/forms"/>
+  </ds:schemaRefs>
+</ds:datastoreItem>
+</file>
+
+<file path=customXml/itemProps4.xml><?xml version="1.0" encoding="utf-8"?>
 <ds:datastoreItem xmlns:ds="http://schemas.openxmlformats.org/officeDocument/2006/customXml" ds:itemID="{E65BED11-87CD-4E7E-AEC0-A23B861D148D}">
   <ds:schemaRefs>
     <ds:schemaRef ds:uri="http://schemas.openxmlformats.org/officeDocument/2006/bibliography"/>
   </ds:schemaRefs>
 </ds:datastoreItem>
-</file>
-
-<file path=customXml/itemProps2.xml><?xml version="1.0" encoding="utf-8"?>
-<ds:datastoreItem xmlns:ds="http://schemas.openxmlformats.org/officeDocument/2006/customXml" ds:itemID="{E099148A-1817-4764-AA39-78EBC446C25C}"/>
-</file>
-
-<file path=customXml/itemProps3.xml><?xml version="1.0" encoding="utf-8"?>
-<ds:datastoreItem xmlns:ds="http://schemas.openxmlformats.org/officeDocument/2006/customXml" ds:itemID="{3D552ED9-8BCC-461B-9B4B-690EB814B45F}"/>
-</file>
-
-<file path=customXml/itemProps4.xml><?xml version="1.0" encoding="utf-8"?>
-<ds:datastoreItem xmlns:ds="http://schemas.openxmlformats.org/officeDocument/2006/customXml" ds:itemID="{E6A5E10C-1D92-4166-8CF9-F6258CA7C31E}"/>
 </file>
--- a/fuentes/CFA5_228146_DU.docx
+++ b/fuentes/CFA5_228146_DU.docx
@@ -1,6 +1,6 @@
 
 <file path=word/document.xml><?xml version="1.0" encoding="utf-8"?>
-<w:document xmlns:wpc="http://schemas.microsoft.com/office/word/2010/wordprocessingCanvas" xmlns:cx="http://schemas.microsoft.com/office/drawing/2014/chartex" xmlns:cx1="http://schemas.microsoft.com/office/drawing/2015/9/8/chartex" xmlns:cx2="http://schemas.microsoft.com/office/drawing/2015/10/21/chartex" xmlns:cx3="http://schemas.microsoft.com/office/drawing/2016/5/9/chartex" xmlns:cx4="http://schemas.microsoft.com/office/drawing/2016/5/10/chartex" xmlns:cx5="http://schemas.microsoft.com/office/drawing/2016/5/11/chartex" xmlns:cx6="http://schemas.microsoft.com/office/drawing/2016/5/12/chartex" xmlns:cx7="http://schemas.microsoft.com/office/drawing/2016/5/13/chartex" xmlns:cx8="http://schemas.microsoft.com/office/drawing/2016/5/14/chartex" xmlns:mc="http://schemas.openxmlformats.org/markup-compatibility/2006" xmlns:aink="http://schemas.microsoft.com/office/drawing/2016/ink" xmlns:am3d="http://schemas.microsoft.com/office/drawing/2017/model3d" xmlns:o="urn:schemas-microsoft-com:office:office" xmlns:r="http://schemas.openxmlformats.org/officeDocument/2006/relationships" xmlns:m="http://schemas.openxmlformats.org/officeDocument/2006/math" xmlns:v="urn:schemas-microsoft-com:vml" xmlns:wp14="http://schemas.microsoft.com/office/word/2010/wordprocessingDrawing" xmlns:wp="http://schemas.openxmlformats.org/drawingml/2006/wordprocessingDrawing" xmlns:w10="urn:schemas-microsoft-com:office:word" xmlns:w="http://schemas.openxmlformats.org/wordprocessingml/2006/main" xmlns:w14="http://schemas.microsoft.com/office/word/2010/wordml" xmlns:w15="http://schemas.microsoft.com/office/word/2012/wordml" xmlns:w16cex="http://schemas.microsoft.com/office/word/2018/wordml/cex" xmlns:w16cid="http://schemas.microsoft.com/office/word/2016/wordml/cid" xmlns:w16="http://schemas.microsoft.com/office/word/2018/wordml" xmlns:w16sdtdh="http://schemas.microsoft.com/office/word/2020/wordml/sdtdatahash" xmlns:w16se="http://schemas.microsoft.com/office/word/2015/wordml/symex" xmlns:wpg="http://schemas.microsoft.com/office/word/2010/wordprocessingGroup" xmlns:wpi="http://schemas.microsoft.com/office/word/2010/wordprocessingInk" xmlns:wne="http://schemas.microsoft.com/office/word/2006/wordml" xmlns:wps="http://schemas.microsoft.com/office/word/2010/wordprocessingShape" mc:Ignorable="w14 w15 w16se w16cid w16 w16cex w16sdtdh wp14">
+<w:document xmlns:wpc="http://schemas.microsoft.com/office/word/2010/wordprocessingCanvas" xmlns:cx="http://schemas.microsoft.com/office/drawing/2014/chartex" xmlns:cx1="http://schemas.microsoft.com/office/drawing/2015/9/8/chartex" xmlns:cx2="http://schemas.microsoft.com/office/drawing/2015/10/21/chartex" xmlns:cx3="http://schemas.microsoft.com/office/drawing/2016/5/9/chartex" xmlns:cx4="http://schemas.microsoft.com/office/drawing/2016/5/10/chartex" xmlns:cx5="http://schemas.microsoft.com/office/drawing/2016/5/11/chartex" xmlns:cx6="http://schemas.microsoft.com/office/drawing/2016/5/12/chartex" xmlns:cx7="http://schemas.microsoft.com/office/drawing/2016/5/13/chartex" xmlns:cx8="http://schemas.microsoft.com/office/drawing/2016/5/14/chartex" xmlns:mc="http://schemas.openxmlformats.org/markup-compatibility/2006" xmlns:aink="http://schemas.microsoft.com/office/drawing/2016/ink" xmlns:am3d="http://schemas.microsoft.com/office/drawing/2017/model3d" xmlns:o="urn:schemas-microsoft-com:office:office" xmlns:r="http://schemas.openxmlformats.org/officeDocument/2006/relationships" xmlns:m="http://schemas.openxmlformats.org/officeDocument/2006/math" xmlns:v="urn:schemas-microsoft-com:vml" xmlns:wp14="http://schemas.microsoft.com/office/word/2010/wordprocessingDrawing" xmlns:wp="http://schemas.openxmlformats.org/drawingml/2006/wordprocessingDrawing" xmlns:w10="urn:schemas-microsoft-com:office:word" xmlns:w="http://schemas.openxmlformats.org/wordprocessingml/2006/main" xmlns:w14="http://schemas.microsoft.com/office/word/2010/wordml" xmlns:w15="http://schemas.microsoft.com/office/word/2012/wordml" xmlns:w16cid="http://schemas.microsoft.com/office/word/2016/wordml/cid" xmlns:w16se="http://schemas.microsoft.com/office/word/2015/wordml/symex" xmlns:wpg="http://schemas.microsoft.com/office/word/2010/wordprocessingGroup" xmlns:wpi="http://schemas.microsoft.com/office/word/2010/wordprocessingInk" xmlns:wne="http://schemas.microsoft.com/office/word/2006/wordml" xmlns:wps="http://schemas.microsoft.com/office/word/2010/wordprocessingShape" mc:Ignorable="w14 w15 w16se w16cid wp14">
   <w:body>
     <w:p>
       <w:r>
@@ -40,7 +40,7 @@
                     </pic:cNvPicPr>
                   </pic:nvPicPr>
                   <pic:blipFill>
-                    <a:blip r:embed="rId11">
+                    <a:blip r:embed="rId8">
                       <a:extLst>
                         <a:ext uri="{28A0092B-C50C-407E-A947-70E740481C1C}">
                           <a14:useLocalDpi xmlns:a14="http://schemas.microsoft.com/office/drawing/2010/main" val="0"/>
@@ -213,7 +213,7 @@
               </wp:anchor>
             </w:drawing>
           </mc:Choice>
-          <mc:Fallback>
+          <mc:Fallback xmlns:w16sdtdh="http://schemas.microsoft.com/office/word/2020/wordml/sdtdatahash" xmlns:w16="http://schemas.microsoft.com/office/word/2018/wordml" xmlns:w16cex="http://schemas.microsoft.com/office/word/2018/wordml/cex">
             <w:pict>
               <v:rect w14:anchorId="5C6229C9" id="Rectángulo 4" o:spid="_x0000_s1026" style="position:absolute;margin-left:-55.7pt;margin-top:29pt;width:613.85pt;height:204pt;z-index:-251659776;visibility:visible;mso-wrap-style:square;mso-width-percent:0;mso-height-percent:0;mso-wrap-distance-left:9pt;mso-wrap-distance-top:0;mso-wrap-distance-right:9pt;mso-wrap-distance-bottom:0;mso-position-horizontal:absolute;mso-position-horizontal-relative:text;mso-position-vertical:absolute;mso-position-vertical-relative:text;mso-width-percent:0;mso-height-percent:0;mso-width-relative:page;mso-height-relative:margin;v-text-anchor:middle" o:gfxdata="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" fillcolor="#00314d" stroked="f" strokeweight="1pt"/>
             </w:pict>
@@ -318,7 +318,7 @@
                 <v:stroke joinstyle="miter"/>
                 <v:path gradientshapeok="t" o:connecttype="rect"/>
               </v:shapetype>
-              <v:shape id="Cuadro de texto 2" o:spid="_x0000_s1026" type="#_x0000_t202" alt="&quot;&quot;" style="position:absolute;left:0;text-align:left;margin-left:-20.7pt;margin-top:22pt;width:488.95pt;height:146.25pt;z-index:251657728;visibility:visible;mso-wrap-style:square;mso-width-percent:0;mso-height-percent:0;mso-wrap-distance-left:9pt;mso-wrap-distance-top:3.6pt;mso-wrap-distance-right:9pt;mso-wrap-distance-bottom:3.6pt;mso-position-horizontal:absolute;mso-position-horizontal-relative:text;mso-position-vertical:absolute;mso-position-vertical-relative:text;mso-width-percent:0;mso-height-percent:0;mso-width-relative:margin;mso-height-relative:margin;v-text-anchor:top" o:gfxdata="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" filled="f" stroked="f">
+              <v:shape id="Cuadro de texto 2" o:spid="_x0000_s1026" type="#_x0000_t202" style="position:absolute;left:0;text-align:left;margin-left:-20.7pt;margin-top:22pt;width:488.95pt;height:146.25pt;z-index:251657728;visibility:visible;mso-wrap-style:square;mso-width-percent:0;mso-height-percent:0;mso-wrap-distance-left:9pt;mso-wrap-distance-top:3.6pt;mso-wrap-distance-right:9pt;mso-wrap-distance-bottom:3.6pt;mso-position-horizontal:absolute;mso-position-horizontal-relative:text;mso-position-vertical:absolute;mso-position-vertical-relative:text;mso-width-percent:0;mso-height-percent:0;mso-width-relative:margin;mso-height-relative:margin;v-text-anchor:top" o:gfxdata="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" filled="f" stroked="f">
                 <v:textbox>
                   <w:txbxContent>
                     <w:p>
@@ -1388,7 +1388,7 @@
             <w:noProof/>
             <w:webHidden/>
           </w:rPr>
-          <w:t>44</w:t>
+          <w:t>45</w:t>
         </w:r>
         <w:r>
           <w:rPr>
@@ -3721,23 +3721,15 @@
       <w:r>
         <w:t>Relación entre lógica, algoritmia y bases de datos</w:t>
       </w:r>
-    </w:p>
-    <w:p>
-      <w:pPr>
-        <w:rPr>
-          <w:lang w:eastAsia="es-CO"/>
-        </w:rPr>
-      </w:pPr>
       <w:r>
         <w:rPr>
           <w:noProof/>
-          <w:lang w:eastAsia="es-CO"/>
         </w:rPr>
         <w:drawing>
-          <wp:inline distT="0" distB="0" distL="0" distR="0" wp14:anchorId="5579EEE6" wp14:editId="721BF7CB">
-            <wp:extent cx="5867400" cy="5723833"/>
-            <wp:effectExtent l="0" t="0" r="0" b="0"/>
-            <wp:docPr id="23" name="Gráfico 23" descr="Figura 1 que presenta un esquema comparativo de los niveles de diseño de datos, mostrando la evolución desde un modelo conceptual hasta un modelo lógico y físico, a partir de diversas entidades, así como sus relaciones y estructura progresiva para el análisis de información."/>
+          <wp:inline distT="0" distB="0" distL="0" distR="0" wp14:anchorId="13D98F89" wp14:editId="02F8BD76">
+            <wp:extent cx="5554621" cy="6523957"/>
+            <wp:effectExtent l="0" t="0" r="8255" b="0"/>
+            <wp:docPr id="7" name="Imagen 7" descr="Figura 1 que presenta un esquema comparativo de los niveles de diseño de datos, mostrando la evolución desde un modelo conceptual hasta un modelo lógico y físico, a partir de diversas entidades, así como sus relaciones y estructura progresiva para el análisis de información."/>
             <wp:cNvGraphicFramePr>
               <a:graphicFrameLocks xmlns:a="http://schemas.openxmlformats.org/drawingml/2006/main" noChangeAspect="1"/>
             </wp:cNvGraphicFramePr>
@@ -3745,29 +3737,33 @@
               <a:graphicData uri="http://schemas.openxmlformats.org/drawingml/2006/picture">
                 <pic:pic xmlns:pic="http://schemas.openxmlformats.org/drawingml/2006/picture">
                   <pic:nvPicPr>
-                    <pic:cNvPr id="23" name="Gráfico 23" descr="Figura 1 que presenta un esquema comparativo de los niveles de diseño de datos, mostrando la evolución desde un modelo conceptual hasta un modelo lógico y físico, a partir de diversas entidades, así como sus relaciones y estructura progresiva para el análisis de información."/>
-                    <pic:cNvPicPr/>
+                    <pic:cNvPr id="0" name="Picture 2"/>
+                    <pic:cNvPicPr>
+                      <a:picLocks noChangeAspect="1" noChangeArrowheads="1"/>
+                    </pic:cNvPicPr>
                   </pic:nvPicPr>
                   <pic:blipFill>
-                    <a:blip r:embed="rId12">
+                    <a:blip r:embed="rId9">
                       <a:extLst>
-                        <a:ext uri="{96DAC541-7B7A-43D3-8B79-37D633B846F1}">
-                          <asvg:svgBlip xmlns:asvg="http://schemas.microsoft.com/office/drawing/2016/SVG/main" r:embed="rId13"/>
+                        <a:ext uri="{28A0092B-C50C-407E-A947-70E740481C1C}">
+                          <a14:useLocalDpi xmlns:a14="http://schemas.microsoft.com/office/drawing/2010/main" val="0"/>
                         </a:ext>
                       </a:extLst>
                     </a:blip>
+                    <a:srcRect/>
                     <a:stretch>
                       <a:fillRect/>
                     </a:stretch>
                   </pic:blipFill>
-                  <pic:spPr>
+                  <pic:spPr bwMode="auto">
                     <a:xfrm>
                       <a:off x="0" y="0"/>
-                      <a:ext cx="5873705" cy="5729984"/>
+                      <a:ext cx="5563115" cy="6533933"/>
                     </a:xfrm>
                     <a:prstGeom prst="rect">
                       <a:avLst/>
                     </a:prstGeom>
+                    <a:noFill/>
                   </pic:spPr>
                 </pic:pic>
               </a:graphicData>
@@ -3775,15 +3771,6 @@
           </wp:inline>
         </w:drawing>
       </w:r>
-    </w:p>
-    <w:p>
-      <w:pPr>
-        <w:pStyle w:val="Figura"/>
-        <w:numPr>
-          <w:ilvl w:val="0"/>
-          <w:numId w:val="0"/>
-        </w:numPr>
-      </w:pPr>
     </w:p>
     <w:p>
       <w:pPr>
@@ -4718,7 +4705,7 @@
                     </pic:cNvPicPr>
                   </pic:nvPicPr>
                   <pic:blipFill>
-                    <a:blip r:embed="rId14">
+                    <a:blip r:embed="rId10">
                       <a:extLst>
                         <a:ext uri="{28A0092B-C50C-407E-A947-70E740481C1C}">
                           <a14:useLocalDpi xmlns:a14="http://schemas.microsoft.com/office/drawing/2010/main" val="0"/>
@@ -5509,12 +5496,6 @@
         </w:rPr>
         <w:t>Nombre: Juan</w:t>
       </w:r>
-      <w:r>
-        <w:rPr>
-          <w:lang w:eastAsia="es-CO"/>
-        </w:rPr>
-        <w:t xml:space="preserve"> </w:t>
-      </w:r>
     </w:p>
     <w:p>
       <w:pPr>
@@ -5527,12 +5508,6 @@
           <w:lang w:eastAsia="es-CO"/>
         </w:rPr>
         <w:t>Edad: 20</w:t>
-      </w:r>
-      <w:r>
-        <w:rPr>
-          <w:lang w:eastAsia="es-CO"/>
-        </w:rPr>
-        <w:t xml:space="preserve"> </w:t>
       </w:r>
     </w:p>
     <w:p>
@@ -5580,64 +5555,56 @@
         <w:rPr>
           <w:lang w:eastAsia="es-CO"/>
         </w:rPr>
-        <w:t>: 1</w:t>
-      </w:r>
-    </w:p>
-    <w:p>
-      <w:pPr>
-        <w:rPr>
-          <w:lang w:eastAsia="es-CO"/>
-        </w:rPr>
-      </w:pPr>
-      <w:r>
-        <w:rPr>
-          <w:lang w:eastAsia="es-CO"/>
-        </w:rPr>
+        <w:tab/>
         <w:t>Nombre</w:t>
       </w:r>
       <w:r>
         <w:rPr>
           <w:lang w:eastAsia="es-CO"/>
         </w:rPr>
-        <w:t>: Juan</w:t>
-      </w:r>
-    </w:p>
-    <w:p>
-      <w:pPr>
-        <w:rPr>
-          <w:lang w:eastAsia="es-CO"/>
-        </w:rPr>
-      </w:pPr>
-      <w:r>
-        <w:rPr>
-          <w:lang w:eastAsia="es-CO"/>
-        </w:rPr>
+        <w:tab/>
         <w:t>Edad</w:t>
       </w:r>
       <w:r>
         <w:rPr>
           <w:lang w:eastAsia="es-CO"/>
         </w:rPr>
-        <w:t>: 20</w:t>
-      </w:r>
-    </w:p>
-    <w:p>
-      <w:pPr>
-        <w:rPr>
-          <w:lang w:eastAsia="es-CO"/>
-        </w:rPr>
-      </w:pPr>
-      <w:r>
-        <w:rPr>
-          <w:lang w:eastAsia="es-CO"/>
-        </w:rPr>
+        <w:tab/>
         <w:t>Curso</w:t>
       </w:r>
-      <w:r>
-        <w:rPr>
-          <w:lang w:eastAsia="es-CO"/>
-        </w:rPr>
-        <w:t>: Programación</w:t>
+    </w:p>
+    <w:p>
+      <w:pPr>
+        <w:rPr>
+          <w:lang w:eastAsia="es-CO"/>
+        </w:rPr>
+      </w:pPr>
+      <w:r>
+        <w:rPr>
+          <w:lang w:eastAsia="es-CO"/>
+        </w:rPr>
+        <w:t>1</w:t>
+      </w:r>
+      <w:r>
+        <w:rPr>
+          <w:lang w:eastAsia="es-CO"/>
+        </w:rPr>
+        <w:tab/>
+        <w:t>Juan</w:t>
+      </w:r>
+      <w:r>
+        <w:rPr>
+          <w:lang w:eastAsia="es-CO"/>
+        </w:rPr>
+        <w:tab/>
+        <w:t>20</w:t>
+      </w:r>
+      <w:r>
+        <w:rPr>
+          <w:lang w:eastAsia="es-CO"/>
+        </w:rPr>
+        <w:tab/>
+        <w:t>Programación</w:t>
       </w:r>
     </w:p>
     <w:p>
@@ -5833,14 +5800,14 @@
         <w:rPr>
           <w:lang w:eastAsia="es-CO"/>
         </w:rPr>
-        <w:t xml:space="preserve">La clasificación de las bases de datos responde a la necesidad de organizar, almacenar y gestionar la información de acuerdo con diferentes modelos, arquitecturas y requerimientos tecnológicos. A medida que evolucionan los sistemas de información, </w:t>
+        <w:t xml:space="preserve">La clasificación de las bases de datos responde a la necesidad de organizar, almacenar y gestionar la información de acuerdo con diferentes modelos, arquitecturas y requerimientos tecnológicos. A medida que evolucionan los sistemas de información, han surgido distintos tipos de bases de datos que permiten adaptarse a escenarios </w:t>
       </w:r>
       <w:r>
         <w:rPr>
           <w:lang w:eastAsia="es-CO"/>
         </w:rPr>
         <w:lastRenderedPageBreak/>
-        <w:t>han surgido distintos tipos de bases de datos que permiten adaptarse a escenarios específicos, como grandes volúmenes de datos, alta velocidad de procesamiento o flexibilidad en la estructura de la información.</w:t>
+        <w:t>específicos, como grandes volúmenes de datos, alta velocidad de procesamiento o flexibilidad en la estructura de la información.</w:t>
       </w:r>
     </w:p>
     <w:p>
@@ -5896,6 +5863,13 @@
         </w:rPr>
         <w:t>Aunque el enfoque principal se centra en los cuatro tipos mencionados, resulta fundamental comprender su clasificación general, teniendo en cuenta que estas denominaciones se mantienen en inglés por tratarse de términos técnicos estandarizados:</w:t>
       </w:r>
+    </w:p>
+    <w:p>
+      <w:pPr>
+        <w:rPr>
+          <w:lang w:eastAsia="es-CO"/>
+        </w:rPr>
+      </w:pPr>
     </w:p>
     <w:p>
       <w:pPr>
@@ -5935,7 +5909,7 @@
                     </pic:cNvPicPr>
                   </pic:nvPicPr>
                   <pic:blipFill>
-                    <a:blip r:embed="rId15">
+                    <a:blip r:embed="rId11">
                       <a:extLst>
                         <a:ext uri="{28A0092B-C50C-407E-A947-70E740481C1C}">
                           <a14:useLocalDpi xmlns:a14="http://schemas.microsoft.com/office/drawing/2010/main" val="0"/>
@@ -7795,19 +7769,7 @@
         <w:rPr>
           <w:lang w:eastAsia="es-CO"/>
         </w:rPr>
-        <w:t>Cada tipo de base de datos —</w:t>
-      </w:r>
-      <w:r>
-        <w:rPr>
-          <w:lang w:eastAsia="es-CO"/>
-        </w:rPr>
-        <w:t xml:space="preserve"> </w:t>
-      </w:r>
-      <w:r>
-        <w:rPr>
-          <w:lang w:eastAsia="es-CO"/>
-        </w:rPr>
-        <w:t xml:space="preserve">relacional, NoSQL, in </w:t>
+        <w:t xml:space="preserve">Cada tipo de base de datos —relacional, NoSQL, in </w:t>
       </w:r>
       <w:proofErr w:type="spellStart"/>
       <w:r>
@@ -7831,12 +7793,6 @@
         <w:t>NewSQL</w:t>
       </w:r>
       <w:proofErr w:type="spellEnd"/>
-      <w:r>
-        <w:rPr>
-          <w:lang w:eastAsia="es-CO"/>
-        </w:rPr>
-        <w:t xml:space="preserve"> </w:t>
-      </w:r>
       <w:r>
         <w:rPr>
           <w:lang w:eastAsia="es-CO"/>
@@ -8400,6 +8356,27 @@
     </w:p>
     <w:p>
       <w:pPr>
+        <w:rPr>
+          <w:lang w:eastAsia="es-CO"/>
+        </w:rPr>
+      </w:pPr>
+    </w:p>
+    <w:p>
+      <w:pPr>
+        <w:rPr>
+          <w:lang w:eastAsia="es-CO"/>
+        </w:rPr>
+      </w:pPr>
+    </w:p>
+    <w:p>
+      <w:pPr>
+        <w:rPr>
+          <w:lang w:eastAsia="es-CO"/>
+        </w:rPr>
+      </w:pPr>
+    </w:p>
+    <w:p>
+      <w:pPr>
         <w:pStyle w:val="Prrafodelista"/>
         <w:numPr>
           <w:ilvl w:val="0"/>
@@ -8415,6 +8392,7 @@
           <w:b/>
           <w:lang w:eastAsia="es-CO"/>
         </w:rPr>
+        <w:lastRenderedPageBreak/>
         <w:t>Criterios para seleccionar un tipo de base de datos</w:t>
       </w:r>
     </w:p>
@@ -8428,14 +8406,7 @@
         <w:rPr>
           <w:lang w:eastAsia="es-CO"/>
         </w:rPr>
-        <w:t xml:space="preserve">La elección del tipo de base de datos depende de múltiples factores, entre los que se destacan el volumen de datos, la velocidad de procesamiento requerida, el nivel de consistencia necesario, la estructura de la información y la capacidad de </w:t>
-      </w:r>
-      <w:r>
-        <w:rPr>
-          <w:lang w:eastAsia="es-CO"/>
-        </w:rPr>
-        <w:lastRenderedPageBreak/>
-        <w:t>escalabilidad del sistema. En sistemas tradicionales, donde la precisión y la integridad son prioritarias, las bases de datos relacionales suelen ser la mejor opción. En entornos donde se manejan grandes volúmenes de datos y se requiere flexibilidad, las bases de datos NoSQL resultan más adecuadas. Para aplicaciones en tiempo real, las bases de datos In-</w:t>
+        <w:t>La elección del tipo de base de datos depende de múltiples factores, entre los que se destacan el volumen de datos, la velocidad de procesamiento requerida, el nivel de consistencia necesario, la estructura de la información y la capacidad de escalabilidad del sistema. En sistemas tradicionales, donde la precisión y la integridad son prioritarias, las bases de datos relacionales suelen ser la mejor opción. En entornos donde se manejan grandes volúmenes de datos y se requiere flexibilidad, las bases de datos NoSQL resultan más adecuadas. Para aplicaciones en tiempo real, las bases de datos In-</w:t>
       </w:r>
       <w:proofErr w:type="spellStart"/>
       <w:r>
@@ -8468,11 +8439,23 @@
     </w:p>
     <w:p>
       <w:pPr>
+        <w:spacing w:before="0" w:after="0" w:line="240" w:lineRule="auto"/>
+        <w:ind w:firstLine="0"/>
+        <w:rPr>
+          <w:lang w:eastAsia="es-CO"/>
+        </w:rPr>
+      </w:pPr>
+      <w:r>
+        <w:rPr>
+          <w:lang w:eastAsia="es-CO"/>
+        </w:rPr>
+        <w:br w:type="page"/>
+      </w:r>
+    </w:p>
+    <w:p>
+      <w:pPr>
         <w:pStyle w:val="Ttulo1"/>
       </w:pPr>
-      <w:r>
-        <w:br w:type="page"/>
-      </w:r>
       <w:bookmarkStart w:id="6" w:name="_Toc228874073"/>
       <w:r>
         <w:lastRenderedPageBreak/>
@@ -8752,7 +8735,7 @@
                     </pic:cNvPicPr>
                   </pic:nvPicPr>
                   <pic:blipFill>
-                    <a:blip r:embed="rId16">
+                    <a:blip r:embed="rId12">
                       <a:extLst>
                         <a:ext uri="{28A0092B-C50C-407E-A947-70E740481C1C}">
                           <a14:useLocalDpi xmlns:a14="http://schemas.microsoft.com/office/drawing/2010/main" val="0"/>
@@ -9665,7 +9648,7 @@
                     </pic:cNvPicPr>
                   </pic:nvPicPr>
                   <pic:blipFill>
-                    <a:blip r:embed="rId17">
+                    <a:blip r:embed="rId13">
                       <a:extLst>
                         <a:ext uri="{28A0092B-C50C-407E-A947-70E740481C1C}">
                           <a14:useLocalDpi xmlns:a14="http://schemas.microsoft.com/office/drawing/2010/main" val="0"/>
@@ -11289,25 +11272,7 @@
         <w:rPr>
           <w:lang w:eastAsia="es-CO"/>
         </w:rPr>
-        <w:t xml:space="preserve">La siguiente </w:t>
-      </w:r>
-      <w:r>
-        <w:rPr>
-          <w:lang w:eastAsia="es-CO"/>
-        </w:rPr>
-        <w:t>figura</w:t>
-      </w:r>
-      <w:r>
-        <w:rPr>
-          <w:lang w:eastAsia="es-CO"/>
-        </w:rPr>
-        <w:t xml:space="preserve"> explica cómo está estructurada la arquitectura de un DBMS</w:t>
-      </w:r>
-      <w:r>
-        <w:rPr>
-          <w:lang w:eastAsia="es-CO"/>
-        </w:rPr>
-        <w:t>.</w:t>
+        <w:t>La siguiente imagen explica cómo está estructurada la arquitectura de un DBMS</w:t>
       </w:r>
     </w:p>
     <w:p>
@@ -11348,7 +11313,7 @@
                     </pic:cNvPicPr>
                   </pic:nvPicPr>
                   <pic:blipFill>
-                    <a:blip r:embed="rId18">
+                    <a:blip r:embed="rId14">
                       <a:extLst>
                         <a:ext uri="{28A0092B-C50C-407E-A947-70E740481C1C}">
                           <a14:useLocalDpi xmlns:a14="http://schemas.microsoft.com/office/drawing/2010/main" val="0"/>
@@ -11954,6 +11919,7 @@
     </w:p>
     <w:p>
       <w:pPr>
+        <w:ind w:firstLine="0"/>
         <w:rPr>
           <w:lang w:eastAsia="es-CO"/>
         </w:rPr>
@@ -11964,10 +11930,10 @@
           <w:lang w:eastAsia="es-CO"/>
         </w:rPr>
         <w:drawing>
-          <wp:inline distT="0" distB="0" distL="0" distR="0" wp14:anchorId="5292E7A5" wp14:editId="011B3C08">
-            <wp:extent cx="5756564" cy="5372100"/>
+          <wp:inline distT="0" distB="0" distL="0" distR="0" wp14:anchorId="3E622B58" wp14:editId="14913AF1">
+            <wp:extent cx="6010395" cy="6752856"/>
             <wp:effectExtent l="0" t="0" r="0" b="0"/>
-            <wp:docPr id="21" name="Gráfico 21" descr="Figura 7 que muestra un diagrama de flujo del proceso de interacción entre el usuario, el sistema y la base de datos, describiendo las etapas de inicio de sesión, validación de credenciales, recuperación de contraseña y ejecución de operaciones como consulta y pago, hasta la confirmación y finalización del proceso."/>
+            <wp:docPr id="13" name="Imagen 13" descr="Figura 7 que muestra un diagrama de flujo del proceso de interacción entre el usuario, el sistema y la base de datos, describiendo las etapas de inicio de sesión, validación de credenciales, recuperación de contraseña y ejecución de operaciones como consulta y pago, hasta la confirmación y finalización del proceso."/>
             <wp:cNvGraphicFramePr>
               <a:graphicFrameLocks xmlns:a="http://schemas.openxmlformats.org/drawingml/2006/main" noChangeAspect="1"/>
             </wp:cNvGraphicFramePr>
@@ -11975,29 +11941,33 @@
               <a:graphicData uri="http://schemas.openxmlformats.org/drawingml/2006/picture">
                 <pic:pic xmlns:pic="http://schemas.openxmlformats.org/drawingml/2006/picture">
                   <pic:nvPicPr>
-                    <pic:cNvPr id="21" name="Gráfico 21" descr="Figura 7 que muestra un diagrama de flujo del proceso de interacción entre el usuario, el sistema y la base de datos, describiendo las etapas de inicio de sesión, validación de credenciales, recuperación de contraseña y ejecución de operaciones como consulta y pago, hasta la confirmación y finalización del proceso."/>
-                    <pic:cNvPicPr/>
+                    <pic:cNvPr id="0" name="Picture 8"/>
+                    <pic:cNvPicPr>
+                      <a:picLocks noChangeAspect="1" noChangeArrowheads="1"/>
+                    </pic:cNvPicPr>
                   </pic:nvPicPr>
                   <pic:blipFill>
-                    <a:blip r:embed="rId19">
+                    <a:blip r:embed="rId15">
                       <a:extLst>
-                        <a:ext uri="{96DAC541-7B7A-43D3-8B79-37D633B846F1}">
-                          <asvg:svgBlip xmlns:asvg="http://schemas.microsoft.com/office/drawing/2016/SVG/main" r:embed="rId20"/>
+                        <a:ext uri="{28A0092B-C50C-407E-A947-70E740481C1C}">
+                          <a14:useLocalDpi xmlns:a14="http://schemas.microsoft.com/office/drawing/2010/main" val="0"/>
                         </a:ext>
                       </a:extLst>
                     </a:blip>
+                    <a:srcRect/>
                     <a:stretch>
                       <a:fillRect/>
                     </a:stretch>
                   </pic:blipFill>
-                  <pic:spPr>
+                  <pic:spPr bwMode="auto">
                     <a:xfrm>
                       <a:off x="0" y="0"/>
-                      <a:ext cx="5758716" cy="5374108"/>
+                      <a:ext cx="6018739" cy="6762230"/>
                     </a:xfrm>
                     <a:prstGeom prst="rect">
                       <a:avLst/>
                     </a:prstGeom>
+                    <a:noFill/>
                   </pic:spPr>
                 </pic:pic>
               </a:graphicData>
@@ -12008,7 +11978,13 @@
     </w:p>
     <w:p>
       <w:pPr>
-        <w:ind w:firstLine="0"/>
+        <w:rPr>
+          <w:lang w:eastAsia="es-CO"/>
+        </w:rPr>
+      </w:pPr>
+    </w:p>
+    <w:p>
+      <w:pPr>
         <w:rPr>
           <w:lang w:eastAsia="es-CO"/>
         </w:rPr>
@@ -12020,6 +11996,7 @@
       </w:pPr>
       <w:bookmarkStart w:id="11" w:name="_Toc228874078"/>
       <w:r>
+        <w:lastRenderedPageBreak/>
         <w:t>Modelos de diseño de bases de datos</w:t>
       </w:r>
       <w:bookmarkEnd w:id="11"/>
@@ -12034,14 +12011,7 @@
         <w:rPr>
           <w:lang w:eastAsia="es-CO"/>
         </w:rPr>
-        <w:t xml:space="preserve">El diseño de bases de datos es un proceso fundamental dentro del desarrollo de sistemas de información, ya que permite estructurar, organizar y representar los datos de manera eficiente antes de su implementación. Para lograrlo, se emplean distintos </w:t>
-      </w:r>
-      <w:r>
-        <w:rPr>
-          <w:lang w:eastAsia="es-CO"/>
-        </w:rPr>
-        <w:lastRenderedPageBreak/>
-        <w:t>modelos de diseño que permiten abstraer la realidad en diferentes niveles de detalle, facilitando la comprensión, análisis y construcción de la base de datos.</w:t>
+        <w:t>El diseño de bases de datos es un proceso fundamental dentro del desarrollo de sistemas de información, ya que permite estructurar, organizar y representar los datos de manera eficiente antes de su implementación. Para lograrlo, se emplean distintos modelos de diseño que permiten abstraer la realidad en diferentes niveles de detalle, facilitando la comprensión, análisis y construcción de la base de datos.</w:t>
       </w:r>
     </w:p>
     <w:p>
@@ -12208,39 +12178,31 @@
           <w:lang w:eastAsia="es-CO"/>
         </w:rPr>
       </w:pPr>
-      <w:r>
-        <w:rPr>
-          <w:lang w:eastAsia="es-CO"/>
-        </w:rPr>
+    </w:p>
+    <w:p>
+      <w:pPr>
+        <w:rPr>
+          <w:lang w:eastAsia="es-CO"/>
+        </w:rPr>
+      </w:pPr>
+      <w:r>
+        <w:rPr>
+          <w:lang w:eastAsia="es-CO"/>
+        </w:rPr>
+        <w:lastRenderedPageBreak/>
         <w:t>Este modelo se enfoca en responder qué información se necesita y cómo se relaciona, sin preocuparse por cómo será almacenada. Es utilizado principalmente en la fase de análisis de requerimientos.</w:t>
       </w:r>
     </w:p>
     <w:p>
       <w:pPr>
-        <w:spacing w:before="0" w:after="0" w:line="240" w:lineRule="auto"/>
-        <w:ind w:firstLine="0"/>
-        <w:rPr>
-          <w:lang w:eastAsia="es-CO"/>
-        </w:rPr>
-      </w:pPr>
-      <w:r>
-        <w:rPr>
-          <w:lang w:eastAsia="es-CO"/>
-        </w:rPr>
-        <w:br w:type="page"/>
-      </w:r>
-    </w:p>
-    <w:p>
-      <w:pPr>
-        <w:rPr>
-          <w:lang w:eastAsia="es-CO"/>
-        </w:rPr>
-      </w:pPr>
-      <w:r>
-        <w:rPr>
-          <w:lang w:eastAsia="es-CO"/>
-        </w:rPr>
-        <w:lastRenderedPageBreak/>
+        <w:rPr>
+          <w:lang w:eastAsia="es-CO"/>
+        </w:rPr>
+      </w:pPr>
+      <w:r>
+        <w:rPr>
+          <w:lang w:eastAsia="es-CO"/>
+        </w:rPr>
         <w:t>Los elementos del modelo conceptual son:</w:t>
       </w:r>
     </w:p>
@@ -12419,16 +12381,65 @@
     </w:p>
     <w:p>
       <w:pPr>
+        <w:rPr>
+          <w:lang w:eastAsia="es-CO"/>
+        </w:rPr>
+      </w:pPr>
+    </w:p>
+    <w:p>
+      <w:pPr>
+        <w:rPr>
+          <w:lang w:eastAsia="es-CO"/>
+        </w:rPr>
+      </w:pPr>
+    </w:p>
+    <w:p>
+      <w:pPr>
+        <w:rPr>
+          <w:lang w:eastAsia="es-CO"/>
+        </w:rPr>
+      </w:pPr>
+    </w:p>
+    <w:p>
+      <w:pPr>
+        <w:rPr>
+          <w:lang w:eastAsia="es-CO"/>
+        </w:rPr>
+      </w:pPr>
+    </w:p>
+    <w:p>
+      <w:pPr>
+        <w:rPr>
+          <w:lang w:eastAsia="es-CO"/>
+        </w:rPr>
+      </w:pPr>
+    </w:p>
+    <w:p>
+      <w:pPr>
+        <w:rPr>
+          <w:lang w:eastAsia="es-CO"/>
+        </w:rPr>
+      </w:pPr>
+    </w:p>
+    <w:p>
+      <w:pPr>
+        <w:rPr>
+          <w:lang w:eastAsia="es-CO"/>
+        </w:rPr>
+      </w:pPr>
+    </w:p>
+    <w:p>
+      <w:pPr>
         <w:pStyle w:val="Figura"/>
       </w:pPr>
       <w:r>
+        <w:lastRenderedPageBreak/>
         <w:t>Ejemplo modelo entidad-relación</w:t>
       </w:r>
     </w:p>
     <w:p>
       <w:pPr>
         <w:ind w:firstLine="0"/>
-        <w:jc w:val="center"/>
         <w:rPr>
           <w:lang w:eastAsia="es-CO"/>
         </w:rPr>
@@ -12439,9 +12450,9 @@
           <w:lang w:eastAsia="es-CO"/>
         </w:rPr>
         <w:drawing>
-          <wp:inline distT="0" distB="0" distL="0" distR="0" wp14:anchorId="7C7D7574" wp14:editId="3284C1D9">
-            <wp:extent cx="6513789" cy="2662990"/>
-            <wp:effectExtent l="0" t="0" r="1905" b="4445"/>
+          <wp:inline distT="0" distB="0" distL="0" distR="0" wp14:anchorId="7C7D7574" wp14:editId="143FA616">
+            <wp:extent cx="5953125" cy="2433778"/>
+            <wp:effectExtent l="0" t="0" r="0" b="5080"/>
             <wp:docPr id="14" name="Imagen 14" descr="Figura 8 que representa un ejemplo de modelo entidad-relación, donde se muestra la entidad cliente identificada por su DNI, relacionada con la entidad pedido mediante una relación uno a muchos. El esquema incluye además la entidad artículo, vinculada al pedido a través de una relación muchos a muchos, incorporando atributos como fecha, cantidad y número de serie para describir las interacciones entre las entidades."/>
             <wp:cNvGraphicFramePr>
               <a:graphicFrameLocks xmlns:a="http://schemas.openxmlformats.org/drawingml/2006/main" noChangeAspect="1"/>
@@ -12456,7 +12467,7 @@
                     </pic:cNvPicPr>
                   </pic:nvPicPr>
                   <pic:blipFill>
-                    <a:blip r:embed="rId21">
+                    <a:blip r:embed="rId16">
                       <a:extLst>
                         <a:ext uri="{28A0092B-C50C-407E-A947-70E740481C1C}">
                           <a14:useLocalDpi xmlns:a14="http://schemas.microsoft.com/office/drawing/2010/main" val="0"/>
@@ -12471,7 +12482,7 @@
                   <pic:spPr bwMode="auto">
                     <a:xfrm>
                       <a:off x="0" y="0"/>
-                      <a:ext cx="6577252" cy="2688935"/>
+                      <a:ext cx="5981081" cy="2445207"/>
                     </a:xfrm>
                     <a:prstGeom prst="rect">
                       <a:avLst/>
@@ -12487,8 +12498,13 @@
     </w:p>
     <w:p>
       <w:pPr>
-        <w:spacing w:before="0" w:after="0" w:line="240" w:lineRule="auto"/>
-        <w:ind w:firstLine="0"/>
+        <w:rPr>
+          <w:lang w:eastAsia="es-CO"/>
+        </w:rPr>
+      </w:pPr>
+    </w:p>
+    <w:p>
+      <w:pPr>
         <w:rPr>
           <w:b/>
           <w:lang w:eastAsia="es-CO"/>
@@ -12499,167 +12515,152 @@
           <w:b/>
           <w:lang w:eastAsia="es-CO"/>
         </w:rPr>
-        <w:br w:type="page"/>
-      </w:r>
-    </w:p>
-    <w:p>
-      <w:pPr>
-        <w:rPr>
-          <w:b/>
-          <w:lang w:eastAsia="es-CO"/>
-        </w:rPr>
-      </w:pPr>
-      <w:r>
-        <w:rPr>
-          <w:b/>
+        <w:t>Ejemplo modelo entidad-relación</w:t>
+      </w:r>
+    </w:p>
+    <w:p>
+      <w:pPr>
+        <w:rPr>
+          <w:lang w:eastAsia="es-CO"/>
+        </w:rPr>
+      </w:pPr>
+      <w:r>
+        <w:rPr>
+          <w:lang w:eastAsia="es-CO"/>
+        </w:rPr>
+        <w:t>Cliente</w:t>
+      </w:r>
+    </w:p>
+    <w:p>
+      <w:pPr>
+        <w:rPr>
+          <w:lang w:eastAsia="es-CO"/>
+        </w:rPr>
+      </w:pPr>
+      <w:r>
+        <w:rPr>
+          <w:lang w:eastAsia="es-CO"/>
+        </w:rPr>
+        <w:t>DNI</w:t>
+      </w:r>
+    </w:p>
+    <w:p>
+      <w:pPr>
+        <w:rPr>
+          <w:lang w:eastAsia="es-CO"/>
+        </w:rPr>
+      </w:pPr>
+      <w:r>
+        <w:rPr>
+          <w:lang w:eastAsia="es-CO"/>
+        </w:rPr>
+        <w:t>1</w:t>
+      </w:r>
+    </w:p>
+    <w:p>
+      <w:pPr>
+        <w:rPr>
+          <w:lang w:eastAsia="es-CO"/>
+        </w:rPr>
+      </w:pPr>
+      <w:r>
+        <w:rPr>
+          <w:lang w:eastAsia="es-CO"/>
+        </w:rPr>
+        <w:t>Realiza</w:t>
+      </w:r>
+    </w:p>
+    <w:p>
+      <w:pPr>
+        <w:rPr>
+          <w:lang w:eastAsia="es-CO"/>
+        </w:rPr>
+      </w:pPr>
+      <w:proofErr w:type="gramStart"/>
+      <w:r>
+        <w:rPr>
+          <w:lang w:eastAsia="es-CO"/>
+        </w:rPr>
+        <w:t>1:N</w:t>
+      </w:r>
+      <w:proofErr w:type="gramEnd"/>
+    </w:p>
+    <w:p>
+      <w:pPr>
+        <w:rPr>
+          <w:lang w:eastAsia="es-CO"/>
+        </w:rPr>
+      </w:pPr>
+      <w:r>
+        <w:rPr>
+          <w:lang w:eastAsia="es-CO"/>
+        </w:rPr>
+        <w:t>*Pedido</w:t>
+      </w:r>
+    </w:p>
+    <w:p>
+      <w:pPr>
+        <w:rPr>
+          <w:lang w:eastAsia="es-CO"/>
+        </w:rPr>
+      </w:pPr>
+      <w:r>
+        <w:rPr>
+          <w:lang w:eastAsia="es-CO"/>
+        </w:rPr>
+        <w:t>Fecha</w:t>
+      </w:r>
+    </w:p>
+    <w:p>
+      <w:pPr>
+        <w:rPr>
+          <w:lang w:eastAsia="es-CO"/>
+        </w:rPr>
+      </w:pPr>
+      <w:r>
+        <w:rPr>
+          <w:lang w:eastAsia="es-CO"/>
+        </w:rPr>
+        <w:t>Se compone</w:t>
+      </w:r>
+    </w:p>
+    <w:p>
+      <w:pPr>
+        <w:rPr>
+          <w:lang w:eastAsia="es-CO"/>
+        </w:rPr>
+      </w:pPr>
+      <w:r>
+        <w:rPr>
+          <w:lang w:eastAsia="es-CO"/>
+        </w:rPr>
+        <w:t>N:M</w:t>
+      </w:r>
+    </w:p>
+    <w:p>
+      <w:pPr>
+        <w:rPr>
+          <w:lang w:eastAsia="es-CO"/>
+        </w:rPr>
+      </w:pPr>
+      <w:r>
+        <w:rPr>
+          <w:lang w:eastAsia="es-CO"/>
+        </w:rPr>
+        <w:t>Cantidad</w:t>
+      </w:r>
+    </w:p>
+    <w:p>
+      <w:pPr>
+        <w:rPr>
+          <w:lang w:eastAsia="es-CO"/>
+        </w:rPr>
+      </w:pPr>
+      <w:r>
+        <w:rPr>
           <w:lang w:eastAsia="es-CO"/>
         </w:rPr>
         <w:lastRenderedPageBreak/>
-        <w:t>Ejemplo modelo entidad-relación</w:t>
-      </w:r>
-    </w:p>
-    <w:p>
-      <w:pPr>
-        <w:rPr>
-          <w:lang w:eastAsia="es-CO"/>
-        </w:rPr>
-      </w:pPr>
-      <w:r>
-        <w:rPr>
-          <w:lang w:eastAsia="es-CO"/>
-        </w:rPr>
-        <w:t>Cliente</w:t>
-      </w:r>
-    </w:p>
-    <w:p>
-      <w:pPr>
-        <w:rPr>
-          <w:lang w:eastAsia="es-CO"/>
-        </w:rPr>
-      </w:pPr>
-      <w:r>
-        <w:rPr>
-          <w:lang w:eastAsia="es-CO"/>
-        </w:rPr>
-        <w:t>DNI</w:t>
-      </w:r>
-    </w:p>
-    <w:p>
-      <w:pPr>
-        <w:rPr>
-          <w:lang w:eastAsia="es-CO"/>
-        </w:rPr>
-      </w:pPr>
-      <w:r>
-        <w:rPr>
-          <w:lang w:eastAsia="es-CO"/>
-        </w:rPr>
-        <w:t>1</w:t>
-      </w:r>
-    </w:p>
-    <w:p>
-      <w:pPr>
-        <w:rPr>
-          <w:lang w:eastAsia="es-CO"/>
-        </w:rPr>
-      </w:pPr>
-      <w:r>
-        <w:rPr>
-          <w:lang w:eastAsia="es-CO"/>
-        </w:rPr>
-        <w:t>Realiza</w:t>
-      </w:r>
-    </w:p>
-    <w:p>
-      <w:pPr>
-        <w:rPr>
-          <w:lang w:eastAsia="es-CO"/>
-        </w:rPr>
-      </w:pPr>
-      <w:proofErr w:type="gramStart"/>
-      <w:r>
-        <w:rPr>
-          <w:lang w:eastAsia="es-CO"/>
-        </w:rPr>
-        <w:t>1:N</w:t>
-      </w:r>
-      <w:proofErr w:type="gramEnd"/>
-    </w:p>
-    <w:p>
-      <w:pPr>
-        <w:rPr>
-          <w:lang w:eastAsia="es-CO"/>
-        </w:rPr>
-      </w:pPr>
-      <w:r>
-        <w:rPr>
-          <w:lang w:eastAsia="es-CO"/>
-        </w:rPr>
-        <w:t>*Pedido</w:t>
-      </w:r>
-    </w:p>
-    <w:p>
-      <w:pPr>
-        <w:rPr>
-          <w:lang w:eastAsia="es-CO"/>
-        </w:rPr>
-      </w:pPr>
-      <w:r>
-        <w:rPr>
-          <w:lang w:eastAsia="es-CO"/>
-        </w:rPr>
-        <w:t>Fecha</w:t>
-      </w:r>
-    </w:p>
-    <w:p>
-      <w:pPr>
-        <w:rPr>
-          <w:lang w:eastAsia="es-CO"/>
-        </w:rPr>
-      </w:pPr>
-      <w:r>
-        <w:rPr>
-          <w:lang w:eastAsia="es-CO"/>
-        </w:rPr>
-        <w:t>Se compone</w:t>
-      </w:r>
-    </w:p>
-    <w:p>
-      <w:pPr>
-        <w:rPr>
-          <w:lang w:eastAsia="es-CO"/>
-        </w:rPr>
-      </w:pPr>
-      <w:r>
-        <w:rPr>
-          <w:lang w:eastAsia="es-CO"/>
-        </w:rPr>
-        <w:t>N:M</w:t>
-      </w:r>
-    </w:p>
-    <w:p>
-      <w:pPr>
-        <w:rPr>
-          <w:lang w:eastAsia="es-CO"/>
-        </w:rPr>
-      </w:pPr>
-      <w:r>
-        <w:rPr>
-          <w:lang w:eastAsia="es-CO"/>
-        </w:rPr>
-        <w:t>Cantidad</w:t>
-      </w:r>
-    </w:p>
-    <w:p>
-      <w:pPr>
-        <w:rPr>
-          <w:lang w:eastAsia="es-CO"/>
-        </w:rPr>
-      </w:pPr>
-      <w:r>
-        <w:rPr>
-          <w:lang w:eastAsia="es-CO"/>
-        </w:rPr>
         <w:t>*Artículo</w:t>
       </w:r>
     </w:p>
@@ -12741,7 +12742,6 @@
         <w:rPr>
           <w:lang w:eastAsia="es-CO"/>
         </w:rPr>
-        <w:lastRenderedPageBreak/>
         <w:t>Aquí se traduce el modelo conceptual a una estructura más formal, basada en el modelo relacional, donde se definen claves primarias, claves foráneas y restricciones.</w:t>
       </w:r>
     </w:p>
@@ -12965,6 +12965,7 @@
         <w:rPr>
           <w:lang w:eastAsia="es-CO"/>
         </w:rPr>
+        <w:lastRenderedPageBreak/>
         <w:t>Define reglas de integridad.</w:t>
       </w:r>
     </w:p>
@@ -12992,7 +12993,6 @@
     <w:p>
       <w:pPr>
         <w:ind w:firstLine="0"/>
-        <w:jc w:val="center"/>
         <w:rPr>
           <w:lang w:eastAsia="es-CO"/>
         </w:rPr>
@@ -13003,8 +13003,8 @@
           <w:lang w:eastAsia="es-CO"/>
         </w:rPr>
         <w:drawing>
-          <wp:inline distT="0" distB="0" distL="0" distR="0" wp14:anchorId="1A6D570F" wp14:editId="03B5C982">
-            <wp:extent cx="5261810" cy="2388450"/>
+          <wp:inline distT="0" distB="0" distL="0" distR="0" wp14:anchorId="1A6D570F" wp14:editId="0CBE8E01">
+            <wp:extent cx="5876925" cy="2667663"/>
             <wp:effectExtent l="0" t="0" r="0" b="0"/>
             <wp:docPr id="15" name="Imagen 15" descr="Figura 9 que muestra un ejemplo de modelo lógico de base de datos, donde se representan las tablas Cliente, Pedido y Artículo con sus respectivos atributos, claves primarias y claves foráneas, así como las relaciones entre ellas. El diagrama evidencia una relación uno a muchos entre Cliente y Pedido, y una relación muchos a muchos entre Pedido y Artículo, resuelta mediante una tabla intermedia."/>
             <wp:cNvGraphicFramePr>
@@ -13020,7 +13020,7 @@
                     </pic:cNvPicPr>
                   </pic:nvPicPr>
                   <pic:blipFill>
-                    <a:blip r:embed="rId22">
+                    <a:blip r:embed="rId17">
                       <a:extLst>
                         <a:ext uri="{28A0092B-C50C-407E-A947-70E740481C1C}">
                           <a14:useLocalDpi xmlns:a14="http://schemas.microsoft.com/office/drawing/2010/main" val="0"/>
@@ -13035,7 +13035,7 @@
                   <pic:spPr bwMode="auto">
                     <a:xfrm>
                       <a:off x="0" y="0"/>
-                      <a:ext cx="5310948" cy="2410755"/>
+                      <a:ext cx="5889632" cy="2673431"/>
                     </a:xfrm>
                     <a:prstGeom prst="rect">
                       <a:avLst/>
@@ -13059,7 +13059,6 @@
         <w:rPr>
           <w:lang w:eastAsia="es-CO"/>
         </w:rPr>
-        <w:lastRenderedPageBreak/>
         <w:t>Ejemplo modelo lógico</w:t>
       </w:r>
     </w:p>
@@ -13244,6 +13243,7 @@
         <w:rPr>
           <w:lang w:eastAsia="es-CO"/>
         </w:rPr>
+        <w:lastRenderedPageBreak/>
         <w:t>ARTÍCULO</w:t>
       </w:r>
     </w:p>
@@ -13374,18 +13374,10 @@
     </w:p>
     <w:p>
       <w:pPr>
-        <w:spacing w:before="0" w:after="0" w:line="240" w:lineRule="auto"/>
-        <w:ind w:firstLine="0"/>
-        <w:rPr>
-          <w:lang w:eastAsia="es-CO"/>
-        </w:rPr>
-      </w:pPr>
-      <w:r>
-        <w:rPr>
-          <w:lang w:eastAsia="es-CO"/>
-        </w:rPr>
-        <w:br w:type="page"/>
-      </w:r>
+        <w:rPr>
+          <w:lang w:eastAsia="es-CO"/>
+        </w:rPr>
+      </w:pPr>
     </w:p>
     <w:p>
       <w:pPr>
@@ -13404,7 +13396,6 @@
           <w:b/>
           <w:lang w:eastAsia="es-CO"/>
         </w:rPr>
-        <w:lastRenderedPageBreak/>
         <w:t>Modelo físico</w:t>
       </w:r>
     </w:p>
@@ -13538,6 +13529,7 @@
           <w:b/>
           <w:lang w:eastAsia="es-CO"/>
         </w:rPr>
+        <w:lastRenderedPageBreak/>
         <w:t>Restricciones de integridad</w:t>
       </w:r>
       <w:r>
@@ -13647,20 +13639,6 @@
     </w:p>
     <w:p>
       <w:pPr>
-        <w:rPr>
-          <w:lang w:eastAsia="es-CO"/>
-        </w:rPr>
-      </w:pPr>
-    </w:p>
-    <w:p>
-      <w:pPr>
-        <w:rPr>
-          <w:lang w:eastAsia="es-CO"/>
-        </w:rPr>
-      </w:pPr>
-    </w:p>
-    <w:p>
-      <w:pPr>
         <w:pStyle w:val="Figura"/>
       </w:pPr>
       <w:r>
@@ -13669,6 +13647,7 @@
     </w:p>
     <w:p>
       <w:pPr>
+        <w:ind w:firstLine="0"/>
         <w:rPr>
           <w:lang w:eastAsia="es-CO"/>
         </w:rPr>
@@ -13676,12 +13655,13 @@
       <w:r>
         <w:rPr>
           <w:noProof/>
+          <w:lang w:eastAsia="es-CO"/>
         </w:rPr>
         <w:drawing>
-          <wp:inline distT="0" distB="0" distL="0" distR="0" wp14:anchorId="46583A70" wp14:editId="22616242">
-            <wp:extent cx="5705342" cy="3396200"/>
+          <wp:inline distT="0" distB="0" distL="0" distR="0" wp14:anchorId="0E886521" wp14:editId="5C070034">
+            <wp:extent cx="6153593" cy="4410075"/>
             <wp:effectExtent l="0" t="0" r="0" b="0"/>
-            <wp:docPr id="26" name="Gráfico 26" descr="Figura 10 que representa un modelo físico donde se detallan tablas como customer, employee, sale, sales_details, producto, category, warehouse; cada una con sus claves primarias y foráneas. El diagrama muestra sus diversas relaciones, evidenciando cómo se estructuran los datos, se definen las dependencias entre tablas y se garantiza la integridad referencial dentro del sistema."/>
+            <wp:docPr id="16" name="Imagen 16" descr="Figura 10 que representa un modelo físico donde se detallan tablas como customer, employee, sale, sales_details, producto, category, warehouse; cada una con sus claves primarias y foráneas. El diagrama muestra sus diversas relaciones, evidenciando cómo se estructuran los datos, se definen las dependencias entre tablas y se garantiza la integridad referencial dentro del sistema."/>
             <wp:cNvGraphicFramePr>
               <a:graphicFrameLocks xmlns:a="http://schemas.openxmlformats.org/drawingml/2006/main" noChangeAspect="1"/>
             </wp:cNvGraphicFramePr>
@@ -13689,29 +13669,33 @@
               <a:graphicData uri="http://schemas.openxmlformats.org/drawingml/2006/picture">
                 <pic:pic xmlns:pic="http://schemas.openxmlformats.org/drawingml/2006/picture">
                   <pic:nvPicPr>
-                    <pic:cNvPr id="26" name="Gráfico 26" descr="Figura 10 que representa un modelo físico donde se detallan tablas como customer, employee, sale, sales_details, producto, category, warehouse; cada una con sus claves primarias y foráneas. El diagrama muestra sus diversas relaciones, evidenciando cómo se estructuran los datos, se definen las dependencias entre tablas y se garantiza la integridad referencial dentro del sistema."/>
-                    <pic:cNvPicPr/>
+                    <pic:cNvPr id="0" name="Picture 11"/>
+                    <pic:cNvPicPr>
+                      <a:picLocks noChangeAspect="1" noChangeArrowheads="1"/>
+                    </pic:cNvPicPr>
                   </pic:nvPicPr>
                   <pic:blipFill>
-                    <a:blip r:embed="rId23">
+                    <a:blip r:embed="rId18">
                       <a:extLst>
-                        <a:ext uri="{96DAC541-7B7A-43D3-8B79-37D633B846F1}">
-                          <asvg:svgBlip xmlns:asvg="http://schemas.microsoft.com/office/drawing/2016/SVG/main" r:embed="rId24"/>
+                        <a:ext uri="{28A0092B-C50C-407E-A947-70E740481C1C}">
+                          <a14:useLocalDpi xmlns:a14="http://schemas.microsoft.com/office/drawing/2010/main" val="0"/>
                         </a:ext>
                       </a:extLst>
                     </a:blip>
+                    <a:srcRect/>
                     <a:stretch>
                       <a:fillRect/>
                     </a:stretch>
                   </pic:blipFill>
-                  <pic:spPr>
+                  <pic:spPr bwMode="auto">
                     <a:xfrm>
                       <a:off x="0" y="0"/>
-                      <a:ext cx="5724468" cy="3407585"/>
+                      <a:ext cx="6160888" cy="4415303"/>
                     </a:xfrm>
                     <a:prstGeom prst="rect">
                       <a:avLst/>
                     </a:prstGeom>
+                    <a:noFill/>
                   </pic:spPr>
                 </pic:pic>
               </a:graphicData>
@@ -13722,27 +13706,17 @@
     </w:p>
     <w:p>
       <w:pPr>
-        <w:spacing w:before="0" w:after="0" w:line="240" w:lineRule="auto"/>
-        <w:ind w:firstLine="0"/>
         <w:rPr>
           <w:b/>
           <w:lang w:eastAsia="es-CO"/>
         </w:rPr>
       </w:pPr>
-    </w:p>
-    <w:p>
-      <w:pPr>
-        <w:jc w:val="both"/>
+      <w:r>
         <w:rPr>
           <w:b/>
           <w:lang w:eastAsia="es-CO"/>
         </w:rPr>
-      </w:pPr>
-      <w:r>
-        <w:rPr>
-          <w:b/>
-          <w:lang w:eastAsia="es-CO"/>
-        </w:rPr>
+        <w:lastRenderedPageBreak/>
         <w:t>Ejemplo de implementación física</w:t>
       </w:r>
     </w:p>
@@ -13876,7 +13850,6 @@
         <w:rPr>
           <w:lang w:eastAsia="es-CO"/>
         </w:rPr>
-        <w:lastRenderedPageBreak/>
         <w:t>Para finalizar, se detallan los niveles del diseño de bases de datos. Los modelos y conceptos que se incluyen en el esquema, se mantienen en idioma inglés, ya que corresponden a la denominación original utilizada en la literatura técnica y en los estándares internacionales del área:</w:t>
       </w:r>
     </w:p>
@@ -13918,7 +13891,7 @@
                     </pic:cNvPicPr>
                   </pic:nvPicPr>
                   <pic:blipFill>
-                    <a:blip r:embed="rId25">
+                    <a:blip r:embed="rId19">
                       <a:extLst>
                         <a:ext uri="{28A0092B-C50C-407E-A947-70E740481C1C}">
                           <a14:useLocalDpi xmlns:a14="http://schemas.microsoft.com/office/drawing/2010/main" val="0"/>
@@ -13949,18 +13922,10 @@
     </w:p>
     <w:p>
       <w:pPr>
-        <w:spacing w:before="0" w:after="0" w:line="240" w:lineRule="auto"/>
-        <w:ind w:firstLine="0"/>
-        <w:rPr>
-          <w:lang w:eastAsia="es-CO"/>
-        </w:rPr>
-      </w:pPr>
-      <w:r>
-        <w:rPr>
-          <w:lang w:eastAsia="es-CO"/>
-        </w:rPr>
-        <w:br w:type="page"/>
-      </w:r>
+        <w:rPr>
+          <w:lang w:eastAsia="es-CO"/>
+        </w:rPr>
+      </w:pPr>
     </w:p>
     <w:p>
       <w:pPr>
@@ -15301,7 +15266,7 @@
                     </pic:cNvPicPr>
                   </pic:nvPicPr>
                   <pic:blipFill>
-                    <a:blip r:embed="rId26">
+                    <a:blip r:embed="rId20">
                       <a:extLst>
                         <a:ext uri="{28A0092B-C50C-407E-A947-70E740481C1C}">
                           <a14:useLocalDpi xmlns:a14="http://schemas.microsoft.com/office/drawing/2010/main" val="0"/>
@@ -19485,7 +19450,6 @@
     <w:p>
       <w:pPr>
         <w:pStyle w:val="Video"/>
-        <w:jc w:val="left"/>
       </w:pPr>
       <w:r>
         <w:t>Lenguajes DBMS</w:t>
@@ -19524,7 +19488,7 @@
                     </pic:cNvPicPr>
                   </pic:nvPicPr>
                   <pic:blipFill>
-                    <a:blip r:embed="rId27" cstate="print">
+                    <a:blip r:embed="rId21" cstate="print">
                       <a:extLst>
                         <a:ext uri="{28A0092B-C50C-407E-A947-70E740481C1C}">
                           <a14:useLocalDpi xmlns:a14="http://schemas.microsoft.com/office/drawing/2010/main" val="0"/>
@@ -19610,7 +19574,6 @@
           </w:tcPr>
           <w:p>
             <w:pPr>
-              <w:ind w:firstLine="0"/>
               <w:rPr>
                 <w:b/>
               </w:rPr>
@@ -20365,9 +20328,6 @@
             <w:r>
               <w:t>Big data, análisis</w:t>
             </w:r>
-            <w:r>
-              <w:t>.</w:t>
-            </w:r>
           </w:p>
         </w:tc>
       </w:tr>
@@ -20409,9 +20369,6 @@
             <w:r>
               <w:t>Redes sociales</w:t>
             </w:r>
-            <w:r>
-              <w:t>.</w:t>
-            </w:r>
           </w:p>
         </w:tc>
       </w:tr>
@@ -21034,7 +20991,7 @@
                     </pic:cNvPicPr>
                   </pic:nvPicPr>
                   <pic:blipFill>
-                    <a:blip r:embed="rId28">
+                    <a:blip r:embed="rId22">
                       <a:extLst>
                         <a:ext uri="{28A0092B-C50C-407E-A947-70E740481C1C}">
                           <a14:useLocalDpi xmlns:a14="http://schemas.microsoft.com/office/drawing/2010/main" val="0"/>
@@ -22131,8 +22088,10 @@
               </w:rPr>
             </w:pPr>
             <w:r>
-              <w:t>Profesional G06. Responsable Ecosistema Virtual de Recursos Educativos Digitales</w:t>
+              <w:t>Profesional G06. Responsable Ecosistema de Recursos Educativos Digitales (RED)</w:t>
             </w:r>
+            <w:bookmarkStart w:id="40" w:name="_GoBack"/>
+            <w:bookmarkEnd w:id="40"/>
           </w:p>
         </w:tc>
         <w:tc>
@@ -22694,8 +22653,8 @@
       </w:pPr>
     </w:p>
     <w:sectPr>
-      <w:headerReference w:type="default" r:id="rId29"/>
-      <w:footerReference w:type="default" r:id="rId30"/>
+      <w:headerReference w:type="default" r:id="rId23"/>
+      <w:footerReference w:type="default" r:id="rId24"/>
       <w:pgSz w:w="12240" w:h="15840"/>
       <w:pgMar w:top="1701" w:right="1134" w:bottom="1134" w:left="1134" w:header="709" w:footer="737" w:gutter="0"/>
       <w:pgNumType w:start="1"/>
@@ -22707,7 +22666,7 @@
 </file>
 
 <file path=word/endnotes.xml><?xml version="1.0" encoding="utf-8"?>
-<w:endnotes xmlns:wpc="http://schemas.microsoft.com/office/word/2010/wordprocessingCanvas" xmlns:cx="http://schemas.microsoft.com/office/drawing/2014/chartex" xmlns:cx1="http://schemas.microsoft.com/office/drawing/2015/9/8/chartex" xmlns:cx2="http://schemas.microsoft.com/office/drawing/2015/10/21/chartex" xmlns:cx3="http://schemas.microsoft.com/office/drawing/2016/5/9/chartex" xmlns:cx4="http://schemas.microsoft.com/office/drawing/2016/5/10/chartex" xmlns:cx5="http://schemas.microsoft.com/office/drawing/2016/5/11/chartex" xmlns:cx6="http://schemas.microsoft.com/office/drawing/2016/5/12/chartex" xmlns:cx7="http://schemas.microsoft.com/office/drawing/2016/5/13/chartex" xmlns:cx8="http://schemas.microsoft.com/office/drawing/2016/5/14/chartex" xmlns:mc="http://schemas.openxmlformats.org/markup-compatibility/2006" xmlns:aink="http://schemas.microsoft.com/office/drawing/2016/ink" xmlns:am3d="http://schemas.microsoft.com/office/drawing/2017/model3d" xmlns:o="urn:schemas-microsoft-com:office:office" xmlns:r="http://schemas.openxmlformats.org/officeDocument/2006/relationships" xmlns:m="http://schemas.openxmlformats.org/officeDocument/2006/math" xmlns:v="urn:schemas-microsoft-com:vml" xmlns:wp14="http://schemas.microsoft.com/office/word/2010/wordprocessingDrawing" xmlns:wp="http://schemas.openxmlformats.org/drawingml/2006/wordprocessingDrawing" xmlns:w10="urn:schemas-microsoft-com:office:word" xmlns:w="http://schemas.openxmlformats.org/wordprocessingml/2006/main" xmlns:w14="http://schemas.microsoft.com/office/word/2010/wordml" xmlns:w15="http://schemas.microsoft.com/office/word/2012/wordml" xmlns:w16cex="http://schemas.microsoft.com/office/word/2018/wordml/cex" xmlns:w16cid="http://schemas.microsoft.com/office/word/2016/wordml/cid" xmlns:w16="http://schemas.microsoft.com/office/word/2018/wordml" xmlns:w16sdtdh="http://schemas.microsoft.com/office/word/2020/wordml/sdtdatahash" xmlns:w16se="http://schemas.microsoft.com/office/word/2015/wordml/symex" xmlns:wpg="http://schemas.microsoft.com/office/word/2010/wordprocessingGroup" xmlns:wpi="http://schemas.microsoft.com/office/word/2010/wordprocessingInk" xmlns:wne="http://schemas.microsoft.com/office/word/2006/wordml" xmlns:wps="http://schemas.microsoft.com/office/word/2010/wordprocessingShape" mc:Ignorable="w14 w15 w16se w16cid w16 w16cex w16sdtdh wp14">
+<w:endnotes xmlns:wpc="http://schemas.microsoft.com/office/word/2010/wordprocessingCanvas" xmlns:cx="http://schemas.microsoft.com/office/drawing/2014/chartex" xmlns:cx1="http://schemas.microsoft.com/office/drawing/2015/9/8/chartex" xmlns:cx2="http://schemas.microsoft.com/office/drawing/2015/10/21/chartex" xmlns:cx3="http://schemas.microsoft.com/office/drawing/2016/5/9/chartex" xmlns:cx4="http://schemas.microsoft.com/office/drawing/2016/5/10/chartex" xmlns:cx5="http://schemas.microsoft.com/office/drawing/2016/5/11/chartex" xmlns:cx6="http://schemas.microsoft.com/office/drawing/2016/5/12/chartex" xmlns:cx7="http://schemas.microsoft.com/office/drawing/2016/5/13/chartex" xmlns:cx8="http://schemas.microsoft.com/office/drawing/2016/5/14/chartex" xmlns:mc="http://schemas.openxmlformats.org/markup-compatibility/2006" xmlns:aink="http://schemas.microsoft.com/office/drawing/2016/ink" xmlns:am3d="http://schemas.microsoft.com/office/drawing/2017/model3d" xmlns:o="urn:schemas-microsoft-com:office:office" xmlns:r="http://schemas.openxmlformats.org/officeDocument/2006/relationships" xmlns:m="http://schemas.openxmlformats.org/officeDocument/2006/math" xmlns:v="urn:schemas-microsoft-com:vml" xmlns:wp14="http://schemas.microsoft.com/office/word/2010/wordprocessingDrawing" xmlns:wp="http://schemas.openxmlformats.org/drawingml/2006/wordprocessingDrawing" xmlns:w10="urn:schemas-microsoft-com:office:word" xmlns:w="http://schemas.openxmlformats.org/wordprocessingml/2006/main" xmlns:w14="http://schemas.microsoft.com/office/word/2010/wordml" xmlns:w15="http://schemas.microsoft.com/office/word/2012/wordml" xmlns:w16cid="http://schemas.microsoft.com/office/word/2016/wordml/cid" xmlns:w16se="http://schemas.microsoft.com/office/word/2015/wordml/symex" xmlns:wpg="http://schemas.microsoft.com/office/word/2010/wordprocessingGroup" xmlns:wpi="http://schemas.microsoft.com/office/word/2010/wordprocessingInk" xmlns:wne="http://schemas.microsoft.com/office/word/2006/wordml" xmlns:wps="http://schemas.microsoft.com/office/word/2010/wordprocessingShape" mc:Ignorable="w14 w15 w16se w16cid wp14">
   <w:endnote w:type="separator" w:id="-1">
     <w:p>
       <w:pPr>
@@ -22732,7 +22691,7 @@
 </file>
 
 <file path=word/footer1.xml><?xml version="1.0" encoding="utf-8"?>
-<w:ftr xmlns:wpc="http://schemas.microsoft.com/office/word/2010/wordprocessingCanvas" xmlns:cx="http://schemas.microsoft.com/office/drawing/2014/chartex" xmlns:cx1="http://schemas.microsoft.com/office/drawing/2015/9/8/chartex" xmlns:cx2="http://schemas.microsoft.com/office/drawing/2015/10/21/chartex" xmlns:cx3="http://schemas.microsoft.com/office/drawing/2016/5/9/chartex" xmlns:cx4="http://schemas.microsoft.com/office/drawing/2016/5/10/chartex" xmlns:cx5="http://schemas.microsoft.com/office/drawing/2016/5/11/chartex" xmlns:cx6="http://schemas.microsoft.com/office/drawing/2016/5/12/chartex" xmlns:cx7="http://schemas.microsoft.com/office/drawing/2016/5/13/chartex" xmlns:cx8="http://schemas.microsoft.com/office/drawing/2016/5/14/chartex" xmlns:mc="http://schemas.openxmlformats.org/markup-compatibility/2006" xmlns:aink="http://schemas.microsoft.com/office/drawing/2016/ink" xmlns:am3d="http://schemas.microsoft.com/office/drawing/2017/model3d" xmlns:o="urn:schemas-microsoft-com:office:office" xmlns:r="http://schemas.openxmlformats.org/officeDocument/2006/relationships" xmlns:m="http://schemas.openxmlformats.org/officeDocument/2006/math" xmlns:v="urn:schemas-microsoft-com:vml" xmlns:wp14="http://schemas.microsoft.com/office/word/2010/wordprocessingDrawing" xmlns:wp="http://schemas.openxmlformats.org/drawingml/2006/wordprocessingDrawing" xmlns:w10="urn:schemas-microsoft-com:office:word" xmlns:w="http://schemas.openxmlformats.org/wordprocessingml/2006/main" xmlns:w14="http://schemas.microsoft.com/office/word/2010/wordml" xmlns:w15="http://schemas.microsoft.com/office/word/2012/wordml" xmlns:w16cex="http://schemas.microsoft.com/office/word/2018/wordml/cex" xmlns:w16cid="http://schemas.microsoft.com/office/word/2016/wordml/cid" xmlns:w16="http://schemas.microsoft.com/office/word/2018/wordml" xmlns:w16sdtdh="http://schemas.microsoft.com/office/word/2020/wordml/sdtdatahash" xmlns:w16se="http://schemas.microsoft.com/office/word/2015/wordml/symex" xmlns:wpg="http://schemas.microsoft.com/office/word/2010/wordprocessingGroup" xmlns:wpi="http://schemas.microsoft.com/office/word/2010/wordprocessingInk" xmlns:wne="http://schemas.microsoft.com/office/word/2006/wordml" xmlns:wps="http://schemas.microsoft.com/office/word/2010/wordprocessingShape" mc:Ignorable="w14 w15 w16se w16cid w16 w16cex w16sdtdh wp14">
+<w:ftr xmlns:wpc="http://schemas.microsoft.com/office/word/2010/wordprocessingCanvas" xmlns:cx="http://schemas.microsoft.com/office/drawing/2014/chartex" xmlns:cx1="http://schemas.microsoft.com/office/drawing/2015/9/8/chartex" xmlns:cx2="http://schemas.microsoft.com/office/drawing/2015/10/21/chartex" xmlns:cx3="http://schemas.microsoft.com/office/drawing/2016/5/9/chartex" xmlns:cx4="http://schemas.microsoft.com/office/drawing/2016/5/10/chartex" xmlns:cx5="http://schemas.microsoft.com/office/drawing/2016/5/11/chartex" xmlns:cx6="http://schemas.microsoft.com/office/drawing/2016/5/12/chartex" xmlns:cx7="http://schemas.microsoft.com/office/drawing/2016/5/13/chartex" xmlns:cx8="http://schemas.microsoft.com/office/drawing/2016/5/14/chartex" xmlns:mc="http://schemas.openxmlformats.org/markup-compatibility/2006" xmlns:aink="http://schemas.microsoft.com/office/drawing/2016/ink" xmlns:am3d="http://schemas.microsoft.com/office/drawing/2017/model3d" xmlns:o="urn:schemas-microsoft-com:office:office" xmlns:r="http://schemas.openxmlformats.org/officeDocument/2006/relationships" xmlns:m="http://schemas.openxmlformats.org/officeDocument/2006/math" xmlns:v="urn:schemas-microsoft-com:vml" xmlns:wp14="http://schemas.microsoft.com/office/word/2010/wordprocessingDrawing" xmlns:wp="http://schemas.openxmlformats.org/drawingml/2006/wordprocessingDrawing" xmlns:w10="urn:schemas-microsoft-com:office:word" xmlns:w="http://schemas.openxmlformats.org/wordprocessingml/2006/main" xmlns:w14="http://schemas.microsoft.com/office/word/2010/wordml" xmlns:w15="http://schemas.microsoft.com/office/word/2012/wordml" xmlns:w16cid="http://schemas.microsoft.com/office/word/2016/wordml/cid" xmlns:w16se="http://schemas.microsoft.com/office/word/2015/wordml/symex" xmlns:wpg="http://schemas.microsoft.com/office/word/2010/wordprocessingGroup" xmlns:wpi="http://schemas.microsoft.com/office/word/2010/wordprocessingInk" xmlns:wne="http://schemas.microsoft.com/office/word/2006/wordml" xmlns:wps="http://schemas.microsoft.com/office/word/2010/wordprocessingShape" mc:Ignorable="w14 w15 w16se w16cid wp14">
   <w:p>
     <w:pPr>
       <w:pStyle w:val="Piedepgina"/>
@@ -22869,7 +22828,7 @@
 </file>
 
 <file path=word/footnotes.xml><?xml version="1.0" encoding="utf-8"?>
-<w:footnotes xmlns:wpc="http://schemas.microsoft.com/office/word/2010/wordprocessingCanvas" xmlns:cx="http://schemas.microsoft.com/office/drawing/2014/chartex" xmlns:cx1="http://schemas.microsoft.com/office/drawing/2015/9/8/chartex" xmlns:cx2="http://schemas.microsoft.com/office/drawing/2015/10/21/chartex" xmlns:cx3="http://schemas.microsoft.com/office/drawing/2016/5/9/chartex" xmlns:cx4="http://schemas.microsoft.com/office/drawing/2016/5/10/chartex" xmlns:cx5="http://schemas.microsoft.com/office/drawing/2016/5/11/chartex" xmlns:cx6="http://schemas.microsoft.com/office/drawing/2016/5/12/chartex" xmlns:cx7="http://schemas.microsoft.com/office/drawing/2016/5/13/chartex" xmlns:cx8="http://schemas.microsoft.com/office/drawing/2016/5/14/chartex" xmlns:mc="http://schemas.openxmlformats.org/markup-compatibility/2006" xmlns:aink="http://schemas.microsoft.com/office/drawing/2016/ink" xmlns:am3d="http://schemas.microsoft.com/office/drawing/2017/model3d" xmlns:o="urn:schemas-microsoft-com:office:office" xmlns:r="http://schemas.openxmlformats.org/officeDocument/2006/relationships" xmlns:m="http://schemas.openxmlformats.org/officeDocument/2006/math" xmlns:v="urn:schemas-microsoft-com:vml" xmlns:wp14="http://schemas.microsoft.com/office/word/2010/wordprocessingDrawing" xmlns:wp="http://schemas.openxmlformats.org/drawingml/2006/wordprocessingDrawing" xmlns:w10="urn:schemas-microsoft-com:office:word" xmlns:w="http://schemas.openxmlformats.org/wordprocessingml/2006/main" xmlns:w14="http://schemas.microsoft.com/office/word/2010/wordml" xmlns:w15="http://schemas.microsoft.com/office/word/2012/wordml" xmlns:w16cex="http://schemas.microsoft.com/office/word/2018/wordml/cex" xmlns:w16cid="http://schemas.microsoft.com/office/word/2016/wordml/cid" xmlns:w16="http://schemas.microsoft.com/office/word/2018/wordml" xmlns:w16sdtdh="http://schemas.microsoft.com/office/word/2020/wordml/sdtdatahash" xmlns:w16se="http://schemas.microsoft.com/office/word/2015/wordml/symex" xmlns:wpg="http://schemas.microsoft.com/office/word/2010/wordprocessingGroup" xmlns:wpi="http://schemas.microsoft.com/office/word/2010/wordprocessingInk" xmlns:wne="http://schemas.microsoft.com/office/word/2006/wordml" xmlns:wps="http://schemas.microsoft.com/office/word/2010/wordprocessingShape" mc:Ignorable="w14 w15 w16se w16cid w16 w16cex w16sdtdh wp14">
+<w:footnotes xmlns:wpc="http://schemas.microsoft.com/office/word/2010/wordprocessingCanvas" xmlns:cx="http://schemas.microsoft.com/office/drawing/2014/chartex" xmlns:cx1="http://schemas.microsoft.com/office/drawing/2015/9/8/chartex" xmlns:cx2="http://schemas.microsoft.com/office/drawing/2015/10/21/chartex" xmlns:cx3="http://schemas.microsoft.com/office/drawing/2016/5/9/chartex" xmlns:cx4="http://schemas.microsoft.com/office/drawing/2016/5/10/chartex" xmlns:cx5="http://schemas.microsoft.com/office/drawing/2016/5/11/chartex" xmlns:cx6="http://schemas.microsoft.com/office/drawing/2016/5/12/chartex" xmlns:cx7="http://schemas.microsoft.com/office/drawing/2016/5/13/chartex" xmlns:cx8="http://schemas.microsoft.com/office/drawing/2016/5/14/chartex" xmlns:mc="http://schemas.openxmlformats.org/markup-compatibility/2006" xmlns:aink="http://schemas.microsoft.com/office/drawing/2016/ink" xmlns:am3d="http://schemas.microsoft.com/office/drawing/2017/model3d" xmlns:o="urn:schemas-microsoft-com:office:office" xmlns:r="http://schemas.openxmlformats.org/officeDocument/2006/relationships" xmlns:m="http://schemas.openxmlformats.org/officeDocument/2006/math" xmlns:v="urn:schemas-microsoft-com:vml" xmlns:wp14="http://schemas.microsoft.com/office/word/2010/wordprocessingDrawing" xmlns:wp="http://schemas.openxmlformats.org/drawingml/2006/wordprocessingDrawing" xmlns:w10="urn:schemas-microsoft-com:office:word" xmlns:w="http://schemas.openxmlformats.org/wordprocessingml/2006/main" xmlns:w14="http://schemas.microsoft.com/office/word/2010/wordml" xmlns:w15="http://schemas.microsoft.com/office/word/2012/wordml" xmlns:w16cid="http://schemas.microsoft.com/office/word/2016/wordml/cid" xmlns:w16se="http://schemas.microsoft.com/office/word/2015/wordml/symex" xmlns:wpg="http://schemas.microsoft.com/office/word/2010/wordprocessingGroup" xmlns:wpi="http://schemas.microsoft.com/office/word/2010/wordprocessingInk" xmlns:wne="http://schemas.microsoft.com/office/word/2006/wordml" xmlns:wps="http://schemas.microsoft.com/office/word/2010/wordprocessingShape" mc:Ignorable="w14 w15 w16se w16cid wp14">
   <w:footnote w:type="separator" w:id="-1">
     <w:p>
       <w:pPr>
@@ -22894,7 +22853,7 @@
 </file>
 
 <file path=word/header1.xml><?xml version="1.0" encoding="utf-8"?>
-<w:hdr xmlns:wpc="http://schemas.microsoft.com/office/word/2010/wordprocessingCanvas" xmlns:cx="http://schemas.microsoft.com/office/drawing/2014/chartex" xmlns:cx1="http://schemas.microsoft.com/office/drawing/2015/9/8/chartex" xmlns:cx2="http://schemas.microsoft.com/office/drawing/2015/10/21/chartex" xmlns:cx3="http://schemas.microsoft.com/office/drawing/2016/5/9/chartex" xmlns:cx4="http://schemas.microsoft.com/office/drawing/2016/5/10/chartex" xmlns:cx5="http://schemas.microsoft.com/office/drawing/2016/5/11/chartex" xmlns:cx6="http://schemas.microsoft.com/office/drawing/2016/5/12/chartex" xmlns:cx7="http://schemas.microsoft.com/office/drawing/2016/5/13/chartex" xmlns:cx8="http://schemas.microsoft.com/office/drawing/2016/5/14/chartex" xmlns:mc="http://schemas.openxmlformats.org/markup-compatibility/2006" xmlns:aink="http://schemas.microsoft.com/office/drawing/2016/ink" xmlns:am3d="http://schemas.microsoft.com/office/drawing/2017/model3d" xmlns:o="urn:schemas-microsoft-com:office:office" xmlns:r="http://schemas.openxmlformats.org/officeDocument/2006/relationships" xmlns:m="http://schemas.openxmlformats.org/officeDocument/2006/math" xmlns:v="urn:schemas-microsoft-com:vml" xmlns:wp14="http://schemas.microsoft.com/office/word/2010/wordprocessingDrawing" xmlns:wp="http://schemas.openxmlformats.org/drawingml/2006/wordprocessingDrawing" xmlns:w10="urn:schemas-microsoft-com:office:word" xmlns:w="http://schemas.openxmlformats.org/wordprocessingml/2006/main" xmlns:w14="http://schemas.microsoft.com/office/word/2010/wordml" xmlns:w15="http://schemas.microsoft.com/office/word/2012/wordml" xmlns:w16cex="http://schemas.microsoft.com/office/word/2018/wordml/cex" xmlns:w16cid="http://schemas.microsoft.com/office/word/2016/wordml/cid" xmlns:w16="http://schemas.microsoft.com/office/word/2018/wordml" xmlns:w16sdtdh="http://schemas.microsoft.com/office/word/2020/wordml/sdtdatahash" xmlns:w16se="http://schemas.microsoft.com/office/word/2015/wordml/symex" xmlns:wpg="http://schemas.microsoft.com/office/word/2010/wordprocessingGroup" xmlns:wpi="http://schemas.microsoft.com/office/word/2010/wordprocessingInk" xmlns:wne="http://schemas.microsoft.com/office/word/2006/wordml" xmlns:wps="http://schemas.microsoft.com/office/word/2010/wordprocessingShape" mc:Ignorable="w14 w15 w16se w16cid w16 w16cex w16sdtdh wp14">
+<w:hdr xmlns:wpc="http://schemas.microsoft.com/office/word/2010/wordprocessingCanvas" xmlns:cx="http://schemas.microsoft.com/office/drawing/2014/chartex" xmlns:cx1="http://schemas.microsoft.com/office/drawing/2015/9/8/chartex" xmlns:cx2="http://schemas.microsoft.com/office/drawing/2015/10/21/chartex" xmlns:cx3="http://schemas.microsoft.com/office/drawing/2016/5/9/chartex" xmlns:cx4="http://schemas.microsoft.com/office/drawing/2016/5/10/chartex" xmlns:cx5="http://schemas.microsoft.com/office/drawing/2016/5/11/chartex" xmlns:cx6="http://schemas.microsoft.com/office/drawing/2016/5/12/chartex" xmlns:cx7="http://schemas.microsoft.com/office/drawing/2016/5/13/chartex" xmlns:cx8="http://schemas.microsoft.com/office/drawing/2016/5/14/chartex" xmlns:mc="http://schemas.openxmlformats.org/markup-compatibility/2006" xmlns:aink="http://schemas.microsoft.com/office/drawing/2016/ink" xmlns:am3d="http://schemas.microsoft.com/office/drawing/2017/model3d" xmlns:o="urn:schemas-microsoft-com:office:office" xmlns:r="http://schemas.openxmlformats.org/officeDocument/2006/relationships" xmlns:m="http://schemas.openxmlformats.org/officeDocument/2006/math" xmlns:v="urn:schemas-microsoft-com:vml" xmlns:wp14="http://schemas.microsoft.com/office/word/2010/wordprocessingDrawing" xmlns:wp="http://schemas.openxmlformats.org/drawingml/2006/wordprocessingDrawing" xmlns:w10="urn:schemas-microsoft-com:office:word" xmlns:w="http://schemas.openxmlformats.org/wordprocessingml/2006/main" xmlns:w14="http://schemas.microsoft.com/office/word/2010/wordml" xmlns:w15="http://schemas.microsoft.com/office/word/2012/wordml" xmlns:w16cid="http://schemas.microsoft.com/office/word/2016/wordml/cid" xmlns:w16se="http://schemas.microsoft.com/office/word/2015/wordml/symex" xmlns:wpg="http://schemas.microsoft.com/office/word/2010/wordprocessingGroup" xmlns:wpi="http://schemas.microsoft.com/office/word/2010/wordprocessingInk" xmlns:wne="http://schemas.microsoft.com/office/word/2006/wordml" xmlns:wps="http://schemas.microsoft.com/office/word/2010/wordprocessingShape" mc:Ignorable="w14 w15 w16se w16cid wp14">
   <w:p>
     <w:pPr>
       <w:pStyle w:val="Encabezado"/>
@@ -22966,7 +22925,7 @@
 </file>
 
 <file path=word/numbering.xml><?xml version="1.0" encoding="utf-8"?>
-<w:numbering xmlns:wpc="http://schemas.microsoft.com/office/word/2010/wordprocessingCanvas" xmlns:cx="http://schemas.microsoft.com/office/drawing/2014/chartex" xmlns:cx1="http://schemas.microsoft.com/office/drawing/2015/9/8/chartex" xmlns:cx2="http://schemas.microsoft.com/office/drawing/2015/10/21/chartex" xmlns:cx3="http://schemas.microsoft.com/office/drawing/2016/5/9/chartex" xmlns:cx4="http://schemas.microsoft.com/office/drawing/2016/5/10/chartex" xmlns:cx5="http://schemas.microsoft.com/office/drawing/2016/5/11/chartex" xmlns:cx6="http://schemas.microsoft.com/office/drawing/2016/5/12/chartex" xmlns:cx7="http://schemas.microsoft.com/office/drawing/2016/5/13/chartex" xmlns:cx8="http://schemas.microsoft.com/office/drawing/2016/5/14/chartex" xmlns:mc="http://schemas.openxmlformats.org/markup-compatibility/2006" xmlns:aink="http://schemas.microsoft.com/office/drawing/2016/ink" xmlns:am3d="http://schemas.microsoft.com/office/drawing/2017/model3d" xmlns:o="urn:schemas-microsoft-com:office:office" xmlns:r="http://schemas.openxmlformats.org/officeDocument/2006/relationships" xmlns:m="http://schemas.openxmlformats.org/officeDocument/2006/math" xmlns:v="urn:schemas-microsoft-com:vml" xmlns:wp14="http://schemas.microsoft.com/office/word/2010/wordprocessingDrawing" xmlns:wp="http://schemas.openxmlformats.org/drawingml/2006/wordprocessingDrawing" xmlns:w10="urn:schemas-microsoft-com:office:word" xmlns:w="http://schemas.openxmlformats.org/wordprocessingml/2006/main" xmlns:w14="http://schemas.microsoft.com/office/word/2010/wordml" xmlns:w15="http://schemas.microsoft.com/office/word/2012/wordml" xmlns:w16cex="http://schemas.microsoft.com/office/word/2018/wordml/cex" xmlns:w16cid="http://schemas.microsoft.com/office/word/2016/wordml/cid" xmlns:w16="http://schemas.microsoft.com/office/word/2018/wordml" xmlns:w16sdtdh="http://schemas.microsoft.com/office/word/2020/wordml/sdtdatahash" xmlns:w16se="http://schemas.microsoft.com/office/word/2015/wordml/symex" xmlns:wpg="http://schemas.microsoft.com/office/word/2010/wordprocessingGroup" xmlns:wpi="http://schemas.microsoft.com/office/word/2010/wordprocessingInk" xmlns:wne="http://schemas.microsoft.com/office/word/2006/wordml" xmlns:wps="http://schemas.microsoft.com/office/word/2010/wordprocessingShape" mc:Ignorable="w14 w15 w16se w16cid w16 w16cex w16sdtdh wp14">
+<w:numbering xmlns:wpc="http://schemas.microsoft.com/office/word/2010/wordprocessingCanvas" xmlns:cx="http://schemas.microsoft.com/office/drawing/2014/chartex" xmlns:cx1="http://schemas.microsoft.com/office/drawing/2015/9/8/chartex" xmlns:cx2="http://schemas.microsoft.com/office/drawing/2015/10/21/chartex" xmlns:cx3="http://schemas.microsoft.com/office/drawing/2016/5/9/chartex" xmlns:cx4="http://schemas.microsoft.com/office/drawing/2016/5/10/chartex" xmlns:cx5="http://schemas.microsoft.com/office/drawing/2016/5/11/chartex" xmlns:cx6="http://schemas.microsoft.com/office/drawing/2016/5/12/chartex" xmlns:cx7="http://schemas.microsoft.com/office/drawing/2016/5/13/chartex" xmlns:cx8="http://schemas.microsoft.com/office/drawing/2016/5/14/chartex" xmlns:mc="http://schemas.openxmlformats.org/markup-compatibility/2006" xmlns:aink="http://schemas.microsoft.com/office/drawing/2016/ink" xmlns:am3d="http://schemas.microsoft.com/office/drawing/2017/model3d" xmlns:o="urn:schemas-microsoft-com:office:office" xmlns:r="http://schemas.openxmlformats.org/officeDocument/2006/relationships" xmlns:m="http://schemas.openxmlformats.org/officeDocument/2006/math" xmlns:v="urn:schemas-microsoft-com:vml" xmlns:wp14="http://schemas.microsoft.com/office/word/2010/wordprocessingDrawing" xmlns:wp="http://schemas.openxmlformats.org/drawingml/2006/wordprocessingDrawing" xmlns:w10="urn:schemas-microsoft-com:office:word" xmlns:w="http://schemas.openxmlformats.org/wordprocessingml/2006/main" xmlns:w14="http://schemas.microsoft.com/office/word/2010/wordml" xmlns:w15="http://schemas.microsoft.com/office/word/2012/wordml" xmlns:w16cid="http://schemas.microsoft.com/office/word/2016/wordml/cid" xmlns:w16se="http://schemas.microsoft.com/office/word/2015/wordml/symex" xmlns:wpg="http://schemas.microsoft.com/office/word/2010/wordprocessingGroup" xmlns:wpi="http://schemas.microsoft.com/office/word/2010/wordprocessingInk" xmlns:wne="http://schemas.microsoft.com/office/word/2006/wordml" xmlns:wps="http://schemas.microsoft.com/office/word/2010/wordprocessingShape" mc:Ignorable="w14 w15 w16se w16cid wp14">
   <w:abstractNum w:abstractNumId="0" w15:restartNumberingAfterBreak="0">
     <w:nsid w:val="FFFFFF89"/>
     <w:multiLevelType w:val="singleLevel"/>
@@ -30456,7 +30415,7 @@
 </file>
 
 <file path=word/styles.xml><?xml version="1.0" encoding="utf-8"?>
-<w:styles xmlns:mc="http://schemas.openxmlformats.org/markup-compatibility/2006" xmlns:r="http://schemas.openxmlformats.org/officeDocument/2006/relationships" xmlns:w="http://schemas.openxmlformats.org/wordprocessingml/2006/main" xmlns:w14="http://schemas.microsoft.com/office/word/2010/wordml" xmlns:w15="http://schemas.microsoft.com/office/word/2012/wordml" xmlns:w16cex="http://schemas.microsoft.com/office/word/2018/wordml/cex" xmlns:w16cid="http://schemas.microsoft.com/office/word/2016/wordml/cid" xmlns:w16="http://schemas.microsoft.com/office/word/2018/wordml" xmlns:w16sdtdh="http://schemas.microsoft.com/office/word/2020/wordml/sdtdatahash" xmlns:w16se="http://schemas.microsoft.com/office/word/2015/wordml/symex" mc:Ignorable="w14 w15 w16se w16cid w16 w16cex w16sdtdh">
+<w:styles xmlns:mc="http://schemas.openxmlformats.org/markup-compatibility/2006" xmlns:r="http://schemas.openxmlformats.org/officeDocument/2006/relationships" xmlns:w="http://schemas.openxmlformats.org/wordprocessingml/2006/main" xmlns:w14="http://schemas.microsoft.com/office/word/2010/wordml" xmlns:w15="http://schemas.microsoft.com/office/word/2012/wordml" xmlns:w16cid="http://schemas.microsoft.com/office/word/2016/wordml/cid" xmlns:w16se="http://schemas.microsoft.com/office/word/2015/wordml/symex" mc:Ignorable="w14 w15 w16se w16cid">
   <w:docDefaults>
     <w:rPrDefault>
       <w:rPr>
@@ -30466,7 +30425,7 @@
     </w:rPrDefault>
     <w:pPrDefault/>
   </w:docDefaults>
-  <w:latentStyles w:defLockedState="0" w:defUIPriority="99" w:defSemiHidden="0" w:defUnhideWhenUsed="0" w:defQFormat="0" w:count="376">
+  <w:latentStyles w:defLockedState="0" w:defUIPriority="99" w:defSemiHidden="0" w:defUnhideWhenUsed="0" w:defQFormat="0" w:count="375">
     <w:lsdException w:name="Normal" w:uiPriority="0" w:qFormat="1"/>
     <w:lsdException w:name="heading 1" w:uiPriority="9" w:qFormat="1"/>
     <w:lsdException w:name="heading 2" w:semiHidden="1" w:uiPriority="9" w:unhideWhenUsed="1" w:qFormat="1"/>
@@ -30842,7 +30801,6 @@
     <w:lsdException w:name="Smart Hyperlink" w:semiHidden="1" w:unhideWhenUsed="1"/>
     <w:lsdException w:name="Hashtag" w:semiHidden="1" w:unhideWhenUsed="1"/>
     <w:lsdException w:name="Unresolved Mention" w:semiHidden="1" w:unhideWhenUsed="1"/>
-    <w:lsdException w:name="Smart Link" w:semiHidden="1" w:unhideWhenUsed="1"/>
   </w:latentStyles>
   <w:style w:type="paragraph" w:default="1" w:styleId="Normal">
     <w:name w:val="Normal"/>
@@ -32164,14 +32122,7 @@
 </file>
 
 <file path=customXml/item1.xml><?xml version="1.0" encoding="utf-8"?>
-<p:properties xmlns:p="http://schemas.microsoft.com/office/2006/metadata/properties" xmlns:xsi="http://www.w3.org/2001/XMLSchema-instance" xmlns:pc="http://schemas.microsoft.com/office/infopath/2007/PartnerControls">
-  <documentManagement>
-    <TaxCatchAll xmlns="13c90a0b-73bc-4dc0-be5f-28d77b615beb" xsi:nil="true"/>
-    <lcf76f155ced4ddcb4097134ff3c332f xmlns="13c93bba-48ce-428c-bfe5-88b42c19b028">
-      <Terms xmlns="http://schemas.microsoft.com/office/infopath/2007/PartnerControls"/>
-    </lcf76f155ced4ddcb4097134ff3c332f>
-  </documentManagement>
-</p:properties>
+<b:Sources xmlns:b="http://schemas.openxmlformats.org/officeDocument/2006/bibliography" xmlns="http://schemas.openxmlformats.org/officeDocument/2006/bibliography" SelectedStyle="\APASixthEditionOfficeOnline.xsl" StyleName="APA" Version="6"/>
 </file>
 
 <file path=customXml/item2.xml><?xml version="1.0" encoding="utf-8"?>
@@ -32419,51 +32370,32 @@
 </file>
 
 <file path=customXml/item4.xml><?xml version="1.0" encoding="utf-8"?>
-<b:Sources xmlns:b="http://schemas.openxmlformats.org/officeDocument/2006/bibliography" xmlns="http://schemas.openxmlformats.org/officeDocument/2006/bibliography" SelectedStyle="\APASixthEditionOfficeOnline.xsl" StyleName="APA" Version="6"/>
+<p:properties xmlns:p="http://schemas.microsoft.com/office/2006/metadata/properties" xmlns:xsi="http://www.w3.org/2001/XMLSchema-instance" xmlns:pc="http://schemas.microsoft.com/office/infopath/2007/PartnerControls">
+  <documentManagement>
+    <TaxCatchAll xmlns="13c90a0b-73bc-4dc0-be5f-28d77b615beb" xsi:nil="true"/>
+    <lcf76f155ced4ddcb4097134ff3c332f xmlns="13c93bba-48ce-428c-bfe5-88b42c19b028">
+      <Terms xmlns="http://schemas.microsoft.com/office/infopath/2007/PartnerControls"/>
+    </lcf76f155ced4ddcb4097134ff3c332f>
+  </documentManagement>
+</p:properties>
 </file>
 
 <file path=customXml/itemProps1.xml><?xml version="1.0" encoding="utf-8"?>
-<ds:datastoreItem xmlns:ds="http://schemas.openxmlformats.org/officeDocument/2006/customXml" ds:itemID="{E6A5E10C-1D92-4166-8CF9-F6258CA7C31E}">
+<ds:datastoreItem xmlns:ds="http://schemas.openxmlformats.org/officeDocument/2006/customXml" ds:itemID="{EC00798D-D106-46F1-8118-41742F1153F4}">
   <ds:schemaRefs>
-    <ds:schemaRef ds:uri="http://schemas.microsoft.com/office/2006/metadata/properties"/>
-    <ds:schemaRef ds:uri="http://schemas.microsoft.com/office/infopath/2007/PartnerControls"/>
-    <ds:schemaRef ds:uri="13c90a0b-73bc-4dc0-be5f-28d77b615beb"/>
-    <ds:schemaRef ds:uri="13c93bba-48ce-428c-bfe5-88b42c19b028"/>
+    <ds:schemaRef ds:uri="http://schemas.openxmlformats.org/officeDocument/2006/bibliography"/>
   </ds:schemaRefs>
 </ds:datastoreItem>
 </file>
 
 <file path=customXml/itemProps2.xml><?xml version="1.0" encoding="utf-8"?>
-<ds:datastoreItem xmlns:ds="http://schemas.openxmlformats.org/officeDocument/2006/customXml" ds:itemID="{E099148A-1817-4764-AA39-78EBC446C25C}">
-  <ds:schemaRefs>
-    <ds:schemaRef ds:uri="http://schemas.microsoft.com/office/2006/metadata/contentType"/>
-    <ds:schemaRef ds:uri="http://schemas.microsoft.com/office/2006/metadata/properties/metaAttributes"/>
-    <ds:schemaRef ds:uri="http://www.w3.org/2001/XMLSchema"/>
-    <ds:schemaRef ds:uri="http://schemas.microsoft.com/office/2006/metadata/properties"/>
-    <ds:schemaRef ds:uri="13c90a0b-73bc-4dc0-be5f-28d77b615beb"/>
-    <ds:schemaRef ds:uri="13c93bba-48ce-428c-bfe5-88b42c19b028"/>
-    <ds:schemaRef ds:uri="http://schemas.microsoft.com/office/2006/documentManagement/types"/>
-    <ds:schemaRef ds:uri="http://schemas.microsoft.com/office/infopath/2007/PartnerControls"/>
-    <ds:schemaRef ds:uri="http://schemas.openxmlformats.org/package/2006/metadata/core-properties"/>
-    <ds:schemaRef ds:uri="http://purl.org/dc/elements/1.1/"/>
-    <ds:schemaRef ds:uri="http://purl.org/dc/terms/"/>
-    <ds:schemaRef ds:uri="http://schemas.microsoft.com/internal/obd"/>
-  </ds:schemaRefs>
-</ds:datastoreItem>
+<ds:datastoreItem xmlns:ds="http://schemas.openxmlformats.org/officeDocument/2006/customXml" ds:itemID="{D120CCE3-7D95-4B40-8B31-720BFFF7FED1}"/>
 </file>
 
 <file path=customXml/itemProps3.xml><?xml version="1.0" encoding="utf-8"?>
-<ds:datastoreItem xmlns:ds="http://schemas.openxmlformats.org/officeDocument/2006/customXml" ds:itemID="{3D552ED9-8BCC-461B-9B4B-690EB814B45F}">
-  <ds:schemaRefs>
-    <ds:schemaRef ds:uri="http://schemas.microsoft.com/sharepoint/v3/contenttype/forms"/>
-  </ds:schemaRefs>
-</ds:datastoreItem>
+<ds:datastoreItem xmlns:ds="http://schemas.openxmlformats.org/officeDocument/2006/customXml" ds:itemID="{7FFF0594-E4C3-4DBC-9046-8E44FA54D2EA}"/>
 </file>
 
 <file path=customXml/itemProps4.xml><?xml version="1.0" encoding="utf-8"?>
-<ds:datastoreItem xmlns:ds="http://schemas.openxmlformats.org/officeDocument/2006/customXml" ds:itemID="{E65BED11-87CD-4E7E-AEC0-A23B861D148D}">
-  <ds:schemaRefs>
-    <ds:schemaRef ds:uri="http://schemas.openxmlformats.org/officeDocument/2006/bibliography"/>
-  </ds:schemaRefs>
-</ds:datastoreItem>
+<ds:datastoreItem xmlns:ds="http://schemas.openxmlformats.org/officeDocument/2006/customXml" ds:itemID="{387970AD-7ABB-49D4-8C99-733A919AA842}"/>
 </file>